--- a/documentation.docx
+++ b/documentation.docx
@@ -828,10 +828,7 @@
         <w:pStyle w:val="Heading1"/>
       </w:pPr>
       <w:r>
-        <w:t>F</w:t>
-      </w:r>
-      <w:r>
-        <w:t>eatures you can extract from URLs</w:t>
+        <w:t>Features you can extract from URLs</w:t>
       </w:r>
     </w:p>
     <w:p>
@@ -10738,7 +10735,7 @@
     <w:p>
       <w:r>
         <w:pict w14:anchorId="1F4B0699">
-          <v:rect id="_x0000_i1053" style="width:0;height:1.5pt" o:hralign="center" o:hrstd="t" o:hr="t" fillcolor="#a0a0a0" stroked="f"/>
+          <v:rect id="_x0000_i1039" style="width:0;height:1.5pt" o:hralign="center" o:hrstd="t" o:hr="t" fillcolor="#a0a0a0" stroked="f"/>
         </w:pict>
       </w:r>
     </w:p>
@@ -10821,7 +10818,1131 @@
         <w:t>1                    → Legitimate</w:t>
       </w:r>
     </w:p>
-    <w:p>
+    <w:tbl>
+      <w:tblPr>
+        <w:tblW w:w="0" w:type="auto"/>
+        <w:tblCellSpacing w:w="15" w:type="dxa"/>
+        <w:tblCellMar>
+          <w:top w:w="15" w:type="dxa"/>
+          <w:left w:w="15" w:type="dxa"/>
+          <w:bottom w:w="15" w:type="dxa"/>
+          <w:right w:w="15" w:type="dxa"/>
+        </w:tblCellMar>
+        <w:tblLook w:val="04A0" w:firstRow="1" w:lastRow="0" w:firstColumn="1" w:lastColumn="0" w:noHBand="0" w:noVBand="1"/>
+      </w:tblPr>
+      <w:tblGrid>
+        <w:gridCol w:w="2596"/>
+        <w:gridCol w:w="2327"/>
+        <w:gridCol w:w="1675"/>
+      </w:tblGrid>
+      <w:tr>
+        <w:trPr>
+          <w:tblHeader/>
+          <w:tblCellSpacing w:w="15" w:type="dxa"/>
+        </w:trPr>
+        <w:tc>
+          <w:tcPr>
+            <w:tcW w:w="0" w:type="auto"/>
+            <w:vAlign w:val="center"/>
+            <w:hideMark/>
+          </w:tcPr>
+          <w:p>
+            <w:pPr>
+              <w:spacing w:after="0" w:line="240" w:lineRule="auto"/>
+              <w:jc w:val="center"/>
+              <w:rPr>
+                <w:rFonts w:ascii="Times New Roman" w:eastAsia="Times New Roman" w:hAnsi="Times New Roman" w:cs="Times New Roman"/>
+                <w:b/>
+                <w:bCs/>
+                <w:sz w:val="24"/>
+                <w:szCs w:val="24"/>
+                <w:lang w:eastAsia="en-GB"/>
+              </w:rPr>
+            </w:pPr>
+            <w:r>
+              <w:rPr>
+                <w:rFonts w:ascii="Times New Roman" w:eastAsia="Times New Roman" w:hAnsi="Times New Roman" w:cs="Times New Roman"/>
+                <w:b/>
+                <w:bCs/>
+                <w:sz w:val="24"/>
+                <w:szCs w:val="24"/>
+                <w:lang w:eastAsia="en-GB"/>
+              </w:rPr>
+              <w:t>Feature</w:t>
+            </w:r>
+          </w:p>
+        </w:tc>
+        <w:tc>
+          <w:tcPr>
+            <w:tcW w:w="0" w:type="auto"/>
+            <w:vAlign w:val="center"/>
+            <w:hideMark/>
+          </w:tcPr>
+          <w:p>
+            <w:pPr>
+              <w:spacing w:after="0" w:line="240" w:lineRule="auto"/>
+              <w:jc w:val="right"/>
+              <w:rPr>
+                <w:rFonts w:ascii="Times New Roman" w:eastAsia="Times New Roman" w:hAnsi="Times New Roman" w:cs="Times New Roman"/>
+                <w:b/>
+                <w:bCs/>
+                <w:sz w:val="24"/>
+                <w:szCs w:val="24"/>
+                <w:lang w:eastAsia="en-GB"/>
+              </w:rPr>
+            </w:pPr>
+            <w:r>
+              <w:rPr>
+                <w:rFonts w:ascii="Times New Roman" w:eastAsia="Times New Roman" w:hAnsi="Times New Roman" w:cs="Times New Roman"/>
+                <w:b/>
+                <w:bCs/>
+                <w:sz w:val="24"/>
+                <w:szCs w:val="24"/>
+                <w:lang w:eastAsia="en-GB"/>
+              </w:rPr>
+              <w:t>Correlation with label</w:t>
+            </w:r>
+          </w:p>
+        </w:tc>
+        <w:tc>
+          <w:tcPr>
+            <w:tcW w:w="0" w:type="auto"/>
+            <w:vAlign w:val="center"/>
+            <w:hideMark/>
+          </w:tcPr>
+          <w:p>
+            <w:pPr>
+              <w:spacing w:after="0" w:line="240" w:lineRule="auto"/>
+              <w:jc w:val="center"/>
+              <w:rPr>
+                <w:rFonts w:ascii="Times New Roman" w:eastAsia="Times New Roman" w:hAnsi="Times New Roman" w:cs="Times New Roman"/>
+                <w:b/>
+                <w:bCs/>
+                <w:sz w:val="24"/>
+                <w:szCs w:val="24"/>
+                <w:lang w:eastAsia="en-GB"/>
+              </w:rPr>
+            </w:pPr>
+            <w:r>
+              <w:rPr>
+                <w:rFonts w:ascii="Times New Roman" w:eastAsia="Times New Roman" w:hAnsi="Times New Roman" w:cs="Times New Roman"/>
+                <w:b/>
+                <w:bCs/>
+                <w:sz w:val="24"/>
+                <w:szCs w:val="24"/>
+                <w:lang w:eastAsia="en-GB"/>
+              </w:rPr>
+              <w:t>Interpretation</w:t>
+            </w:r>
+          </w:p>
+        </w:tc>
+      </w:tr>
+      <w:tr>
+        <w:trPr>
+          <w:tblCellSpacing w:w="15" w:type="dxa"/>
+        </w:trPr>
+        <w:tc>
+          <w:tcPr>
+            <w:tcW w:w="0" w:type="auto"/>
+            <w:vAlign w:val="center"/>
+            <w:hideMark/>
+          </w:tcPr>
+          <w:p>
+            <w:pPr>
+              <w:spacing w:after="0" w:line="240" w:lineRule="auto"/>
+              <w:rPr>
+                <w:rFonts w:ascii="Times New Roman" w:eastAsia="Times New Roman" w:hAnsi="Times New Roman" w:cs="Times New Roman"/>
+                <w:sz w:val="24"/>
+                <w:szCs w:val="24"/>
+                <w:lang w:eastAsia="en-GB"/>
+              </w:rPr>
+            </w:pPr>
+            <w:proofErr w:type="spellStart"/>
+            <w:r>
+              <w:rPr>
+                <w:rFonts w:ascii="Courier New" w:eastAsia="Times New Roman" w:hAnsi="Courier New" w:cs="Courier New"/>
+                <w:sz w:val="20"/>
+                <w:szCs w:val="20"/>
+                <w:lang w:eastAsia="en-GB"/>
+              </w:rPr>
+              <w:t>URLSimilarityIndex</w:t>
+            </w:r>
+            <w:proofErr w:type="spellEnd"/>
+          </w:p>
+        </w:tc>
+        <w:tc>
+          <w:tcPr>
+            <w:tcW w:w="0" w:type="auto"/>
+            <w:vAlign w:val="center"/>
+            <w:hideMark/>
+          </w:tcPr>
+          <w:p>
+            <w:pPr>
+              <w:spacing w:after="0" w:line="240" w:lineRule="auto"/>
+              <w:jc w:val="right"/>
+              <w:rPr>
+                <w:rFonts w:ascii="Times New Roman" w:eastAsia="Times New Roman" w:hAnsi="Times New Roman" w:cs="Times New Roman"/>
+                <w:sz w:val="24"/>
+                <w:szCs w:val="24"/>
+                <w:lang w:eastAsia="en-GB"/>
+              </w:rPr>
+            </w:pPr>
+            <w:r>
+              <w:rPr>
+                <w:rFonts w:ascii="Times New Roman" w:eastAsia="Times New Roman" w:hAnsi="Times New Roman" w:cs="Times New Roman"/>
+                <w:b/>
+                <w:bCs/>
+                <w:sz w:val="24"/>
+                <w:szCs w:val="24"/>
+                <w:lang w:eastAsia="en-GB"/>
+              </w:rPr>
+              <w:t>+0.86</w:t>
+            </w:r>
+          </w:p>
+        </w:tc>
+        <w:tc>
+          <w:tcPr>
+            <w:tcW w:w="0" w:type="auto"/>
+            <w:vAlign w:val="center"/>
+            <w:hideMark/>
+          </w:tcPr>
+          <w:p>
+            <w:pPr>
+              <w:spacing w:after="0" w:line="240" w:lineRule="auto"/>
+              <w:rPr>
+                <w:rFonts w:ascii="Times New Roman" w:eastAsia="Times New Roman" w:hAnsi="Times New Roman" w:cs="Times New Roman"/>
+                <w:sz w:val="24"/>
+                <w:szCs w:val="24"/>
+                <w:lang w:eastAsia="en-GB"/>
+              </w:rPr>
+            </w:pPr>
+            <w:r>
+              <w:rPr>
+                <w:rFonts w:ascii="Times New Roman" w:eastAsia="Times New Roman" w:hAnsi="Times New Roman" w:cs="Times New Roman"/>
+                <w:sz w:val="24"/>
+                <w:szCs w:val="24"/>
+                <w:lang w:eastAsia="en-GB"/>
+              </w:rPr>
+              <w:t>Very strong</w:t>
+            </w:r>
+          </w:p>
+        </w:tc>
+      </w:tr>
+      <w:tr>
+        <w:trPr>
+          <w:tblCellSpacing w:w="15" w:type="dxa"/>
+        </w:trPr>
+        <w:tc>
+          <w:tcPr>
+            <w:tcW w:w="0" w:type="auto"/>
+            <w:vAlign w:val="center"/>
+            <w:hideMark/>
+          </w:tcPr>
+          <w:p>
+            <w:pPr>
+              <w:spacing w:after="0" w:line="240" w:lineRule="auto"/>
+              <w:rPr>
+                <w:rFonts w:ascii="Times New Roman" w:eastAsia="Times New Roman" w:hAnsi="Times New Roman" w:cs="Times New Roman"/>
+                <w:sz w:val="24"/>
+                <w:szCs w:val="24"/>
+                <w:lang w:eastAsia="en-GB"/>
+              </w:rPr>
+            </w:pPr>
+            <w:proofErr w:type="spellStart"/>
+            <w:r>
+              <w:rPr>
+                <w:rFonts w:ascii="Courier New" w:eastAsia="Times New Roman" w:hAnsi="Courier New" w:cs="Courier New"/>
+                <w:sz w:val="20"/>
+                <w:szCs w:val="20"/>
+                <w:lang w:eastAsia="en-GB"/>
+              </w:rPr>
+              <w:t>HasSocialNet</w:t>
+            </w:r>
+            <w:proofErr w:type="spellEnd"/>
+          </w:p>
+        </w:tc>
+        <w:tc>
+          <w:tcPr>
+            <w:tcW w:w="0" w:type="auto"/>
+            <w:vAlign w:val="center"/>
+            <w:hideMark/>
+          </w:tcPr>
+          <w:p>
+            <w:pPr>
+              <w:spacing w:after="0" w:line="240" w:lineRule="auto"/>
+              <w:jc w:val="right"/>
+              <w:rPr>
+                <w:rFonts w:ascii="Times New Roman" w:eastAsia="Times New Roman" w:hAnsi="Times New Roman" w:cs="Times New Roman"/>
+                <w:sz w:val="24"/>
+                <w:szCs w:val="24"/>
+                <w:lang w:eastAsia="en-GB"/>
+              </w:rPr>
+            </w:pPr>
+            <w:r>
+              <w:rPr>
+                <w:rFonts w:ascii="Times New Roman" w:eastAsia="Times New Roman" w:hAnsi="Times New Roman" w:cs="Times New Roman"/>
+                <w:b/>
+                <w:bCs/>
+                <w:sz w:val="24"/>
+                <w:szCs w:val="24"/>
+                <w:lang w:eastAsia="en-GB"/>
+              </w:rPr>
+              <w:t>+0.78</w:t>
+            </w:r>
+          </w:p>
+        </w:tc>
+        <w:tc>
+          <w:tcPr>
+            <w:tcW w:w="0" w:type="auto"/>
+            <w:vAlign w:val="center"/>
+            <w:hideMark/>
+          </w:tcPr>
+          <w:p>
+            <w:pPr>
+              <w:spacing w:after="0" w:line="240" w:lineRule="auto"/>
+              <w:rPr>
+                <w:rFonts w:ascii="Times New Roman" w:eastAsia="Times New Roman" w:hAnsi="Times New Roman" w:cs="Times New Roman"/>
+                <w:sz w:val="24"/>
+                <w:szCs w:val="24"/>
+                <w:lang w:eastAsia="en-GB"/>
+              </w:rPr>
+            </w:pPr>
+            <w:r>
+              <w:rPr>
+                <w:rFonts w:ascii="Times New Roman" w:eastAsia="Times New Roman" w:hAnsi="Times New Roman" w:cs="Times New Roman"/>
+                <w:sz w:val="24"/>
+                <w:szCs w:val="24"/>
+                <w:lang w:eastAsia="en-GB"/>
+              </w:rPr>
+              <w:t>Strong</w:t>
+            </w:r>
+          </w:p>
+        </w:tc>
+      </w:tr>
+      <w:tr>
+        <w:trPr>
+          <w:tblCellSpacing w:w="15" w:type="dxa"/>
+        </w:trPr>
+        <w:tc>
+          <w:tcPr>
+            <w:tcW w:w="0" w:type="auto"/>
+            <w:vAlign w:val="center"/>
+            <w:hideMark/>
+          </w:tcPr>
+          <w:p>
+            <w:pPr>
+              <w:spacing w:after="0" w:line="240" w:lineRule="auto"/>
+              <w:rPr>
+                <w:rFonts w:ascii="Times New Roman" w:eastAsia="Times New Roman" w:hAnsi="Times New Roman" w:cs="Times New Roman"/>
+                <w:sz w:val="24"/>
+                <w:szCs w:val="24"/>
+                <w:lang w:eastAsia="en-GB"/>
+              </w:rPr>
+            </w:pPr>
+            <w:proofErr w:type="spellStart"/>
+            <w:r>
+              <w:rPr>
+                <w:rFonts w:ascii="Courier New" w:eastAsia="Times New Roman" w:hAnsi="Courier New" w:cs="Courier New"/>
+                <w:sz w:val="20"/>
+                <w:szCs w:val="20"/>
+                <w:lang w:eastAsia="en-GB"/>
+              </w:rPr>
+              <w:t>HasCopyrightInfo</w:t>
+            </w:r>
+            <w:proofErr w:type="spellEnd"/>
+          </w:p>
+        </w:tc>
+        <w:tc>
+          <w:tcPr>
+            <w:tcW w:w="0" w:type="auto"/>
+            <w:vAlign w:val="center"/>
+            <w:hideMark/>
+          </w:tcPr>
+          <w:p>
+            <w:pPr>
+              <w:spacing w:after="0" w:line="240" w:lineRule="auto"/>
+              <w:jc w:val="right"/>
+              <w:rPr>
+                <w:rFonts w:ascii="Times New Roman" w:eastAsia="Times New Roman" w:hAnsi="Times New Roman" w:cs="Times New Roman"/>
+                <w:sz w:val="24"/>
+                <w:szCs w:val="24"/>
+                <w:lang w:eastAsia="en-GB"/>
+              </w:rPr>
+            </w:pPr>
+            <w:r>
+              <w:rPr>
+                <w:rFonts w:ascii="Times New Roman" w:eastAsia="Times New Roman" w:hAnsi="Times New Roman" w:cs="Times New Roman"/>
+                <w:b/>
+                <w:bCs/>
+                <w:sz w:val="24"/>
+                <w:szCs w:val="24"/>
+                <w:lang w:eastAsia="en-GB"/>
+              </w:rPr>
+              <w:t>+0.74</w:t>
+            </w:r>
+          </w:p>
+        </w:tc>
+        <w:tc>
+          <w:tcPr>
+            <w:tcW w:w="0" w:type="auto"/>
+            <w:vAlign w:val="center"/>
+            <w:hideMark/>
+          </w:tcPr>
+          <w:p>
+            <w:pPr>
+              <w:spacing w:after="0" w:line="240" w:lineRule="auto"/>
+              <w:rPr>
+                <w:rFonts w:ascii="Times New Roman" w:eastAsia="Times New Roman" w:hAnsi="Times New Roman" w:cs="Times New Roman"/>
+                <w:sz w:val="24"/>
+                <w:szCs w:val="24"/>
+                <w:lang w:eastAsia="en-GB"/>
+              </w:rPr>
+            </w:pPr>
+            <w:r>
+              <w:rPr>
+                <w:rFonts w:ascii="Times New Roman" w:eastAsia="Times New Roman" w:hAnsi="Times New Roman" w:cs="Times New Roman"/>
+                <w:sz w:val="24"/>
+                <w:szCs w:val="24"/>
+                <w:lang w:eastAsia="en-GB"/>
+              </w:rPr>
+              <w:t>Strong</w:t>
+            </w:r>
+          </w:p>
+        </w:tc>
+      </w:tr>
+      <w:tr>
+        <w:trPr>
+          <w:tblCellSpacing w:w="15" w:type="dxa"/>
+        </w:trPr>
+        <w:tc>
+          <w:tcPr>
+            <w:tcW w:w="0" w:type="auto"/>
+            <w:vAlign w:val="center"/>
+            <w:hideMark/>
+          </w:tcPr>
+          <w:p>
+            <w:pPr>
+              <w:spacing w:after="0" w:line="240" w:lineRule="auto"/>
+              <w:rPr>
+                <w:rFonts w:ascii="Times New Roman" w:eastAsia="Times New Roman" w:hAnsi="Times New Roman" w:cs="Times New Roman"/>
+                <w:sz w:val="24"/>
+                <w:szCs w:val="24"/>
+                <w:lang w:eastAsia="en-GB"/>
+              </w:rPr>
+            </w:pPr>
+            <w:proofErr w:type="spellStart"/>
+            <w:r>
+              <w:rPr>
+                <w:rFonts w:ascii="Courier New" w:eastAsia="Times New Roman" w:hAnsi="Courier New" w:cs="Courier New"/>
+                <w:sz w:val="20"/>
+                <w:szCs w:val="20"/>
+                <w:lang w:eastAsia="en-GB"/>
+              </w:rPr>
+              <w:t>HasDescription</w:t>
+            </w:r>
+            <w:proofErr w:type="spellEnd"/>
+          </w:p>
+        </w:tc>
+        <w:tc>
+          <w:tcPr>
+            <w:tcW w:w="0" w:type="auto"/>
+            <w:vAlign w:val="center"/>
+            <w:hideMark/>
+          </w:tcPr>
+          <w:p>
+            <w:pPr>
+              <w:spacing w:after="0" w:line="240" w:lineRule="auto"/>
+              <w:jc w:val="right"/>
+              <w:rPr>
+                <w:rFonts w:ascii="Times New Roman" w:eastAsia="Times New Roman" w:hAnsi="Times New Roman" w:cs="Times New Roman"/>
+                <w:sz w:val="24"/>
+                <w:szCs w:val="24"/>
+                <w:lang w:eastAsia="en-GB"/>
+              </w:rPr>
+            </w:pPr>
+            <w:r>
+              <w:rPr>
+                <w:rFonts w:ascii="Times New Roman" w:eastAsia="Times New Roman" w:hAnsi="Times New Roman" w:cs="Times New Roman"/>
+                <w:b/>
+                <w:bCs/>
+                <w:sz w:val="24"/>
+                <w:szCs w:val="24"/>
+                <w:lang w:eastAsia="en-GB"/>
+              </w:rPr>
+              <w:t>+0.69</w:t>
+            </w:r>
+          </w:p>
+        </w:tc>
+        <w:tc>
+          <w:tcPr>
+            <w:tcW w:w="0" w:type="auto"/>
+            <w:vAlign w:val="center"/>
+            <w:hideMark/>
+          </w:tcPr>
+          <w:p>
+            <w:pPr>
+              <w:spacing w:after="0" w:line="240" w:lineRule="auto"/>
+              <w:rPr>
+                <w:rFonts w:ascii="Times New Roman" w:eastAsia="Times New Roman" w:hAnsi="Times New Roman" w:cs="Times New Roman"/>
+                <w:sz w:val="24"/>
+                <w:szCs w:val="24"/>
+                <w:lang w:eastAsia="en-GB"/>
+              </w:rPr>
+            </w:pPr>
+            <w:r>
+              <w:rPr>
+                <w:rFonts w:ascii="Times New Roman" w:eastAsia="Times New Roman" w:hAnsi="Times New Roman" w:cs="Times New Roman"/>
+                <w:sz w:val="24"/>
+                <w:szCs w:val="24"/>
+                <w:lang w:eastAsia="en-GB"/>
+              </w:rPr>
+              <w:t>Strong</w:t>
+            </w:r>
+          </w:p>
+        </w:tc>
+      </w:tr>
+      <w:tr>
+        <w:trPr>
+          <w:tblCellSpacing w:w="15" w:type="dxa"/>
+        </w:trPr>
+        <w:tc>
+          <w:tcPr>
+            <w:tcW w:w="0" w:type="auto"/>
+            <w:vAlign w:val="center"/>
+            <w:hideMark/>
+          </w:tcPr>
+          <w:p>
+            <w:pPr>
+              <w:spacing w:after="0" w:line="240" w:lineRule="auto"/>
+              <w:rPr>
+                <w:rFonts w:ascii="Times New Roman" w:eastAsia="Times New Roman" w:hAnsi="Times New Roman" w:cs="Times New Roman"/>
+                <w:sz w:val="24"/>
+                <w:szCs w:val="24"/>
+                <w:lang w:eastAsia="en-GB"/>
+              </w:rPr>
+            </w:pPr>
+            <w:proofErr w:type="spellStart"/>
+            <w:r>
+              <w:rPr>
+                <w:rFonts w:ascii="Courier New" w:eastAsia="Times New Roman" w:hAnsi="Courier New" w:cs="Courier New"/>
+                <w:sz w:val="20"/>
+                <w:szCs w:val="20"/>
+                <w:lang w:eastAsia="en-GB"/>
+              </w:rPr>
+              <w:t>IsHTTPS</w:t>
+            </w:r>
+            <w:proofErr w:type="spellEnd"/>
+          </w:p>
+        </w:tc>
+        <w:tc>
+          <w:tcPr>
+            <w:tcW w:w="0" w:type="auto"/>
+            <w:vAlign w:val="center"/>
+            <w:hideMark/>
+          </w:tcPr>
+          <w:p>
+            <w:pPr>
+              <w:spacing w:after="0" w:line="240" w:lineRule="auto"/>
+              <w:jc w:val="right"/>
+              <w:rPr>
+                <w:rFonts w:ascii="Times New Roman" w:eastAsia="Times New Roman" w:hAnsi="Times New Roman" w:cs="Times New Roman"/>
+                <w:sz w:val="24"/>
+                <w:szCs w:val="24"/>
+                <w:lang w:eastAsia="en-GB"/>
+              </w:rPr>
+            </w:pPr>
+            <w:r>
+              <w:rPr>
+                <w:rFonts w:ascii="Times New Roman" w:eastAsia="Times New Roman" w:hAnsi="Times New Roman" w:cs="Times New Roman"/>
+                <w:b/>
+                <w:bCs/>
+                <w:sz w:val="24"/>
+                <w:szCs w:val="24"/>
+                <w:lang w:eastAsia="en-GB"/>
+              </w:rPr>
+              <w:t>+0.61</w:t>
+            </w:r>
+          </w:p>
+        </w:tc>
+        <w:tc>
+          <w:tcPr>
+            <w:tcW w:w="0" w:type="auto"/>
+            <w:vAlign w:val="center"/>
+            <w:hideMark/>
+          </w:tcPr>
+          <w:p>
+            <w:pPr>
+              <w:spacing w:after="0" w:line="240" w:lineRule="auto"/>
+              <w:rPr>
+                <w:rFonts w:ascii="Times New Roman" w:eastAsia="Times New Roman" w:hAnsi="Times New Roman" w:cs="Times New Roman"/>
+                <w:sz w:val="24"/>
+                <w:szCs w:val="24"/>
+                <w:lang w:eastAsia="en-GB"/>
+              </w:rPr>
+            </w:pPr>
+            <w:r>
+              <w:rPr>
+                <w:rFonts w:ascii="Times New Roman" w:eastAsia="Times New Roman" w:hAnsi="Times New Roman" w:cs="Times New Roman"/>
+                <w:sz w:val="24"/>
+                <w:szCs w:val="24"/>
+                <w:lang w:eastAsia="en-GB"/>
+              </w:rPr>
+              <w:t>Strong</w:t>
+            </w:r>
+          </w:p>
+        </w:tc>
+      </w:tr>
+      <w:tr>
+        <w:trPr>
+          <w:tblCellSpacing w:w="15" w:type="dxa"/>
+        </w:trPr>
+        <w:tc>
+          <w:tcPr>
+            <w:tcW w:w="0" w:type="auto"/>
+            <w:vAlign w:val="center"/>
+            <w:hideMark/>
+          </w:tcPr>
+          <w:p>
+            <w:pPr>
+              <w:spacing w:after="0" w:line="240" w:lineRule="auto"/>
+              <w:rPr>
+                <w:rFonts w:ascii="Times New Roman" w:eastAsia="Times New Roman" w:hAnsi="Times New Roman" w:cs="Times New Roman"/>
+                <w:sz w:val="24"/>
+                <w:szCs w:val="24"/>
+                <w:lang w:eastAsia="en-GB"/>
+              </w:rPr>
+            </w:pPr>
+            <w:proofErr w:type="spellStart"/>
+            <w:r>
+              <w:rPr>
+                <w:rFonts w:ascii="Courier New" w:eastAsia="Times New Roman" w:hAnsi="Courier New" w:cs="Courier New"/>
+                <w:sz w:val="20"/>
+                <w:szCs w:val="20"/>
+                <w:lang w:eastAsia="en-GB"/>
+              </w:rPr>
+              <w:t>DomainTitleMatchScore</w:t>
+            </w:r>
+            <w:proofErr w:type="spellEnd"/>
+          </w:p>
+        </w:tc>
+        <w:tc>
+          <w:tcPr>
+            <w:tcW w:w="0" w:type="auto"/>
+            <w:vAlign w:val="center"/>
+            <w:hideMark/>
+          </w:tcPr>
+          <w:p>
+            <w:pPr>
+              <w:spacing w:after="0" w:line="240" w:lineRule="auto"/>
+              <w:jc w:val="right"/>
+              <w:rPr>
+                <w:rFonts w:ascii="Times New Roman" w:eastAsia="Times New Roman" w:hAnsi="Times New Roman" w:cs="Times New Roman"/>
+                <w:sz w:val="24"/>
+                <w:szCs w:val="24"/>
+                <w:lang w:eastAsia="en-GB"/>
+              </w:rPr>
+            </w:pPr>
+            <w:r>
+              <w:rPr>
+                <w:rFonts w:ascii="Times New Roman" w:eastAsia="Times New Roman" w:hAnsi="Times New Roman" w:cs="Times New Roman"/>
+                <w:b/>
+                <w:bCs/>
+                <w:sz w:val="24"/>
+                <w:szCs w:val="24"/>
+                <w:lang w:eastAsia="en-GB"/>
+              </w:rPr>
+              <w:t>+0.58</w:t>
+            </w:r>
+          </w:p>
+        </w:tc>
+        <w:tc>
+          <w:tcPr>
+            <w:tcW w:w="0" w:type="auto"/>
+            <w:vAlign w:val="center"/>
+            <w:hideMark/>
+          </w:tcPr>
+          <w:p>
+            <w:pPr>
+              <w:spacing w:after="0" w:line="240" w:lineRule="auto"/>
+              <w:rPr>
+                <w:rFonts w:ascii="Times New Roman" w:eastAsia="Times New Roman" w:hAnsi="Times New Roman" w:cs="Times New Roman"/>
+                <w:sz w:val="24"/>
+                <w:szCs w:val="24"/>
+                <w:lang w:eastAsia="en-GB"/>
+              </w:rPr>
+            </w:pPr>
+            <w:r>
+              <w:rPr>
+                <w:rFonts w:ascii="Times New Roman" w:eastAsia="Times New Roman" w:hAnsi="Times New Roman" w:cs="Times New Roman"/>
+                <w:sz w:val="24"/>
+                <w:szCs w:val="24"/>
+                <w:lang w:eastAsia="en-GB"/>
+              </w:rPr>
+              <w:t>Moderate-strong</w:t>
+            </w:r>
+          </w:p>
+        </w:tc>
+      </w:tr>
+      <w:tr>
+        <w:trPr>
+          <w:tblCellSpacing w:w="15" w:type="dxa"/>
+        </w:trPr>
+        <w:tc>
+          <w:tcPr>
+            <w:tcW w:w="0" w:type="auto"/>
+            <w:vAlign w:val="center"/>
+            <w:hideMark/>
+          </w:tcPr>
+          <w:p>
+            <w:pPr>
+              <w:spacing w:after="0" w:line="240" w:lineRule="auto"/>
+              <w:rPr>
+                <w:rFonts w:ascii="Times New Roman" w:eastAsia="Times New Roman" w:hAnsi="Times New Roman" w:cs="Times New Roman"/>
+                <w:sz w:val="24"/>
+                <w:szCs w:val="24"/>
+                <w:lang w:eastAsia="en-GB"/>
+              </w:rPr>
+            </w:pPr>
+            <w:proofErr w:type="spellStart"/>
+            <w:r>
+              <w:rPr>
+                <w:rFonts w:ascii="Courier New" w:eastAsia="Times New Roman" w:hAnsi="Courier New" w:cs="Courier New"/>
+                <w:sz w:val="20"/>
+                <w:szCs w:val="20"/>
+                <w:lang w:eastAsia="en-GB"/>
+              </w:rPr>
+              <w:t>HasSubmitButton</w:t>
+            </w:r>
+            <w:proofErr w:type="spellEnd"/>
+          </w:p>
+        </w:tc>
+        <w:tc>
+          <w:tcPr>
+            <w:tcW w:w="0" w:type="auto"/>
+            <w:vAlign w:val="center"/>
+            <w:hideMark/>
+          </w:tcPr>
+          <w:p>
+            <w:pPr>
+              <w:spacing w:after="0" w:line="240" w:lineRule="auto"/>
+              <w:jc w:val="right"/>
+              <w:rPr>
+                <w:rFonts w:ascii="Times New Roman" w:eastAsia="Times New Roman" w:hAnsi="Times New Roman" w:cs="Times New Roman"/>
+                <w:sz w:val="24"/>
+                <w:szCs w:val="24"/>
+                <w:lang w:eastAsia="en-GB"/>
+              </w:rPr>
+            </w:pPr>
+            <w:r>
+              <w:rPr>
+                <w:rFonts w:ascii="Times New Roman" w:eastAsia="Times New Roman" w:hAnsi="Times New Roman" w:cs="Times New Roman"/>
+                <w:b/>
+                <w:bCs/>
+                <w:sz w:val="24"/>
+                <w:szCs w:val="24"/>
+                <w:lang w:eastAsia="en-GB"/>
+              </w:rPr>
+              <w:t>+0.58</w:t>
+            </w:r>
+          </w:p>
+        </w:tc>
+        <w:tc>
+          <w:tcPr>
+            <w:tcW w:w="0" w:type="auto"/>
+            <w:vAlign w:val="center"/>
+            <w:hideMark/>
+          </w:tcPr>
+          <w:p>
+            <w:pPr>
+              <w:spacing w:after="0" w:line="240" w:lineRule="auto"/>
+              <w:rPr>
+                <w:rFonts w:ascii="Times New Roman" w:eastAsia="Times New Roman" w:hAnsi="Times New Roman" w:cs="Times New Roman"/>
+                <w:sz w:val="24"/>
+                <w:szCs w:val="24"/>
+                <w:lang w:eastAsia="en-GB"/>
+              </w:rPr>
+            </w:pPr>
+            <w:r>
+              <w:rPr>
+                <w:rFonts w:ascii="Times New Roman" w:eastAsia="Times New Roman" w:hAnsi="Times New Roman" w:cs="Times New Roman"/>
+                <w:sz w:val="24"/>
+                <w:szCs w:val="24"/>
+                <w:lang w:eastAsia="en-GB"/>
+              </w:rPr>
+              <w:t>Moderate-strong</w:t>
+            </w:r>
+          </w:p>
+        </w:tc>
+      </w:tr>
+      <w:tr>
+        <w:trPr>
+          <w:tblCellSpacing w:w="15" w:type="dxa"/>
+        </w:trPr>
+        <w:tc>
+          <w:tcPr>
+            <w:tcW w:w="0" w:type="auto"/>
+            <w:vAlign w:val="center"/>
+            <w:hideMark/>
+          </w:tcPr>
+          <w:p>
+            <w:pPr>
+              <w:spacing w:after="0" w:line="240" w:lineRule="auto"/>
+              <w:rPr>
+                <w:rFonts w:ascii="Times New Roman" w:eastAsia="Times New Roman" w:hAnsi="Times New Roman" w:cs="Times New Roman"/>
+                <w:sz w:val="24"/>
+                <w:szCs w:val="24"/>
+                <w:lang w:eastAsia="en-GB"/>
+              </w:rPr>
+            </w:pPr>
+            <w:proofErr w:type="spellStart"/>
+            <w:r>
+              <w:rPr>
+                <w:rFonts w:ascii="Courier New" w:eastAsia="Times New Roman" w:hAnsi="Courier New" w:cs="Courier New"/>
+                <w:sz w:val="20"/>
+                <w:szCs w:val="20"/>
+                <w:lang w:eastAsia="en-GB"/>
+              </w:rPr>
+              <w:t>IsResponsive</w:t>
+            </w:r>
+            <w:proofErr w:type="spellEnd"/>
+          </w:p>
+        </w:tc>
+        <w:tc>
+          <w:tcPr>
+            <w:tcW w:w="0" w:type="auto"/>
+            <w:vAlign w:val="center"/>
+            <w:hideMark/>
+          </w:tcPr>
+          <w:p>
+            <w:pPr>
+              <w:spacing w:after="0" w:line="240" w:lineRule="auto"/>
+              <w:jc w:val="right"/>
+              <w:rPr>
+                <w:rFonts w:ascii="Times New Roman" w:eastAsia="Times New Roman" w:hAnsi="Times New Roman" w:cs="Times New Roman"/>
+                <w:sz w:val="24"/>
+                <w:szCs w:val="24"/>
+                <w:lang w:eastAsia="en-GB"/>
+              </w:rPr>
+            </w:pPr>
+            <w:r>
+              <w:rPr>
+                <w:rFonts w:ascii="Times New Roman" w:eastAsia="Times New Roman" w:hAnsi="Times New Roman" w:cs="Times New Roman"/>
+                <w:b/>
+                <w:bCs/>
+                <w:sz w:val="24"/>
+                <w:szCs w:val="24"/>
+                <w:lang w:eastAsia="en-GB"/>
+              </w:rPr>
+              <w:t>+0.55</w:t>
+            </w:r>
+          </w:p>
+        </w:tc>
+        <w:tc>
+          <w:tcPr>
+            <w:tcW w:w="0" w:type="auto"/>
+            <w:vAlign w:val="center"/>
+            <w:hideMark/>
+          </w:tcPr>
+          <w:p>
+            <w:pPr>
+              <w:spacing w:after="0" w:line="240" w:lineRule="auto"/>
+              <w:rPr>
+                <w:rFonts w:ascii="Times New Roman" w:eastAsia="Times New Roman" w:hAnsi="Times New Roman" w:cs="Times New Roman"/>
+                <w:sz w:val="24"/>
+                <w:szCs w:val="24"/>
+                <w:lang w:eastAsia="en-GB"/>
+              </w:rPr>
+            </w:pPr>
+            <w:r>
+              <w:rPr>
+                <w:rFonts w:ascii="Times New Roman" w:eastAsia="Times New Roman" w:hAnsi="Times New Roman" w:cs="Times New Roman"/>
+                <w:sz w:val="24"/>
+                <w:szCs w:val="24"/>
+                <w:lang w:eastAsia="en-GB"/>
+              </w:rPr>
+              <w:t>Moderate-strong</w:t>
+            </w:r>
+          </w:p>
+        </w:tc>
+      </w:tr>
+      <w:tr>
+        <w:trPr>
+          <w:tblCellSpacing w:w="15" w:type="dxa"/>
+        </w:trPr>
+        <w:tc>
+          <w:tcPr>
+            <w:tcW w:w="0" w:type="auto"/>
+            <w:vAlign w:val="center"/>
+            <w:hideMark/>
+          </w:tcPr>
+          <w:p>
+            <w:pPr>
+              <w:spacing w:after="0" w:line="240" w:lineRule="auto"/>
+              <w:rPr>
+                <w:rFonts w:ascii="Times New Roman" w:eastAsia="Times New Roman" w:hAnsi="Times New Roman" w:cs="Times New Roman"/>
+                <w:sz w:val="24"/>
+                <w:szCs w:val="24"/>
+                <w:lang w:eastAsia="en-GB"/>
+              </w:rPr>
+            </w:pPr>
+            <w:proofErr w:type="spellStart"/>
+            <w:r>
+              <w:rPr>
+                <w:rFonts w:ascii="Courier New" w:eastAsia="Times New Roman" w:hAnsi="Courier New" w:cs="Courier New"/>
+                <w:sz w:val="20"/>
+                <w:szCs w:val="20"/>
+                <w:lang w:eastAsia="en-GB"/>
+              </w:rPr>
+              <w:t>URLTitleMatchScore</w:t>
+            </w:r>
+            <w:proofErr w:type="spellEnd"/>
+          </w:p>
+        </w:tc>
+        <w:tc>
+          <w:tcPr>
+            <w:tcW w:w="0" w:type="auto"/>
+            <w:vAlign w:val="center"/>
+            <w:hideMark/>
+          </w:tcPr>
+          <w:p>
+            <w:pPr>
+              <w:spacing w:after="0" w:line="240" w:lineRule="auto"/>
+              <w:jc w:val="right"/>
+              <w:rPr>
+                <w:rFonts w:ascii="Times New Roman" w:eastAsia="Times New Roman" w:hAnsi="Times New Roman" w:cs="Times New Roman"/>
+                <w:sz w:val="24"/>
+                <w:szCs w:val="24"/>
+                <w:lang w:eastAsia="en-GB"/>
+              </w:rPr>
+            </w:pPr>
+            <w:r>
+              <w:rPr>
+                <w:rFonts w:ascii="Times New Roman" w:eastAsia="Times New Roman" w:hAnsi="Times New Roman" w:cs="Times New Roman"/>
+                <w:b/>
+                <w:bCs/>
+                <w:sz w:val="24"/>
+                <w:szCs w:val="24"/>
+                <w:lang w:eastAsia="en-GB"/>
+              </w:rPr>
+              <w:t>+0.54</w:t>
+            </w:r>
+          </w:p>
+        </w:tc>
+        <w:tc>
+          <w:tcPr>
+            <w:tcW w:w="0" w:type="auto"/>
+            <w:vAlign w:val="center"/>
+            <w:hideMark/>
+          </w:tcPr>
+          <w:p>
+            <w:pPr>
+              <w:spacing w:after="0" w:line="240" w:lineRule="auto"/>
+              <w:rPr>
+                <w:rFonts w:ascii="Times New Roman" w:eastAsia="Times New Roman" w:hAnsi="Times New Roman" w:cs="Times New Roman"/>
+                <w:sz w:val="24"/>
+                <w:szCs w:val="24"/>
+                <w:lang w:eastAsia="en-GB"/>
+              </w:rPr>
+            </w:pPr>
+            <w:r>
+              <w:rPr>
+                <w:rFonts w:ascii="Times New Roman" w:eastAsia="Times New Roman" w:hAnsi="Times New Roman" w:cs="Times New Roman"/>
+                <w:sz w:val="24"/>
+                <w:szCs w:val="24"/>
+                <w:lang w:eastAsia="en-GB"/>
+              </w:rPr>
+              <w:t>Moderate-strong</w:t>
+            </w:r>
+          </w:p>
+        </w:tc>
+      </w:tr>
+      <w:tr>
+        <w:trPr>
+          <w:tblCellSpacing w:w="15" w:type="dxa"/>
+        </w:trPr>
+        <w:tc>
+          <w:tcPr>
+            <w:tcW w:w="0" w:type="auto"/>
+            <w:vAlign w:val="center"/>
+            <w:hideMark/>
+          </w:tcPr>
+          <w:p>
+            <w:pPr>
+              <w:spacing w:after="0" w:line="240" w:lineRule="auto"/>
+              <w:rPr>
+                <w:rFonts w:ascii="Times New Roman" w:eastAsia="Times New Roman" w:hAnsi="Times New Roman" w:cs="Times New Roman"/>
+                <w:sz w:val="24"/>
+                <w:szCs w:val="24"/>
+                <w:lang w:eastAsia="en-GB"/>
+              </w:rPr>
+            </w:pPr>
+            <w:proofErr w:type="spellStart"/>
+            <w:r>
+              <w:rPr>
+                <w:rFonts w:ascii="Courier New" w:eastAsia="Times New Roman" w:hAnsi="Courier New" w:cs="Courier New"/>
+                <w:sz w:val="20"/>
+                <w:szCs w:val="20"/>
+                <w:lang w:eastAsia="en-GB"/>
+              </w:rPr>
+              <w:t>SpacialCharRatioInURL</w:t>
+            </w:r>
+            <w:proofErr w:type="spellEnd"/>
+          </w:p>
+        </w:tc>
+        <w:tc>
+          <w:tcPr>
+            <w:tcW w:w="0" w:type="auto"/>
+            <w:vAlign w:val="center"/>
+            <w:hideMark/>
+          </w:tcPr>
+          <w:p>
+            <w:pPr>
+              <w:spacing w:after="0" w:line="240" w:lineRule="auto"/>
+              <w:jc w:val="right"/>
+              <w:rPr>
+                <w:rFonts w:ascii="Times New Roman" w:eastAsia="Times New Roman" w:hAnsi="Times New Roman" w:cs="Times New Roman"/>
+                <w:sz w:val="24"/>
+                <w:szCs w:val="24"/>
+                <w:lang w:eastAsia="en-GB"/>
+              </w:rPr>
+            </w:pPr>
+            <w:r>
+              <w:rPr>
+                <w:rFonts w:ascii="Times New Roman" w:eastAsia="Times New Roman" w:hAnsi="Times New Roman" w:cs="Times New Roman"/>
+                <w:b/>
+                <w:bCs/>
+                <w:sz w:val="24"/>
+                <w:szCs w:val="24"/>
+                <w:lang w:eastAsia="en-GB"/>
+              </w:rPr>
+              <w:t>-0.53</w:t>
+            </w:r>
+          </w:p>
+        </w:tc>
+        <w:tc>
+          <w:tcPr>
+            <w:tcW w:w="0" w:type="auto"/>
+            <w:vAlign w:val="center"/>
+            <w:hideMark/>
+          </w:tcPr>
+          <w:p>
+            <w:pPr>
+              <w:spacing w:after="0" w:line="240" w:lineRule="auto"/>
+              <w:rPr>
+                <w:rFonts w:ascii="Times New Roman" w:eastAsia="Times New Roman" w:hAnsi="Times New Roman" w:cs="Times New Roman"/>
+                <w:sz w:val="24"/>
+                <w:szCs w:val="24"/>
+                <w:lang w:eastAsia="en-GB"/>
+              </w:rPr>
+            </w:pPr>
+            <w:r>
+              <w:rPr>
+                <w:rFonts w:ascii="Times New Roman" w:eastAsia="Times New Roman" w:hAnsi="Times New Roman" w:cs="Times New Roman"/>
+                <w:sz w:val="24"/>
+                <w:szCs w:val="24"/>
+                <w:lang w:eastAsia="en-GB"/>
+              </w:rPr>
+              <w:t>Moderate-strong</w:t>
+            </w:r>
+          </w:p>
+        </w:tc>
+      </w:tr>
+      <w:tr>
+        <w:trPr>
+          <w:tblCellSpacing w:w="15" w:type="dxa"/>
+        </w:trPr>
+        <w:tc>
+          <w:tcPr>
+            <w:tcW w:w="0" w:type="auto"/>
+            <w:vAlign w:val="center"/>
+            <w:hideMark/>
+          </w:tcPr>
+          <w:p>
+            <w:pPr>
+              <w:spacing w:after="0" w:line="240" w:lineRule="auto"/>
+              <w:rPr>
+                <w:rFonts w:ascii="Times New Roman" w:eastAsia="Times New Roman" w:hAnsi="Times New Roman" w:cs="Times New Roman"/>
+                <w:sz w:val="24"/>
+                <w:szCs w:val="24"/>
+                <w:lang w:eastAsia="en-GB"/>
+              </w:rPr>
+            </w:pPr>
+            <w:proofErr w:type="spellStart"/>
+            <w:r>
+              <w:rPr>
+                <w:rFonts w:ascii="Courier New" w:eastAsia="Times New Roman" w:hAnsi="Courier New" w:cs="Courier New"/>
+                <w:sz w:val="20"/>
+                <w:szCs w:val="20"/>
+                <w:lang w:eastAsia="en-GB"/>
+              </w:rPr>
+              <w:t>URLLength</w:t>
+            </w:r>
+            <w:proofErr w:type="spellEnd"/>
+          </w:p>
+        </w:tc>
+        <w:tc>
+          <w:tcPr>
+            <w:tcW w:w="0" w:type="auto"/>
+            <w:vAlign w:val="center"/>
+            <w:hideMark/>
+          </w:tcPr>
+          <w:p>
+            <w:pPr>
+              <w:spacing w:after="0" w:line="240" w:lineRule="auto"/>
+              <w:jc w:val="right"/>
+              <w:rPr>
+                <w:rFonts w:ascii="Times New Roman" w:eastAsia="Times New Roman" w:hAnsi="Times New Roman" w:cs="Times New Roman"/>
+                <w:sz w:val="24"/>
+                <w:szCs w:val="24"/>
+                <w:lang w:eastAsia="en-GB"/>
+              </w:rPr>
+            </w:pPr>
+            <w:r>
+              <w:rPr>
+                <w:rFonts w:ascii="Times New Roman" w:eastAsia="Times New Roman" w:hAnsi="Times New Roman" w:cs="Times New Roman"/>
+                <w:b/>
+                <w:bCs/>
+                <w:sz w:val="24"/>
+                <w:szCs w:val="24"/>
+                <w:lang w:eastAsia="en-GB"/>
+              </w:rPr>
+              <w:t>-0.23</w:t>
+            </w:r>
+          </w:p>
+        </w:tc>
+        <w:tc>
+          <w:tcPr>
+            <w:tcW w:w="0" w:type="auto"/>
+            <w:vAlign w:val="center"/>
+            <w:hideMark/>
+          </w:tcPr>
+          <w:p>
+            <w:pPr>
+              <w:spacing w:after="0" w:line="240" w:lineRule="auto"/>
+              <w:rPr>
+                <w:rFonts w:ascii="Times New Roman" w:eastAsia="Times New Roman" w:hAnsi="Times New Roman" w:cs="Times New Roman"/>
+                <w:sz w:val="24"/>
+                <w:szCs w:val="24"/>
+                <w:lang w:eastAsia="en-GB"/>
+              </w:rPr>
+            </w:pPr>
+            <w:r>
+              <w:rPr>
+                <w:rFonts w:ascii="Times New Roman" w:eastAsia="Times New Roman" w:hAnsi="Times New Roman" w:cs="Times New Roman"/>
+                <w:sz w:val="24"/>
+                <w:szCs w:val="24"/>
+                <w:lang w:eastAsia="en-GB"/>
+              </w:rPr>
+              <w:t>Moderate</w:t>
+            </w:r>
+          </w:p>
+        </w:tc>
+      </w:tr>
+    </w:tbl>
+    <w:p>
+      <w:r>
+        <w:t>"I investigated unusually high model performance, identified highly class-separating features, performed leakage/separability analysis, and compared models with and without potentially target-proxy features."</w:t>
+      </w:r>
       <w:bookmarkStart w:id="0" w:name="_GoBack"/>
       <w:bookmarkEnd w:id="0"/>
     </w:p>

--- a/documentation.docx
+++ b/documentation.docx
@@ -247,13 +247,8 @@
     </w:p>
     <w:p>
       <w:r>
-        <w:t xml:space="preserve"> Data </w:t>
-      </w:r>
-      <w:proofErr w:type="spellStart"/>
-      <w:r>
-        <w:t>preprocessing</w:t>
-      </w:r>
-      <w:proofErr w:type="spellEnd"/>
+        <w:t xml:space="preserve"> Data preprocessing</w:t>
+      </w:r>
     </w:p>
     <w:p>
       <w:r>
@@ -311,11 +306,9 @@
       </w:r>
     </w:p>
     <w:p>
-      <w:proofErr w:type="spellStart"/>
       <w:r>
         <w:t>Joblib</w:t>
       </w:r>
-      <w:proofErr w:type="spellEnd"/>
     </w:p>
     <w:p>
       <w:r>
@@ -323,13 +316,8 @@
       </w:r>
     </w:p>
     <w:p>
-      <w:proofErr w:type="spellStart"/>
-      <w:r>
-        <w:t>FastAPI</w:t>
-      </w:r>
-      <w:proofErr w:type="spellEnd"/>
-      <w:r>
-        <w:t xml:space="preserve"> REST API </w:t>
+      <w:r>
+        <w:t xml:space="preserve">FastAPI REST API </w:t>
       </w:r>
     </w:p>
     <w:p>
@@ -527,21 +515,7 @@
         <w:rPr>
           <w:rStyle w:val="HTMLCode"/>
         </w:rPr>
-        <w:t xml:space="preserve">             │    </w:t>
-      </w:r>
-      <w:proofErr w:type="spellStart"/>
-      <w:r>
-        <w:rPr>
-          <w:rStyle w:val="HTMLCode"/>
-        </w:rPr>
-        <w:t>FastAPI</w:t>
-      </w:r>
-      <w:proofErr w:type="spellEnd"/>
-      <w:r>
-        <w:rPr>
-          <w:rStyle w:val="HTMLCode"/>
-        </w:rPr>
-        <w:t xml:space="preserve">     │</w:t>
+        <w:t xml:space="preserve">             │    FastAPI     │</w:t>
       </w:r>
     </w:p>
     <w:p>
@@ -653,24 +627,8 @@
         <w:rPr>
           <w:rStyle w:val="HTMLCode"/>
         </w:rPr>
-        <w:t xml:space="preserve">             │ </w:t>
-      </w:r>
-      <w:proofErr w:type="spellStart"/>
-      <w:proofErr w:type="gramStart"/>
-      <w:r>
-        <w:rPr>
-          <w:rStyle w:val="HTMLCode"/>
-        </w:rPr>
-        <w:t>Preprocessing</w:t>
-      </w:r>
-      <w:proofErr w:type="spellEnd"/>
-      <w:r>
-        <w:rPr>
-          <w:rStyle w:val="HTMLCode"/>
-        </w:rPr>
-        <w:t xml:space="preserve">  │</w:t>
-      </w:r>
-      <w:proofErr w:type="gramEnd"/>
+        <w:t xml:space="preserve">             │ Preprocessing  │</w:t>
+      </w:r>
     </w:p>
     <w:p>
       <w:pPr>
@@ -1187,23 +1145,7 @@
           <w:rStyle w:val="HTMLCode"/>
           <w:rFonts w:eastAsiaTheme="majorEastAsia"/>
         </w:rPr>
-        <w:t xml:space="preserve">│         </w:t>
-      </w:r>
-      <w:proofErr w:type="gramStart"/>
-      <w:r>
-        <w:rPr>
-          <w:rStyle w:val="HTMLCode"/>
-          <w:rFonts w:eastAsiaTheme="majorEastAsia"/>
-        </w:rPr>
-        <w:t xml:space="preserve">   [</w:t>
-      </w:r>
-      <w:proofErr w:type="gramEnd"/>
-      <w:r>
-        <w:rPr>
-          <w:rStyle w:val="HTMLCode"/>
-          <w:rFonts w:eastAsiaTheme="majorEastAsia"/>
-        </w:rPr>
-        <w:t xml:space="preserve"> ANALYZE URL ]            │</w:t>
+        <w:t>│            [ ANALYZE URL ]            │</w:t>
       </w:r>
     </w:p>
     <w:p>
@@ -1428,21 +1370,7 @@
         <w:rPr>
           <w:rStyle w:val="HTMLCode"/>
         </w:rPr>
-        <w:t>phishing-</w:t>
-      </w:r>
-      <w:proofErr w:type="spellStart"/>
-      <w:r>
-        <w:rPr>
-          <w:rStyle w:val="HTMLCode"/>
-        </w:rPr>
-        <w:t>url</w:t>
-      </w:r>
-      <w:proofErr w:type="spellEnd"/>
-      <w:r>
-        <w:rPr>
-          <w:rStyle w:val="HTMLCode"/>
-        </w:rPr>
-        <w:t>-detector/</w:t>
+        <w:t>phishing-url-detector/</w:t>
       </w:r>
     </w:p>
     <w:p>
@@ -1526,18 +1454,8 @@
         <w:rPr>
           <w:rStyle w:val="HTMLCode"/>
         </w:rPr>
-        <w:t xml:space="preserve">│   └── </w:t>
-      </w:r>
-      <w:proofErr w:type="spellStart"/>
-      <w:proofErr w:type="gramStart"/>
-      <w:r>
-        <w:rPr>
-          <w:rStyle w:val="HTMLCode"/>
-        </w:rPr>
-        <w:t>eda.ipynb</w:t>
-      </w:r>
-      <w:proofErr w:type="spellEnd"/>
-      <w:proofErr w:type="gramEnd"/>
+        <w:t>│   └── eda.ipynb</w:t>
+      </w:r>
     </w:p>
     <w:p>
       <w:pPr>
@@ -1564,21 +1482,7 @@
         <w:rPr>
           <w:rStyle w:val="HTMLCode"/>
         </w:rPr>
-        <w:t xml:space="preserve">├── </w:t>
-      </w:r>
-      <w:proofErr w:type="spellStart"/>
-      <w:r>
-        <w:rPr>
-          <w:rStyle w:val="HTMLCode"/>
-        </w:rPr>
-        <w:t>src</w:t>
-      </w:r>
-      <w:proofErr w:type="spellEnd"/>
-      <w:r>
-        <w:rPr>
-          <w:rStyle w:val="HTMLCode"/>
-        </w:rPr>
-        <w:t>/</w:t>
+        <w:t>├── src/</w:t>
       </w:r>
     </w:p>
     <w:p>
@@ -1662,24 +1566,8 @@
         <w:rPr>
           <w:rStyle w:val="HTMLCode"/>
         </w:rPr>
-        <w:t xml:space="preserve">│   └── </w:t>
-      </w:r>
-      <w:proofErr w:type="spellStart"/>
-      <w:r>
-        <w:rPr>
-          <w:rStyle w:val="HTMLCode"/>
-        </w:rPr>
-        <w:t>phishing_</w:t>
-      </w:r>
-      <w:proofErr w:type="gramStart"/>
-      <w:r>
-        <w:rPr>
-          <w:rStyle w:val="HTMLCode"/>
-        </w:rPr>
-        <w:t>model.joblib</w:t>
-      </w:r>
-      <w:proofErr w:type="spellEnd"/>
-      <w:proofErr w:type="gramEnd"/>
+        <w:t>│   └── phishing_model.joblib</w:t>
+      </w:r>
     </w:p>
     <w:p>
       <w:pPr>
@@ -1706,21 +1594,7 @@
         <w:rPr>
           <w:rStyle w:val="HTMLCode"/>
         </w:rPr>
-        <w:t xml:space="preserve">├── </w:t>
-      </w:r>
-      <w:proofErr w:type="spellStart"/>
-      <w:r>
-        <w:rPr>
-          <w:rStyle w:val="HTMLCode"/>
-        </w:rPr>
-        <w:t>api</w:t>
-      </w:r>
-      <w:proofErr w:type="spellEnd"/>
-      <w:r>
-        <w:rPr>
-          <w:rStyle w:val="HTMLCode"/>
-        </w:rPr>
-        <w:t>/</w:t>
+        <w:t>├── api/</w:t>
       </w:r>
     </w:p>
     <w:p>
@@ -1871,16 +1745,8 @@
         <w:rPr>
           <w:rStyle w:val="HTMLCode"/>
         </w:rPr>
-        <w:t xml:space="preserve">└── </w:t>
-      </w:r>
-      <w:proofErr w:type="spellStart"/>
-      <w:r>
-        <w:rPr>
-          <w:rStyle w:val="HTMLCode"/>
-        </w:rPr>
-        <w:t>Dockerfile</w:t>
-      </w:r>
-      <w:proofErr w:type="spellEnd"/>
+        <w:t>└── Dockerfile</w:t>
+      </w:r>
     </w:p>
     <w:p/>
     <w:p>
@@ -2127,16 +1993,8 @@
         <w:rPr>
           <w:rStyle w:val="HTMLCode"/>
         </w:rPr>
-        <w:t xml:space="preserve">9. Save model with </w:t>
-      </w:r>
-      <w:proofErr w:type="spellStart"/>
-      <w:r>
-        <w:rPr>
-          <w:rStyle w:val="HTMLCode"/>
-        </w:rPr>
-        <w:t>Joblib</w:t>
-      </w:r>
-      <w:proofErr w:type="spellEnd"/>
+        <w:t>9. Save model with Joblib</w:t>
+      </w:r>
     </w:p>
     <w:p>
       <w:pPr>
@@ -2163,16 +2021,8 @@
         <w:rPr>
           <w:rStyle w:val="HTMLCode"/>
         </w:rPr>
-        <w:t xml:space="preserve">10. </w:t>
-      </w:r>
-      <w:proofErr w:type="spellStart"/>
-      <w:r>
-        <w:rPr>
-          <w:rStyle w:val="HTMLCode"/>
-        </w:rPr>
-        <w:t>FastAPI</w:t>
-      </w:r>
-      <w:proofErr w:type="spellEnd"/>
+        <w:t>10. FastAPI</w:t>
+      </w:r>
     </w:p>
     <w:p>
       <w:pPr>
@@ -2920,7 +2770,6 @@
                 <w:lang w:eastAsia="en-GB"/>
               </w:rPr>
             </w:pPr>
-            <w:proofErr w:type="spellStart"/>
             <w:r>
               <w:rPr>
                 <w:rFonts w:ascii="Times New Roman" w:eastAsia="Times New Roman" w:hAnsi="Times New Roman" w:cs="Times New Roman"/>
@@ -2930,7 +2779,6 @@
               </w:rPr>
               <w:t>Preprocessing</w:t>
             </w:r>
-            <w:proofErr w:type="spellEnd"/>
           </w:p>
         </w:tc>
         <w:tc>
@@ -3044,19 +2892,8 @@
                 <w:szCs w:val="24"/>
                 <w:lang w:eastAsia="en-GB"/>
               </w:rPr>
-              <w:t xml:space="preserve">Logistic Regression + Random Forest + </w:t>
+              <w:t>Logistic Regression + Random Forest + XGBoost</w:t>
             </w:r>
-            <w:proofErr w:type="spellStart"/>
-            <w:r>
-              <w:rPr>
-                <w:rFonts w:ascii="Times New Roman" w:eastAsia="Times New Roman" w:hAnsi="Times New Roman" w:cs="Times New Roman"/>
-                <w:sz w:val="24"/>
-                <w:szCs w:val="24"/>
-                <w:lang w:eastAsia="en-GB"/>
-              </w:rPr>
-              <w:t>XGBoost</w:t>
-            </w:r>
-            <w:proofErr w:type="spellEnd"/>
           </w:p>
         </w:tc>
       </w:tr>
@@ -3231,17 +3068,7 @@
                 <w:szCs w:val="24"/>
                 <w:lang w:eastAsia="en-GB"/>
               </w:rPr>
-              <w:t xml:space="preserve">Final Pipeline </w:t>
-            </w:r>
-            <w:proofErr w:type="gramStart"/>
-            <w:r>
-              <w:rPr>
-                <w:rFonts w:ascii="Times New Roman" w:eastAsia="Times New Roman" w:hAnsi="Times New Roman" w:cs="Times New Roman"/>
-                <w:sz w:val="24"/>
-                <w:szCs w:val="24"/>
-                <w:lang w:eastAsia="en-GB"/>
-              </w:rPr>
-              <w:t xml:space="preserve">+ </w:t>
+              <w:t xml:space="preserve">Final Pipeline + </w:t>
             </w:r>
             <w:r>
               <w:rPr>
@@ -3250,20 +3077,8 @@
                 <w:szCs w:val="20"/>
                 <w:lang w:eastAsia="en-GB"/>
               </w:rPr>
-              <w:t>.</w:t>
+              <w:t>.joblib</w:t>
             </w:r>
-            <w:proofErr w:type="spellStart"/>
-            <w:r>
-              <w:rPr>
-                <w:rFonts w:ascii="Courier New" w:eastAsia="Times New Roman" w:hAnsi="Courier New" w:cs="Courier New"/>
-                <w:sz w:val="20"/>
-                <w:szCs w:val="20"/>
-                <w:lang w:eastAsia="en-GB"/>
-              </w:rPr>
-              <w:t>joblib</w:t>
-            </w:r>
-            <w:proofErr w:type="spellEnd"/>
-            <w:proofErr w:type="gramEnd"/>
           </w:p>
         </w:tc>
       </w:tr>
@@ -3404,7 +3219,6 @@
                 <w:lang w:eastAsia="en-GB"/>
               </w:rPr>
             </w:pPr>
-            <w:proofErr w:type="spellStart"/>
             <w:r>
               <w:rPr>
                 <w:rFonts w:ascii="Times New Roman" w:eastAsia="Times New Roman" w:hAnsi="Times New Roman" w:cs="Times New Roman"/>
@@ -3412,17 +3226,7 @@
                 <w:szCs w:val="24"/>
                 <w:lang w:eastAsia="en-GB"/>
               </w:rPr>
-              <w:t>FastAPI</w:t>
-            </w:r>
-            <w:proofErr w:type="spellEnd"/>
-            <w:r>
-              <w:rPr>
-                <w:rFonts w:ascii="Times New Roman" w:eastAsia="Times New Roman" w:hAnsi="Times New Roman" w:cs="Times New Roman"/>
-                <w:sz w:val="24"/>
-                <w:szCs w:val="24"/>
-                <w:lang w:eastAsia="en-GB"/>
-              </w:rPr>
-              <w:t xml:space="preserve"> basics</w:t>
+              <w:t>FastAPI basics</w:t>
             </w:r>
           </w:p>
         </w:tc>
@@ -3546,19 +3350,8 @@
                 <w:szCs w:val="24"/>
                 <w:lang w:eastAsia="en-GB"/>
               </w:rPr>
-              <w:t xml:space="preserve">Connect ML model to </w:t>
+              <w:t>Connect ML model to FastAPI</w:t>
             </w:r>
-            <w:proofErr w:type="spellStart"/>
-            <w:r>
-              <w:rPr>
-                <w:rFonts w:ascii="Times New Roman" w:eastAsia="Times New Roman" w:hAnsi="Times New Roman" w:cs="Times New Roman"/>
-                <w:sz w:val="24"/>
-                <w:szCs w:val="24"/>
-                <w:lang w:eastAsia="en-GB"/>
-              </w:rPr>
-              <w:t>FastAPI</w:t>
-            </w:r>
-            <w:proofErr w:type="spellEnd"/>
           </w:p>
         </w:tc>
         <w:tc>
@@ -3866,23 +3659,7 @@
           <w:rStyle w:val="HTMLCode"/>
           <w:rFonts w:eastAsiaTheme="majorEastAsia"/>
         </w:rPr>
-        <w:t>phishing-</w:t>
-      </w:r>
-      <w:proofErr w:type="spellStart"/>
-      <w:r>
-        <w:rPr>
-          <w:rStyle w:val="HTMLCode"/>
-          <w:rFonts w:eastAsiaTheme="majorEastAsia"/>
-        </w:rPr>
-        <w:t>url</w:t>
-      </w:r>
-      <w:proofErr w:type="spellEnd"/>
-      <w:r>
-        <w:rPr>
-          <w:rStyle w:val="HTMLCode"/>
-          <w:rFonts w:eastAsiaTheme="majorEastAsia"/>
-        </w:rPr>
-        <w:t>-detector/</w:t>
+        <w:t>phishing-url-detector/</w:t>
       </w:r>
     </w:p>
     <w:p>
@@ -3946,23 +3723,7 @@
           <w:rStyle w:val="HTMLCode"/>
           <w:rFonts w:eastAsiaTheme="majorEastAsia"/>
         </w:rPr>
-        <w:t xml:space="preserve">├── </w:t>
-      </w:r>
-      <w:proofErr w:type="spellStart"/>
-      <w:r>
-        <w:rPr>
-          <w:rStyle w:val="HTMLCode"/>
-          <w:rFonts w:eastAsiaTheme="majorEastAsia"/>
-        </w:rPr>
-        <w:t>src</w:t>
-      </w:r>
-      <w:proofErr w:type="spellEnd"/>
-      <w:r>
-        <w:rPr>
-          <w:rStyle w:val="HTMLCode"/>
-          <w:rFonts w:eastAsiaTheme="majorEastAsia"/>
-        </w:rPr>
-        <w:t>/</w:t>
+        <w:t>├── src/</w:t>
       </w:r>
     </w:p>
     <w:p>
@@ -3994,23 +3755,7 @@
           <w:rStyle w:val="HTMLCode"/>
           <w:rFonts w:eastAsiaTheme="majorEastAsia"/>
         </w:rPr>
-        <w:t xml:space="preserve">├── </w:t>
-      </w:r>
-      <w:proofErr w:type="spellStart"/>
-      <w:r>
-        <w:rPr>
-          <w:rStyle w:val="HTMLCode"/>
-          <w:rFonts w:eastAsiaTheme="majorEastAsia"/>
-        </w:rPr>
-        <w:t>api</w:t>
-      </w:r>
-      <w:proofErr w:type="spellEnd"/>
-      <w:r>
-        <w:rPr>
-          <w:rStyle w:val="HTMLCode"/>
-          <w:rFonts w:eastAsiaTheme="majorEastAsia"/>
-        </w:rPr>
-        <w:t>/</w:t>
+        <w:t>├── api/</w:t>
       </w:r>
     </w:p>
     <w:p>
@@ -4378,8 +4123,6 @@
         </w:rPr>
         <w:t xml:space="preserve"> </w:t>
       </w:r>
-      <w:proofErr w:type="spellStart"/>
-      <w:proofErr w:type="gramStart"/>
       <w:r>
         <w:rPr>
           <w:rStyle w:val="11"/>
@@ -4397,17 +4140,45 @@
           <w:rStyle w:val="HTMLCode"/>
           <w:rFonts w:eastAsiaTheme="majorEastAsia"/>
         </w:rPr>
-        <w:t>read</w:t>
-      </w:r>
-      <w:proofErr w:type="gramEnd"/>
-      <w:r>
-        <w:rPr>
-          <w:rStyle w:val="HTMLCode"/>
-          <w:rFonts w:eastAsiaTheme="majorEastAsia"/>
-        </w:rPr>
-        <w:t>_csv</w:t>
-      </w:r>
-      <w:proofErr w:type="spellEnd"/>
+        <w:t>read_csv(</w:t>
+      </w:r>
+      <w:r>
+        <w:rPr>
+          <w:rStyle w:val="z"/>
+        </w:rPr>
+        <w:t>"data/phishing_urls.csv"</w:t>
+      </w:r>
+      <w:r>
+        <w:rPr>
+          <w:rStyle w:val="HTMLCode"/>
+          <w:rFonts w:eastAsiaTheme="majorEastAsia"/>
+        </w:rPr>
+        <w:t>)</w:t>
+      </w:r>
+    </w:p>
+    <w:p>
+      <w:pPr>
+        <w:pStyle w:val="HTMLPreformatted"/>
+        <w:rPr>
+          <w:rStyle w:val="HTMLCode"/>
+          <w:rFonts w:eastAsiaTheme="majorEastAsia"/>
+        </w:rPr>
+      </w:pPr>
+    </w:p>
+    <w:p>
+      <w:pPr>
+        <w:pStyle w:val="HTMLPreformatted"/>
+        <w:rPr>
+          <w:rStyle w:val="HTMLCode"/>
+          <w:rFonts w:eastAsiaTheme="majorEastAsia"/>
+        </w:rPr>
+      </w:pPr>
+      <w:r>
+        <w:rPr>
+          <w:rStyle w:val="11"/>
+        </w:rPr>
+        <w:t>print</w:t>
+      </w:r>
       <w:r>
         <w:rPr>
           <w:rStyle w:val="HTMLCode"/>
@@ -4417,39 +4188,36 @@
       </w:r>
       <w:r>
         <w:rPr>
-          <w:rStyle w:val="z"/>
-        </w:rPr>
-        <w:t>"data/phishing_urls.csv"</w:t>
-      </w:r>
-      <w:r>
-        <w:rPr>
-          <w:rStyle w:val="HTMLCode"/>
-          <w:rFonts w:eastAsiaTheme="majorEastAsia"/>
-        </w:rPr>
-        <w:t>)</w:t>
-      </w:r>
-    </w:p>
-    <w:p>
-      <w:pPr>
-        <w:pStyle w:val="HTMLPreformatted"/>
-        <w:rPr>
-          <w:rStyle w:val="HTMLCode"/>
-          <w:rFonts w:eastAsiaTheme="majorEastAsia"/>
-        </w:rPr>
-      </w:pPr>
-    </w:p>
-    <w:p>
-      <w:pPr>
-        <w:pStyle w:val="HTMLPreformatted"/>
-        <w:rPr>
-          <w:rStyle w:val="HTMLCode"/>
-          <w:rFonts w:eastAsiaTheme="majorEastAsia"/>
-        </w:rPr>
-      </w:pPr>
-      <w:r>
-        <w:rPr>
           <w:rStyle w:val="11"/>
         </w:rPr>
+        <w:t>df</w:t>
+      </w:r>
+      <w:r>
+        <w:rPr>
+          <w:rStyle w:val="v"/>
+        </w:rPr>
+        <w:t>.</w:t>
+      </w:r>
+      <w:r>
+        <w:rPr>
+          <w:rStyle w:val="HTMLCode"/>
+          <w:rFonts w:eastAsiaTheme="majorEastAsia"/>
+        </w:rPr>
+        <w:t>shape)</w:t>
+      </w:r>
+    </w:p>
+    <w:p>
+      <w:pPr>
+        <w:pStyle w:val="HTMLPreformatted"/>
+        <w:rPr>
+          <w:rStyle w:val="HTMLCode"/>
+          <w:rFonts w:eastAsiaTheme="majorEastAsia"/>
+        </w:rPr>
+      </w:pPr>
+      <w:r>
+        <w:rPr>
+          <w:rStyle w:val="11"/>
+        </w:rPr>
         <w:t>print</w:t>
       </w:r>
       <w:r>
@@ -4459,8 +4227,6 @@
         </w:rPr>
         <w:t>(</w:t>
       </w:r>
-      <w:proofErr w:type="spellStart"/>
-      <w:proofErr w:type="gramStart"/>
       <w:r>
         <w:rPr>
           <w:rStyle w:val="11"/>
@@ -4478,25 +4244,12 @@
           <w:rStyle w:val="HTMLCode"/>
           <w:rFonts w:eastAsiaTheme="majorEastAsia"/>
         </w:rPr>
-        <w:t>shape</w:t>
-      </w:r>
-      <w:proofErr w:type="spellEnd"/>
-      <w:proofErr w:type="gramEnd"/>
-      <w:r>
-        <w:rPr>
-          <w:rStyle w:val="HTMLCode"/>
-          <w:rFonts w:eastAsiaTheme="majorEastAsia"/>
-        </w:rPr>
-        <w:t>)</w:t>
-      </w:r>
-    </w:p>
-    <w:p>
-      <w:pPr>
-        <w:pStyle w:val="HTMLPreformatted"/>
-        <w:rPr>
-          <w:rStyle w:val="HTMLCode"/>
-          <w:rFonts w:eastAsiaTheme="majorEastAsia"/>
-        </w:rPr>
+        <w:t>head())</w:t>
+      </w:r>
+    </w:p>
+    <w:p>
+      <w:pPr>
+        <w:pStyle w:val="HTMLPreformatted"/>
       </w:pPr>
       <w:r>
         <w:rPr>
@@ -4511,8 +4264,6 @@
         </w:rPr>
         <w:t>(</w:t>
       </w:r>
-      <w:proofErr w:type="spellStart"/>
-      <w:proofErr w:type="gramStart"/>
       <w:r>
         <w:rPr>
           <w:rStyle w:val="11"/>
@@ -4530,62 +4281,7 @@
           <w:rStyle w:val="HTMLCode"/>
           <w:rFonts w:eastAsiaTheme="majorEastAsia"/>
         </w:rPr>
-        <w:t>head</w:t>
-      </w:r>
-      <w:proofErr w:type="spellEnd"/>
-      <w:proofErr w:type="gramEnd"/>
-      <w:r>
-        <w:rPr>
-          <w:rStyle w:val="HTMLCode"/>
-          <w:rFonts w:eastAsiaTheme="majorEastAsia"/>
-        </w:rPr>
-        <w:t>())</w:t>
-      </w:r>
-    </w:p>
-    <w:p>
-      <w:pPr>
-        <w:pStyle w:val="HTMLPreformatted"/>
-      </w:pPr>
-      <w:r>
-        <w:rPr>
-          <w:rStyle w:val="11"/>
-        </w:rPr>
-        <w:t>print</w:t>
-      </w:r>
-      <w:r>
-        <w:rPr>
-          <w:rStyle w:val="HTMLCode"/>
-          <w:rFonts w:eastAsiaTheme="majorEastAsia"/>
-        </w:rPr>
-        <w:t>(</w:t>
-      </w:r>
-      <w:proofErr w:type="gramStart"/>
-      <w:r>
-        <w:rPr>
-          <w:rStyle w:val="11"/>
-        </w:rPr>
-        <w:t>df</w:t>
-      </w:r>
-      <w:r>
-        <w:rPr>
-          <w:rStyle w:val="v"/>
-        </w:rPr>
-        <w:t>.</w:t>
-      </w:r>
-      <w:r>
-        <w:rPr>
-          <w:rStyle w:val="HTMLCode"/>
-          <w:rFonts w:eastAsiaTheme="majorEastAsia"/>
-        </w:rPr>
-        <w:t>info(</w:t>
-      </w:r>
-      <w:proofErr w:type="gramEnd"/>
-      <w:r>
-        <w:rPr>
-          <w:rStyle w:val="HTMLCode"/>
-          <w:rFonts w:eastAsiaTheme="majorEastAsia"/>
-        </w:rPr>
-        <w:t>))</w:t>
+        <w:t>info())</w:t>
       </w:r>
     </w:p>
     <w:p>
@@ -4699,8 +4395,6 @@
       <w:pPr>
         <w:pStyle w:val="HTMLPreformatted"/>
       </w:pPr>
-      <w:proofErr w:type="spellStart"/>
-      <w:proofErr w:type="gramStart"/>
       <w:r>
         <w:rPr>
           <w:rStyle w:val="11"/>
@@ -4718,16 +4412,7 @@
           <w:rStyle w:val="HTMLCode"/>
           <w:rFonts w:eastAsiaTheme="majorEastAsia"/>
         </w:rPr>
-        <w:t>isnull</w:t>
-      </w:r>
-      <w:proofErr w:type="spellEnd"/>
-      <w:proofErr w:type="gramEnd"/>
-      <w:r>
-        <w:rPr>
-          <w:rStyle w:val="HTMLCode"/>
-          <w:rFonts w:eastAsiaTheme="majorEastAsia"/>
-        </w:rPr>
-        <w:t>()</w:t>
+        <w:t>isnull()</w:t>
       </w:r>
       <w:r>
         <w:rPr>
@@ -4747,8 +4432,6 @@
       <w:pPr>
         <w:pStyle w:val="HTMLPreformatted"/>
       </w:pPr>
-      <w:proofErr w:type="spellStart"/>
-      <w:proofErr w:type="gramStart"/>
       <w:r>
         <w:rPr>
           <w:rStyle w:val="11"/>
@@ -4766,16 +4449,7 @@
           <w:rStyle w:val="HTMLCode"/>
           <w:rFonts w:eastAsiaTheme="majorEastAsia"/>
         </w:rPr>
-        <w:t>duplicated</w:t>
-      </w:r>
-      <w:proofErr w:type="spellEnd"/>
-      <w:proofErr w:type="gramEnd"/>
-      <w:r>
-        <w:rPr>
-          <w:rStyle w:val="HTMLCode"/>
-          <w:rFonts w:eastAsiaTheme="majorEastAsia"/>
-        </w:rPr>
-        <w:t>()</w:t>
+        <w:t>duplicated()</w:t>
       </w:r>
       <w:r>
         <w:rPr>
@@ -4829,8 +4503,6 @@
         </w:rPr>
         <w:t xml:space="preserve"> </w:t>
       </w:r>
-      <w:proofErr w:type="spellStart"/>
-      <w:proofErr w:type="gramStart"/>
       <w:r>
         <w:rPr>
           <w:rStyle w:val="11"/>
@@ -4848,23 +4520,7 @@
           <w:rStyle w:val="HTMLCode"/>
           <w:rFonts w:eastAsiaTheme="majorEastAsia"/>
         </w:rPr>
-        <w:t>drop</w:t>
-      </w:r>
-      <w:proofErr w:type="gramEnd"/>
-      <w:r>
-        <w:rPr>
-          <w:rStyle w:val="HTMLCode"/>
-          <w:rFonts w:eastAsiaTheme="majorEastAsia"/>
-        </w:rPr>
-        <w:t>_duplicates</w:t>
-      </w:r>
-      <w:proofErr w:type="spellEnd"/>
-      <w:r>
-        <w:rPr>
-          <w:rStyle w:val="HTMLCode"/>
-          <w:rFonts w:eastAsiaTheme="majorEastAsia"/>
-        </w:rPr>
-        <w:t>()</w:t>
+        <w:t>drop_duplicates()</w:t>
       </w:r>
     </w:p>
     <w:p>
@@ -4902,13 +4558,8 @@
       <w:pPr>
         <w:pStyle w:val="NormalWeb"/>
       </w:pPr>
-      <w:proofErr w:type="spellStart"/>
-      <w:r>
-        <w:t>Analyze</w:t>
-      </w:r>
-      <w:proofErr w:type="spellEnd"/>
-      <w:r>
-        <w:t>:</w:t>
+      <w:r>
+        <w:t>Analyze:</w:t>
       </w:r>
     </w:p>
     <w:p>
@@ -5056,29 +4707,12 @@
         </w:rPr>
         <w:t>.</w:t>
       </w:r>
-      <w:proofErr w:type="spellStart"/>
-      <w:r>
-        <w:rPr>
-          <w:rStyle w:val="HTMLCode"/>
-          <w:rFonts w:eastAsiaTheme="majorEastAsia"/>
-        </w:rPr>
-        <w:t>value_counts</w:t>
-      </w:r>
-      <w:proofErr w:type="spellEnd"/>
-      <w:r>
-        <w:rPr>
-          <w:rStyle w:val="HTMLCode"/>
-          <w:rFonts w:eastAsiaTheme="majorEastAsia"/>
-        </w:rPr>
-        <w:t>(</w:t>
-      </w:r>
-      <w:proofErr w:type="gramStart"/>
-      <w:r>
-        <w:rPr>
-          <w:rStyle w:val="HTMLCode"/>
-          <w:rFonts w:eastAsiaTheme="majorEastAsia"/>
-        </w:rPr>
-        <w:t>)</w:t>
+      <w:r>
+        <w:rPr>
+          <w:rStyle w:val="HTMLCode"/>
+          <w:rFonts w:eastAsiaTheme="majorEastAsia"/>
+        </w:rPr>
+        <w:t>value_counts()</w:t>
       </w:r>
       <w:r>
         <w:rPr>
@@ -5091,15 +4725,7 @@
           <w:rStyle w:val="HTMLCode"/>
           <w:rFonts w:eastAsiaTheme="majorEastAsia"/>
         </w:rPr>
-        <w:t>plot</w:t>
-      </w:r>
-      <w:proofErr w:type="gramEnd"/>
-      <w:r>
-        <w:rPr>
-          <w:rStyle w:val="HTMLCode"/>
-          <w:rFonts w:eastAsiaTheme="majorEastAsia"/>
-        </w:rPr>
-        <w:t>(</w:t>
+        <w:t>plot(</w:t>
       </w:r>
       <w:r>
         <w:rPr>
@@ -5217,14 +4843,12 @@
         </w:rPr>
         <w:t xml:space="preserve"> </w:t>
       </w:r>
-      <w:proofErr w:type="spellStart"/>
       <w:r>
         <w:rPr>
           <w:rStyle w:val="11"/>
         </w:rPr>
         <w:t>extract_features</w:t>
       </w:r>
-      <w:proofErr w:type="spellEnd"/>
       <w:r>
         <w:rPr>
           <w:rStyle w:val="HTMLCode"/>
@@ -5232,14 +4856,12 @@
         </w:rPr>
         <w:t>(</w:t>
       </w:r>
-      <w:proofErr w:type="spellStart"/>
       <w:r>
         <w:rPr>
           <w:rStyle w:val="11"/>
         </w:rPr>
         <w:t>url</w:t>
       </w:r>
-      <w:proofErr w:type="spellEnd"/>
       <w:r>
         <w:rPr>
           <w:rStyle w:val="HTMLCode"/>
@@ -5331,21 +4953,175 @@
         <w:rPr>
           <w:rStyle w:val="z"/>
         </w:rPr>
-        <w:t>"</w:t>
-      </w:r>
-      <w:proofErr w:type="spellStart"/>
+        <w:t>"url_length"</w:t>
+      </w:r>
+      <w:r>
+        <w:rPr>
+          <w:rStyle w:val="HTMLCode"/>
+          <w:rFonts w:eastAsiaTheme="majorEastAsia"/>
+        </w:rPr>
+        <w:t xml:space="preserve">] </w:t>
+      </w:r>
+      <w:r>
+        <w:rPr>
+          <w:rStyle w:val="v"/>
+        </w:rPr>
+        <w:t>=</w:t>
+      </w:r>
+      <w:r>
+        <w:rPr>
+          <w:rStyle w:val="HTMLCode"/>
+          <w:rFonts w:eastAsiaTheme="majorEastAsia"/>
+        </w:rPr>
+        <w:t xml:space="preserve"> </w:t>
+      </w:r>
+      <w:r>
+        <w:rPr>
+          <w:rStyle w:val="11"/>
+        </w:rPr>
+        <w:t>len</w:t>
+      </w:r>
+      <w:r>
+        <w:rPr>
+          <w:rStyle w:val="HTMLCode"/>
+          <w:rFonts w:eastAsiaTheme="majorEastAsia"/>
+        </w:rPr>
+        <w:t>(</w:t>
+      </w:r>
+      <w:r>
+        <w:rPr>
+          <w:rStyle w:val="11"/>
+        </w:rPr>
+        <w:t>url</w:t>
+      </w:r>
+      <w:r>
+        <w:rPr>
+          <w:rStyle w:val="HTMLCode"/>
+          <w:rFonts w:eastAsiaTheme="majorEastAsia"/>
+        </w:rPr>
+        <w:t>)</w:t>
+      </w:r>
+    </w:p>
+    <w:p>
+      <w:pPr>
+        <w:pStyle w:val="HTMLPreformatted"/>
+        <w:rPr>
+          <w:rStyle w:val="HTMLCode"/>
+          <w:rFonts w:eastAsiaTheme="majorEastAsia"/>
+        </w:rPr>
+      </w:pPr>
+      <w:r>
+        <w:rPr>
+          <w:rStyle w:val="HTMLCode"/>
+          <w:rFonts w:eastAsiaTheme="majorEastAsia"/>
+        </w:rPr>
+        <w:t xml:space="preserve">    </w:t>
+      </w:r>
+      <w:r>
+        <w:rPr>
+          <w:rStyle w:val="11"/>
+        </w:rPr>
+        <w:t>features</w:t>
+      </w:r>
+      <w:r>
+        <w:rPr>
+          <w:rStyle w:val="HTMLCode"/>
+          <w:rFonts w:eastAsiaTheme="majorEastAsia"/>
+        </w:rPr>
+        <w:t>[</w:t>
+      </w:r>
       <w:r>
         <w:rPr>
           <w:rStyle w:val="z"/>
         </w:rPr>
-        <w:t>url_length</w:t>
-      </w:r>
-      <w:proofErr w:type="spellEnd"/>
+        <w:t>"num_dots"</w:t>
+      </w:r>
+      <w:r>
+        <w:rPr>
+          <w:rStyle w:val="HTMLCode"/>
+          <w:rFonts w:eastAsiaTheme="majorEastAsia"/>
+        </w:rPr>
+        <w:t xml:space="preserve">] </w:t>
+      </w:r>
+      <w:r>
+        <w:rPr>
+          <w:rStyle w:val="v"/>
+        </w:rPr>
+        <w:t>=</w:t>
+      </w:r>
+      <w:r>
+        <w:rPr>
+          <w:rStyle w:val="HTMLCode"/>
+          <w:rFonts w:eastAsiaTheme="majorEastAsia"/>
+        </w:rPr>
+        <w:t xml:space="preserve"> </w:t>
+      </w:r>
+      <w:r>
+        <w:rPr>
+          <w:rStyle w:val="11"/>
+        </w:rPr>
+        <w:t>url</w:t>
+      </w:r>
+      <w:r>
+        <w:rPr>
+          <w:rStyle w:val="v"/>
+        </w:rPr>
+        <w:t>.</w:t>
+      </w:r>
+      <w:r>
+        <w:rPr>
+          <w:rStyle w:val="HTMLCode"/>
+          <w:rFonts w:eastAsiaTheme="majorEastAsia"/>
+        </w:rPr>
+        <w:t>count(</w:t>
+      </w:r>
       <w:r>
         <w:rPr>
           <w:rStyle w:val="z"/>
         </w:rPr>
-        <w:t>"</w:t>
+        <w:t>"."</w:t>
+      </w:r>
+      <w:r>
+        <w:rPr>
+          <w:rStyle w:val="HTMLCode"/>
+          <w:rFonts w:eastAsiaTheme="majorEastAsia"/>
+        </w:rPr>
+        <w:t>)</w:t>
+      </w:r>
+    </w:p>
+    <w:p>
+      <w:pPr>
+        <w:pStyle w:val="HTMLPreformatted"/>
+        <w:rPr>
+          <w:rStyle w:val="HTMLCode"/>
+          <w:rFonts w:eastAsiaTheme="majorEastAsia"/>
+        </w:rPr>
+      </w:pPr>
+      <w:r>
+        <w:rPr>
+          <w:rStyle w:val="HTMLCode"/>
+          <w:rFonts w:eastAsiaTheme="majorEastAsia"/>
+        </w:rPr>
+        <w:t xml:space="preserve">    </w:t>
+      </w:r>
+      <w:r>
+        <w:rPr>
+          <w:rStyle w:val="11"/>
+        </w:rPr>
+        <w:t>features</w:t>
+      </w:r>
+      <w:r>
+        <w:rPr>
+          <w:rStyle w:val="HTMLCode"/>
+          <w:rFonts w:eastAsiaTheme="majorEastAsia"/>
+        </w:rPr>
+        <w:t>[</w:t>
+      </w:r>
+      <w:r>
+        <w:rPr>
+          <w:rStyle w:val="z"/>
+        </w:rPr>
+        <w:t>"num_hyphens"</w:t>
       </w:r>
       <w:r>
         <w:rPr>
@@ -5367,14 +5143,99 @@
         </w:rPr>
         <w:t xml:space="preserve"> </w:t>
       </w:r>
-      <w:proofErr w:type="spellStart"/>
       <w:r>
         <w:rPr>
           <w:rStyle w:val="11"/>
         </w:rPr>
-        <w:t>len</w:t>
-      </w:r>
-      <w:proofErr w:type="spellEnd"/>
+        <w:t>url</w:t>
+      </w:r>
+      <w:r>
+        <w:rPr>
+          <w:rStyle w:val="v"/>
+        </w:rPr>
+        <w:t>.</w:t>
+      </w:r>
+      <w:r>
+        <w:rPr>
+          <w:rStyle w:val="HTMLCode"/>
+          <w:rFonts w:eastAsiaTheme="majorEastAsia"/>
+        </w:rPr>
+        <w:t>count(</w:t>
+      </w:r>
+      <w:r>
+        <w:rPr>
+          <w:rStyle w:val="z"/>
+        </w:rPr>
+        <w:t>"-"</w:t>
+      </w:r>
+      <w:r>
+        <w:rPr>
+          <w:rStyle w:val="HTMLCode"/>
+          <w:rFonts w:eastAsiaTheme="majorEastAsia"/>
+        </w:rPr>
+        <w:t>)</w:t>
+      </w:r>
+    </w:p>
+    <w:p>
+      <w:pPr>
+        <w:pStyle w:val="HTMLPreformatted"/>
+        <w:rPr>
+          <w:rStyle w:val="HTMLCode"/>
+          <w:rFonts w:eastAsiaTheme="majorEastAsia"/>
+        </w:rPr>
+      </w:pPr>
+      <w:r>
+        <w:rPr>
+          <w:rStyle w:val="HTMLCode"/>
+          <w:rFonts w:eastAsiaTheme="majorEastAsia"/>
+        </w:rPr>
+        <w:t xml:space="preserve">    </w:t>
+      </w:r>
+      <w:r>
+        <w:rPr>
+          <w:rStyle w:val="11"/>
+        </w:rPr>
+        <w:t>features</w:t>
+      </w:r>
+      <w:r>
+        <w:rPr>
+          <w:rStyle w:val="HTMLCode"/>
+          <w:rFonts w:eastAsiaTheme="majorEastAsia"/>
+        </w:rPr>
+        <w:t>[</w:t>
+      </w:r>
+      <w:r>
+        <w:rPr>
+          <w:rStyle w:val="z"/>
+        </w:rPr>
+        <w:t>"num_digits"</w:t>
+      </w:r>
+      <w:r>
+        <w:rPr>
+          <w:rStyle w:val="HTMLCode"/>
+          <w:rFonts w:eastAsiaTheme="majorEastAsia"/>
+        </w:rPr>
+        <w:t xml:space="preserve">] </w:t>
+      </w:r>
+      <w:r>
+        <w:rPr>
+          <w:rStyle w:val="v"/>
+        </w:rPr>
+        <w:t>=</w:t>
+      </w:r>
+      <w:r>
+        <w:rPr>
+          <w:rStyle w:val="HTMLCode"/>
+          <w:rFonts w:eastAsiaTheme="majorEastAsia"/>
+        </w:rPr>
+        <w:t xml:space="preserve"> </w:t>
+      </w:r>
+      <w:r>
+        <w:rPr>
+          <w:rStyle w:val="11"/>
+        </w:rPr>
+        <w:t>sum</w:t>
+      </w:r>
       <w:r>
         <w:rPr>
           <w:rStyle w:val="HTMLCode"/>
@@ -5382,14 +5243,70 @@
         </w:rPr>
         <w:t>(</w:t>
       </w:r>
-      <w:proofErr w:type="spellStart"/>
       <w:r>
         <w:rPr>
           <w:rStyle w:val="11"/>
         </w:rPr>
+        <w:t>c</w:t>
+      </w:r>
+      <w:r>
+        <w:rPr>
+          <w:rStyle w:val="v"/>
+        </w:rPr>
+        <w:t>.</w:t>
+      </w:r>
+      <w:r>
+        <w:rPr>
+          <w:rStyle w:val="HTMLCode"/>
+          <w:rFonts w:eastAsiaTheme="majorEastAsia"/>
+        </w:rPr>
+        <w:t xml:space="preserve">isdigit() </w:t>
+      </w:r>
+      <w:r>
+        <w:rPr>
+          <w:rStyle w:val="v"/>
+        </w:rPr>
+        <w:t>for</w:t>
+      </w:r>
+      <w:r>
+        <w:rPr>
+          <w:rStyle w:val="HTMLCode"/>
+          <w:rFonts w:eastAsiaTheme="majorEastAsia"/>
+        </w:rPr>
+        <w:t xml:space="preserve"> </w:t>
+      </w:r>
+      <w:r>
+        <w:rPr>
+          <w:rStyle w:val="11"/>
+        </w:rPr>
+        <w:t>c</w:t>
+      </w:r>
+      <w:r>
+        <w:rPr>
+          <w:rStyle w:val="HTMLCode"/>
+          <w:rFonts w:eastAsiaTheme="majorEastAsia"/>
+        </w:rPr>
+        <w:t xml:space="preserve"> </w:t>
+      </w:r>
+      <w:r>
+        <w:rPr>
+          <w:rStyle w:val="v"/>
+        </w:rPr>
+        <w:t>in</w:t>
+      </w:r>
+      <w:r>
+        <w:rPr>
+          <w:rStyle w:val="HTMLCode"/>
+          <w:rFonts w:eastAsiaTheme="majorEastAsia"/>
+        </w:rPr>
+        <w:t xml:space="preserve"> </w:t>
+      </w:r>
+      <w:r>
+        <w:rPr>
+          <w:rStyle w:val="11"/>
+        </w:rPr>
         <w:t>url</w:t>
       </w:r>
-      <w:proofErr w:type="spellEnd"/>
       <w:r>
         <w:rPr>
           <w:rStyle w:val="HTMLCode"/>
@@ -5430,21 +5347,107 @@
         <w:rPr>
           <w:rStyle w:val="z"/>
         </w:rPr>
-        <w:t>"</w:t>
-      </w:r>
-      <w:proofErr w:type="spellStart"/>
+        <w:t>"has_https"</w:t>
+      </w:r>
+      <w:r>
+        <w:rPr>
+          <w:rStyle w:val="HTMLCode"/>
+          <w:rFonts w:eastAsiaTheme="majorEastAsia"/>
+        </w:rPr>
+        <w:t xml:space="preserve">] </w:t>
+      </w:r>
+      <w:r>
+        <w:rPr>
+          <w:rStyle w:val="v"/>
+        </w:rPr>
+        <w:t>=</w:t>
+      </w:r>
+      <w:r>
+        <w:rPr>
+          <w:rStyle w:val="HTMLCode"/>
+          <w:rFonts w:eastAsiaTheme="majorEastAsia"/>
+        </w:rPr>
+        <w:t xml:space="preserve"> </w:t>
+      </w:r>
+      <w:r>
+        <w:rPr>
+          <w:rStyle w:val="11"/>
+        </w:rPr>
+        <w:t>int</w:t>
+      </w:r>
+      <w:r>
+        <w:rPr>
+          <w:rStyle w:val="HTMLCode"/>
+          <w:rFonts w:eastAsiaTheme="majorEastAsia"/>
+        </w:rPr>
+        <w:t>(</w:t>
+      </w:r>
+      <w:r>
+        <w:rPr>
+          <w:rStyle w:val="11"/>
+        </w:rPr>
+        <w:t>url</w:t>
+      </w:r>
+      <w:r>
+        <w:rPr>
+          <w:rStyle w:val="v"/>
+        </w:rPr>
+        <w:t>.</w:t>
+      </w:r>
+      <w:r>
+        <w:rPr>
+          <w:rStyle w:val="HTMLCode"/>
+          <w:rFonts w:eastAsiaTheme="majorEastAsia"/>
+        </w:rPr>
+        <w:t>startswith(</w:t>
+      </w:r>
       <w:r>
         <w:rPr>
           <w:rStyle w:val="z"/>
         </w:rPr>
-        <w:t>num_dots</w:t>
-      </w:r>
-      <w:proofErr w:type="spellEnd"/>
+        <w:t>"https"</w:t>
+      </w:r>
+      <w:r>
+        <w:rPr>
+          <w:rStyle w:val="HTMLCode"/>
+          <w:rFonts w:eastAsiaTheme="majorEastAsia"/>
+        </w:rPr>
+        <w:t>))</w:t>
+      </w:r>
+    </w:p>
+    <w:p>
+      <w:pPr>
+        <w:pStyle w:val="HTMLPreformatted"/>
+        <w:rPr>
+          <w:rStyle w:val="HTMLCode"/>
+          <w:rFonts w:eastAsiaTheme="majorEastAsia"/>
+        </w:rPr>
+      </w:pPr>
+      <w:r>
+        <w:rPr>
+          <w:rStyle w:val="HTMLCode"/>
+          <w:rFonts w:eastAsiaTheme="majorEastAsia"/>
+        </w:rPr>
+        <w:t xml:space="preserve">    </w:t>
+      </w:r>
+      <w:r>
+        <w:rPr>
+          <w:rStyle w:val="11"/>
+        </w:rPr>
+        <w:t>features</w:t>
+      </w:r>
+      <w:r>
+        <w:rPr>
+          <w:rStyle w:val="HTMLCode"/>
+          <w:rFonts w:eastAsiaTheme="majorEastAsia"/>
+        </w:rPr>
+        <w:t>[</w:t>
+      </w:r>
       <w:r>
         <w:rPr>
           <w:rStyle w:val="z"/>
         </w:rPr>
-        <w:t>"</w:t>
+        <w:t>"has_at"</w:t>
       </w:r>
       <w:r>
         <w:rPr>
@@ -5466,570 +5469,51 @@
         </w:rPr>
         <w:t xml:space="preserve"> </w:t>
       </w:r>
-      <w:proofErr w:type="spellStart"/>
-      <w:proofErr w:type="gramStart"/>
       <w:r>
         <w:rPr>
           <w:rStyle w:val="11"/>
         </w:rPr>
+        <w:t>int</w:t>
+      </w:r>
+      <w:r>
+        <w:rPr>
+          <w:rStyle w:val="HTMLCode"/>
+          <w:rFonts w:eastAsiaTheme="majorEastAsia"/>
+        </w:rPr>
+        <w:t>(</w:t>
+      </w:r>
+      <w:r>
+        <w:rPr>
+          <w:rStyle w:val="z"/>
+        </w:rPr>
+        <w:t>"@"</w:t>
+      </w:r>
+      <w:r>
+        <w:rPr>
+          <w:rStyle w:val="HTMLCode"/>
+          <w:rFonts w:eastAsiaTheme="majorEastAsia"/>
+        </w:rPr>
+        <w:t xml:space="preserve"> </w:t>
+      </w:r>
+      <w:r>
+        <w:rPr>
+          <w:rStyle w:val="v"/>
+        </w:rPr>
+        <w:t>in</w:t>
+      </w:r>
+      <w:r>
+        <w:rPr>
+          <w:rStyle w:val="HTMLCode"/>
+          <w:rFonts w:eastAsiaTheme="majorEastAsia"/>
+        </w:rPr>
+        <w:t xml:space="preserve"> </w:t>
+      </w:r>
+      <w:r>
+        <w:rPr>
+          <w:rStyle w:val="11"/>
+        </w:rPr>
         <w:t>url</w:t>
       </w:r>
-      <w:r>
-        <w:rPr>
-          <w:rStyle w:val="v"/>
-        </w:rPr>
-        <w:t>.</w:t>
-      </w:r>
-      <w:r>
-        <w:rPr>
-          <w:rStyle w:val="HTMLCode"/>
-          <w:rFonts w:eastAsiaTheme="majorEastAsia"/>
-        </w:rPr>
-        <w:t>count</w:t>
-      </w:r>
-      <w:proofErr w:type="spellEnd"/>
-      <w:proofErr w:type="gramEnd"/>
-      <w:r>
-        <w:rPr>
-          <w:rStyle w:val="HTMLCode"/>
-          <w:rFonts w:eastAsiaTheme="majorEastAsia"/>
-        </w:rPr>
-        <w:t>(</w:t>
-      </w:r>
-      <w:r>
-        <w:rPr>
-          <w:rStyle w:val="z"/>
-        </w:rPr>
-        <w:t>"."</w:t>
-      </w:r>
-      <w:r>
-        <w:rPr>
-          <w:rStyle w:val="HTMLCode"/>
-          <w:rFonts w:eastAsiaTheme="majorEastAsia"/>
-        </w:rPr>
-        <w:t>)</w:t>
-      </w:r>
-    </w:p>
-    <w:p>
-      <w:pPr>
-        <w:pStyle w:val="HTMLPreformatted"/>
-        <w:rPr>
-          <w:rStyle w:val="HTMLCode"/>
-          <w:rFonts w:eastAsiaTheme="majorEastAsia"/>
-        </w:rPr>
-      </w:pPr>
-      <w:r>
-        <w:rPr>
-          <w:rStyle w:val="HTMLCode"/>
-          <w:rFonts w:eastAsiaTheme="majorEastAsia"/>
-        </w:rPr>
-        <w:t xml:space="preserve">    </w:t>
-      </w:r>
-      <w:r>
-        <w:rPr>
-          <w:rStyle w:val="11"/>
-        </w:rPr>
-        <w:t>features</w:t>
-      </w:r>
-      <w:r>
-        <w:rPr>
-          <w:rStyle w:val="HTMLCode"/>
-          <w:rFonts w:eastAsiaTheme="majorEastAsia"/>
-        </w:rPr>
-        <w:t>[</w:t>
-      </w:r>
-      <w:r>
-        <w:rPr>
-          <w:rStyle w:val="z"/>
-        </w:rPr>
-        <w:t>"</w:t>
-      </w:r>
-      <w:proofErr w:type="spellStart"/>
-      <w:r>
-        <w:rPr>
-          <w:rStyle w:val="z"/>
-        </w:rPr>
-        <w:t>num_hyphens</w:t>
-      </w:r>
-      <w:proofErr w:type="spellEnd"/>
-      <w:r>
-        <w:rPr>
-          <w:rStyle w:val="z"/>
-        </w:rPr>
-        <w:t>"</w:t>
-      </w:r>
-      <w:r>
-        <w:rPr>
-          <w:rStyle w:val="HTMLCode"/>
-          <w:rFonts w:eastAsiaTheme="majorEastAsia"/>
-        </w:rPr>
-        <w:t xml:space="preserve">] </w:t>
-      </w:r>
-      <w:r>
-        <w:rPr>
-          <w:rStyle w:val="v"/>
-        </w:rPr>
-        <w:t>=</w:t>
-      </w:r>
-      <w:r>
-        <w:rPr>
-          <w:rStyle w:val="HTMLCode"/>
-          <w:rFonts w:eastAsiaTheme="majorEastAsia"/>
-        </w:rPr>
-        <w:t xml:space="preserve"> </w:t>
-      </w:r>
-      <w:proofErr w:type="spellStart"/>
-      <w:proofErr w:type="gramStart"/>
-      <w:r>
-        <w:rPr>
-          <w:rStyle w:val="11"/>
-        </w:rPr>
-        <w:t>url</w:t>
-      </w:r>
-      <w:r>
-        <w:rPr>
-          <w:rStyle w:val="v"/>
-        </w:rPr>
-        <w:t>.</w:t>
-      </w:r>
-      <w:r>
-        <w:rPr>
-          <w:rStyle w:val="HTMLCode"/>
-          <w:rFonts w:eastAsiaTheme="majorEastAsia"/>
-        </w:rPr>
-        <w:t>count</w:t>
-      </w:r>
-      <w:proofErr w:type="spellEnd"/>
-      <w:proofErr w:type="gramEnd"/>
-      <w:r>
-        <w:rPr>
-          <w:rStyle w:val="HTMLCode"/>
-          <w:rFonts w:eastAsiaTheme="majorEastAsia"/>
-        </w:rPr>
-        <w:t>(</w:t>
-      </w:r>
-      <w:r>
-        <w:rPr>
-          <w:rStyle w:val="z"/>
-        </w:rPr>
-        <w:t>"-"</w:t>
-      </w:r>
-      <w:r>
-        <w:rPr>
-          <w:rStyle w:val="HTMLCode"/>
-          <w:rFonts w:eastAsiaTheme="majorEastAsia"/>
-        </w:rPr>
-        <w:t>)</w:t>
-      </w:r>
-    </w:p>
-    <w:p>
-      <w:pPr>
-        <w:pStyle w:val="HTMLPreformatted"/>
-        <w:rPr>
-          <w:rStyle w:val="HTMLCode"/>
-          <w:rFonts w:eastAsiaTheme="majorEastAsia"/>
-        </w:rPr>
-      </w:pPr>
-      <w:r>
-        <w:rPr>
-          <w:rStyle w:val="HTMLCode"/>
-          <w:rFonts w:eastAsiaTheme="majorEastAsia"/>
-        </w:rPr>
-        <w:t xml:space="preserve">    </w:t>
-      </w:r>
-      <w:r>
-        <w:rPr>
-          <w:rStyle w:val="11"/>
-        </w:rPr>
-        <w:t>features</w:t>
-      </w:r>
-      <w:r>
-        <w:rPr>
-          <w:rStyle w:val="HTMLCode"/>
-          <w:rFonts w:eastAsiaTheme="majorEastAsia"/>
-        </w:rPr>
-        <w:t>[</w:t>
-      </w:r>
-      <w:r>
-        <w:rPr>
-          <w:rStyle w:val="z"/>
-        </w:rPr>
-        <w:t>"</w:t>
-      </w:r>
-      <w:proofErr w:type="spellStart"/>
-      <w:r>
-        <w:rPr>
-          <w:rStyle w:val="z"/>
-        </w:rPr>
-        <w:t>num_digits</w:t>
-      </w:r>
-      <w:proofErr w:type="spellEnd"/>
-      <w:r>
-        <w:rPr>
-          <w:rStyle w:val="z"/>
-        </w:rPr>
-        <w:t>"</w:t>
-      </w:r>
-      <w:r>
-        <w:rPr>
-          <w:rStyle w:val="HTMLCode"/>
-          <w:rFonts w:eastAsiaTheme="majorEastAsia"/>
-        </w:rPr>
-        <w:t xml:space="preserve">] </w:t>
-      </w:r>
-      <w:r>
-        <w:rPr>
-          <w:rStyle w:val="v"/>
-        </w:rPr>
-        <w:t>=</w:t>
-      </w:r>
-      <w:r>
-        <w:rPr>
-          <w:rStyle w:val="HTMLCode"/>
-          <w:rFonts w:eastAsiaTheme="majorEastAsia"/>
-        </w:rPr>
-        <w:t xml:space="preserve"> </w:t>
-      </w:r>
-      <w:r>
-        <w:rPr>
-          <w:rStyle w:val="11"/>
-        </w:rPr>
-        <w:t>sum</w:t>
-      </w:r>
-      <w:r>
-        <w:rPr>
-          <w:rStyle w:val="HTMLCode"/>
-          <w:rFonts w:eastAsiaTheme="majorEastAsia"/>
-        </w:rPr>
-        <w:t>(</w:t>
-      </w:r>
-      <w:proofErr w:type="spellStart"/>
-      <w:proofErr w:type="gramStart"/>
-      <w:r>
-        <w:rPr>
-          <w:rStyle w:val="11"/>
-        </w:rPr>
-        <w:t>c</w:t>
-      </w:r>
-      <w:r>
-        <w:rPr>
-          <w:rStyle w:val="v"/>
-        </w:rPr>
-        <w:t>.</w:t>
-      </w:r>
-      <w:r>
-        <w:rPr>
-          <w:rStyle w:val="HTMLCode"/>
-          <w:rFonts w:eastAsiaTheme="majorEastAsia"/>
-        </w:rPr>
-        <w:t>isdigit</w:t>
-      </w:r>
-      <w:proofErr w:type="spellEnd"/>
-      <w:proofErr w:type="gramEnd"/>
-      <w:r>
-        <w:rPr>
-          <w:rStyle w:val="HTMLCode"/>
-          <w:rFonts w:eastAsiaTheme="majorEastAsia"/>
-        </w:rPr>
-        <w:t xml:space="preserve">() </w:t>
-      </w:r>
-      <w:r>
-        <w:rPr>
-          <w:rStyle w:val="v"/>
-        </w:rPr>
-        <w:t>for</w:t>
-      </w:r>
-      <w:r>
-        <w:rPr>
-          <w:rStyle w:val="HTMLCode"/>
-          <w:rFonts w:eastAsiaTheme="majorEastAsia"/>
-        </w:rPr>
-        <w:t xml:space="preserve"> </w:t>
-      </w:r>
-      <w:r>
-        <w:rPr>
-          <w:rStyle w:val="11"/>
-        </w:rPr>
-        <w:t>c</w:t>
-      </w:r>
-      <w:r>
-        <w:rPr>
-          <w:rStyle w:val="HTMLCode"/>
-          <w:rFonts w:eastAsiaTheme="majorEastAsia"/>
-        </w:rPr>
-        <w:t xml:space="preserve"> </w:t>
-      </w:r>
-      <w:r>
-        <w:rPr>
-          <w:rStyle w:val="v"/>
-        </w:rPr>
-        <w:t>in</w:t>
-      </w:r>
-      <w:r>
-        <w:rPr>
-          <w:rStyle w:val="HTMLCode"/>
-          <w:rFonts w:eastAsiaTheme="majorEastAsia"/>
-        </w:rPr>
-        <w:t xml:space="preserve"> </w:t>
-      </w:r>
-      <w:proofErr w:type="spellStart"/>
-      <w:r>
-        <w:rPr>
-          <w:rStyle w:val="11"/>
-        </w:rPr>
-        <w:t>url</w:t>
-      </w:r>
-      <w:proofErr w:type="spellEnd"/>
-      <w:r>
-        <w:rPr>
-          <w:rStyle w:val="HTMLCode"/>
-          <w:rFonts w:eastAsiaTheme="majorEastAsia"/>
-        </w:rPr>
-        <w:t>)</w:t>
-      </w:r>
-    </w:p>
-    <w:p>
-      <w:pPr>
-        <w:pStyle w:val="HTMLPreformatted"/>
-        <w:rPr>
-          <w:rStyle w:val="HTMLCode"/>
-          <w:rFonts w:eastAsiaTheme="majorEastAsia"/>
-        </w:rPr>
-      </w:pPr>
-      <w:r>
-        <w:rPr>
-          <w:rStyle w:val="HTMLCode"/>
-          <w:rFonts w:eastAsiaTheme="majorEastAsia"/>
-        </w:rPr>
-        <w:t xml:space="preserve">    </w:t>
-      </w:r>
-      <w:r>
-        <w:rPr>
-          <w:rStyle w:val="11"/>
-        </w:rPr>
-        <w:t>features</w:t>
-      </w:r>
-      <w:r>
-        <w:rPr>
-          <w:rStyle w:val="HTMLCode"/>
-          <w:rFonts w:eastAsiaTheme="majorEastAsia"/>
-        </w:rPr>
-        <w:t>[</w:t>
-      </w:r>
-      <w:r>
-        <w:rPr>
-          <w:rStyle w:val="z"/>
-        </w:rPr>
-        <w:t>"</w:t>
-      </w:r>
-      <w:proofErr w:type="spellStart"/>
-      <w:r>
-        <w:rPr>
-          <w:rStyle w:val="z"/>
-        </w:rPr>
-        <w:t>has_https</w:t>
-      </w:r>
-      <w:proofErr w:type="spellEnd"/>
-      <w:r>
-        <w:rPr>
-          <w:rStyle w:val="z"/>
-        </w:rPr>
-        <w:t>"</w:t>
-      </w:r>
-      <w:r>
-        <w:rPr>
-          <w:rStyle w:val="HTMLCode"/>
-          <w:rFonts w:eastAsiaTheme="majorEastAsia"/>
-        </w:rPr>
-        <w:t xml:space="preserve">] </w:t>
-      </w:r>
-      <w:r>
-        <w:rPr>
-          <w:rStyle w:val="v"/>
-        </w:rPr>
-        <w:t>=</w:t>
-      </w:r>
-      <w:r>
-        <w:rPr>
-          <w:rStyle w:val="HTMLCode"/>
-          <w:rFonts w:eastAsiaTheme="majorEastAsia"/>
-        </w:rPr>
-        <w:t xml:space="preserve"> </w:t>
-      </w:r>
-      <w:r>
-        <w:rPr>
-          <w:rStyle w:val="11"/>
-        </w:rPr>
-        <w:t>int</w:t>
-      </w:r>
-      <w:r>
-        <w:rPr>
-          <w:rStyle w:val="HTMLCode"/>
-          <w:rFonts w:eastAsiaTheme="majorEastAsia"/>
-        </w:rPr>
-        <w:t>(</w:t>
-      </w:r>
-      <w:proofErr w:type="spellStart"/>
-      <w:proofErr w:type="gramStart"/>
-      <w:r>
-        <w:rPr>
-          <w:rStyle w:val="11"/>
-        </w:rPr>
-        <w:t>url</w:t>
-      </w:r>
-      <w:r>
-        <w:rPr>
-          <w:rStyle w:val="v"/>
-        </w:rPr>
-        <w:t>.</w:t>
-      </w:r>
-      <w:r>
-        <w:rPr>
-          <w:rStyle w:val="HTMLCode"/>
-          <w:rFonts w:eastAsiaTheme="majorEastAsia"/>
-        </w:rPr>
-        <w:t>startswith</w:t>
-      </w:r>
-      <w:proofErr w:type="spellEnd"/>
-      <w:proofErr w:type="gramEnd"/>
-      <w:r>
-        <w:rPr>
-          <w:rStyle w:val="HTMLCode"/>
-          <w:rFonts w:eastAsiaTheme="majorEastAsia"/>
-        </w:rPr>
-        <w:t>(</w:t>
-      </w:r>
-      <w:r>
-        <w:rPr>
-          <w:rStyle w:val="z"/>
-        </w:rPr>
-        <w:t>"https"</w:t>
-      </w:r>
-      <w:r>
-        <w:rPr>
-          <w:rStyle w:val="HTMLCode"/>
-          <w:rFonts w:eastAsiaTheme="majorEastAsia"/>
-        </w:rPr>
-        <w:t>))</w:t>
-      </w:r>
-    </w:p>
-    <w:p>
-      <w:pPr>
-        <w:pStyle w:val="HTMLPreformatted"/>
-        <w:rPr>
-          <w:rStyle w:val="HTMLCode"/>
-          <w:rFonts w:eastAsiaTheme="majorEastAsia"/>
-        </w:rPr>
-      </w:pPr>
-      <w:r>
-        <w:rPr>
-          <w:rStyle w:val="HTMLCode"/>
-          <w:rFonts w:eastAsiaTheme="majorEastAsia"/>
-        </w:rPr>
-        <w:t xml:space="preserve">    </w:t>
-      </w:r>
-      <w:r>
-        <w:rPr>
-          <w:rStyle w:val="11"/>
-        </w:rPr>
-        <w:t>features</w:t>
-      </w:r>
-      <w:r>
-        <w:rPr>
-          <w:rStyle w:val="HTMLCode"/>
-          <w:rFonts w:eastAsiaTheme="majorEastAsia"/>
-        </w:rPr>
-        <w:t>[</w:t>
-      </w:r>
-      <w:r>
-        <w:rPr>
-          <w:rStyle w:val="z"/>
-        </w:rPr>
-        <w:t>"</w:t>
-      </w:r>
-      <w:proofErr w:type="spellStart"/>
-      <w:r>
-        <w:rPr>
-          <w:rStyle w:val="z"/>
-        </w:rPr>
-        <w:t>has_at</w:t>
-      </w:r>
-      <w:proofErr w:type="spellEnd"/>
-      <w:r>
-        <w:rPr>
-          <w:rStyle w:val="z"/>
-        </w:rPr>
-        <w:t>"</w:t>
-      </w:r>
-      <w:r>
-        <w:rPr>
-          <w:rStyle w:val="HTMLCode"/>
-          <w:rFonts w:eastAsiaTheme="majorEastAsia"/>
-        </w:rPr>
-        <w:t xml:space="preserve">] </w:t>
-      </w:r>
-      <w:r>
-        <w:rPr>
-          <w:rStyle w:val="v"/>
-        </w:rPr>
-        <w:t>=</w:t>
-      </w:r>
-      <w:r>
-        <w:rPr>
-          <w:rStyle w:val="HTMLCode"/>
-          <w:rFonts w:eastAsiaTheme="majorEastAsia"/>
-        </w:rPr>
-        <w:t xml:space="preserve"> </w:t>
-      </w:r>
-      <w:proofErr w:type="gramStart"/>
-      <w:r>
-        <w:rPr>
-          <w:rStyle w:val="11"/>
-        </w:rPr>
-        <w:t>int</w:t>
-      </w:r>
-      <w:r>
-        <w:rPr>
-          <w:rStyle w:val="HTMLCode"/>
-          <w:rFonts w:eastAsiaTheme="majorEastAsia"/>
-        </w:rPr>
-        <w:t>(</w:t>
-      </w:r>
-      <w:proofErr w:type="gramEnd"/>
-      <w:r>
-        <w:rPr>
-          <w:rStyle w:val="z"/>
-        </w:rPr>
-        <w:t>"@"</w:t>
-      </w:r>
-      <w:r>
-        <w:rPr>
-          <w:rStyle w:val="HTMLCode"/>
-          <w:rFonts w:eastAsiaTheme="majorEastAsia"/>
-        </w:rPr>
-        <w:t xml:space="preserve"> </w:t>
-      </w:r>
-      <w:r>
-        <w:rPr>
-          <w:rStyle w:val="v"/>
-        </w:rPr>
-        <w:t>in</w:t>
-      </w:r>
-      <w:r>
-        <w:rPr>
-          <w:rStyle w:val="HTMLCode"/>
-          <w:rFonts w:eastAsiaTheme="majorEastAsia"/>
-        </w:rPr>
-        <w:t xml:space="preserve"> </w:t>
-      </w:r>
-      <w:proofErr w:type="spellStart"/>
-      <w:r>
-        <w:rPr>
-          <w:rStyle w:val="11"/>
-        </w:rPr>
-        <w:t>url</w:t>
-      </w:r>
-      <w:proofErr w:type="spellEnd"/>
       <w:r>
         <w:rPr>
           <w:rStyle w:val="HTMLCode"/>
@@ -6347,13 +5831,8 @@
         <w:pStyle w:val="Heading1"/>
       </w:pPr>
       <w:r>
-        <w:t xml:space="preserve">Day 6 — </w:t>
-      </w:r>
-      <w:proofErr w:type="spellStart"/>
-      <w:r>
-        <w:t>Preprocessing</w:t>
-      </w:r>
-      <w:proofErr w:type="spellEnd"/>
+        <w:t>Day 6 — Preprocessing</w:t>
+      </w:r>
     </w:p>
     <w:p>
       <w:pPr>
@@ -6383,13 +5862,8 @@
         </w:numPr>
         <w:spacing w:before="100" w:beforeAutospacing="1" w:after="100" w:afterAutospacing="1" w:line="240" w:lineRule="auto"/>
       </w:pPr>
-      <w:proofErr w:type="spellStart"/>
-      <w:r>
-        <w:t>StandardScaler</w:t>
-      </w:r>
-      <w:proofErr w:type="spellEnd"/>
-      <w:r>
-        <w:t xml:space="preserve"> </w:t>
+      <w:r>
+        <w:t xml:space="preserve">StandardScaler </w:t>
       </w:r>
     </w:p>
     <w:p>
@@ -6400,13 +5874,8 @@
         </w:numPr>
         <w:spacing w:before="100" w:beforeAutospacing="1" w:after="100" w:afterAutospacing="1" w:line="240" w:lineRule="auto"/>
       </w:pPr>
-      <w:proofErr w:type="spellStart"/>
-      <w:r>
-        <w:t>OneHotEncoder</w:t>
-      </w:r>
-      <w:proofErr w:type="spellEnd"/>
-      <w:r>
-        <w:t xml:space="preserve"> </w:t>
+      <w:r>
+        <w:t xml:space="preserve">OneHotEncoder </w:t>
       </w:r>
     </w:p>
     <w:p>
@@ -6417,13 +5886,8 @@
         </w:numPr>
         <w:spacing w:before="100" w:beforeAutospacing="1" w:after="100" w:afterAutospacing="1" w:line="240" w:lineRule="auto"/>
       </w:pPr>
-      <w:proofErr w:type="spellStart"/>
-      <w:r>
-        <w:t>ColumnTransformer</w:t>
-      </w:r>
-      <w:proofErr w:type="spellEnd"/>
-      <w:r>
-        <w:t xml:space="preserve"> </w:t>
+      <w:r>
+        <w:t xml:space="preserve">ColumnTransformer </w:t>
       </w:r>
     </w:p>
     <w:p>
@@ -6486,7 +5950,6 @@
           <w:rFonts w:eastAsiaTheme="majorEastAsia"/>
         </w:rPr>
       </w:pPr>
-      <w:proofErr w:type="spellStart"/>
       <w:r>
         <w:rPr>
           <w:rStyle w:val="HTMLCode"/>
@@ -6494,7 +5957,6 @@
         </w:rPr>
         <w:t>Preprocessing</w:t>
       </w:r>
-      <w:proofErr w:type="spellEnd"/>
     </w:p>
     <w:p>
       <w:pPr>
@@ -6553,8 +6015,6 @@
         </w:rPr>
         <w:t xml:space="preserve"> </w:t>
       </w:r>
-      <w:proofErr w:type="spellStart"/>
-      <w:proofErr w:type="gramStart"/>
       <w:r>
         <w:rPr>
           <w:rStyle w:val="11"/>
@@ -6571,16 +6031,97 @@
         <w:rPr>
           <w:rStyle w:val="11"/>
         </w:rPr>
-        <w:t>model</w:t>
-      </w:r>
-      <w:proofErr w:type="gramEnd"/>
+        <w:t>model_selection</w:t>
+      </w:r>
+      <w:r>
+        <w:rPr>
+          <w:rStyle w:val="HTMLCode"/>
+          <w:rFonts w:eastAsiaTheme="majorEastAsia"/>
+        </w:rPr>
+        <w:t xml:space="preserve"> </w:t>
+      </w:r>
+      <w:r>
+        <w:rPr>
+          <w:rStyle w:val="v"/>
+        </w:rPr>
+        <w:t>import</w:t>
+      </w:r>
+      <w:r>
+        <w:rPr>
+          <w:rStyle w:val="HTMLCode"/>
+          <w:rFonts w:eastAsiaTheme="majorEastAsia"/>
+        </w:rPr>
+        <w:t xml:space="preserve"> </w:t>
+      </w:r>
       <w:r>
         <w:rPr>
           <w:rStyle w:val="11"/>
         </w:rPr>
-        <w:t>_selection</w:t>
-      </w:r>
-      <w:proofErr w:type="spellEnd"/>
+        <w:t>train_test_split</w:t>
+      </w:r>
+    </w:p>
+    <w:p>
+      <w:pPr>
+        <w:pStyle w:val="HTMLPreformatted"/>
+        <w:rPr>
+          <w:rStyle w:val="HTMLCode"/>
+          <w:rFonts w:eastAsiaTheme="majorEastAsia"/>
+        </w:rPr>
+      </w:pPr>
+    </w:p>
+    <w:p>
+      <w:pPr>
+        <w:pStyle w:val="HTMLPreformatted"/>
+        <w:rPr>
+          <w:rStyle w:val="HTMLCode"/>
+          <w:rFonts w:eastAsiaTheme="majorEastAsia"/>
+        </w:rPr>
+      </w:pPr>
+      <w:r>
+        <w:rPr>
+          <w:rStyle w:val="11"/>
+        </w:rPr>
+        <w:t>X_train</w:t>
+      </w:r>
+      <w:r>
+        <w:rPr>
+          <w:rStyle w:val="HTMLCode"/>
+          <w:rFonts w:eastAsiaTheme="majorEastAsia"/>
+        </w:rPr>
+        <w:t xml:space="preserve">, </w:t>
+      </w:r>
+      <w:r>
+        <w:rPr>
+          <w:rStyle w:val="11"/>
+        </w:rPr>
+        <w:t>X_test</w:t>
+      </w:r>
+      <w:r>
+        <w:rPr>
+          <w:rStyle w:val="HTMLCode"/>
+          <w:rFonts w:eastAsiaTheme="majorEastAsia"/>
+        </w:rPr>
+        <w:t xml:space="preserve">, </w:t>
+      </w:r>
+      <w:r>
+        <w:rPr>
+          <w:rStyle w:val="11"/>
+        </w:rPr>
+        <w:t>y_train</w:t>
+      </w:r>
+      <w:r>
+        <w:rPr>
+          <w:rStyle w:val="HTMLCode"/>
+          <w:rFonts w:eastAsiaTheme="majorEastAsia"/>
+        </w:rPr>
+        <w:t xml:space="preserve">, </w:t>
+      </w:r>
+      <w:r>
+        <w:rPr>
+          <w:rStyle w:val="11"/>
+        </w:rPr>
+        <w:t>y_test</w:t>
+      </w:r>
       <w:r>
         <w:rPr>
           <w:rStyle w:val="HTMLCode"/>
@@ -6592,7 +6133,7 @@
         <w:rPr>
           <w:rStyle w:val="v"/>
         </w:rPr>
-        <w:t>import</w:t>
+        <w:t>=</w:t>
       </w:r>
       <w:r>
         <w:rPr>
@@ -6601,253 +6142,140 @@
         </w:rPr>
         <w:t xml:space="preserve"> </w:t>
       </w:r>
-      <w:proofErr w:type="spellStart"/>
       <w:r>
         <w:rPr>
           <w:rStyle w:val="11"/>
         </w:rPr>
         <w:t>train_test_split</w:t>
       </w:r>
-      <w:proofErr w:type="spellEnd"/>
-    </w:p>
-    <w:p>
-      <w:pPr>
-        <w:pStyle w:val="HTMLPreformatted"/>
-        <w:rPr>
-          <w:rStyle w:val="HTMLCode"/>
-          <w:rFonts w:eastAsiaTheme="majorEastAsia"/>
-        </w:rPr>
-      </w:pPr>
-    </w:p>
-    <w:p>
-      <w:pPr>
-        <w:pStyle w:val="HTMLPreformatted"/>
-        <w:rPr>
-          <w:rStyle w:val="HTMLCode"/>
-          <w:rFonts w:eastAsiaTheme="majorEastAsia"/>
-        </w:rPr>
-      </w:pPr>
-      <w:proofErr w:type="spellStart"/>
+      <w:r>
+        <w:rPr>
+          <w:rStyle w:val="HTMLCode"/>
+          <w:rFonts w:eastAsiaTheme="majorEastAsia"/>
+        </w:rPr>
+        <w:t>(</w:t>
+      </w:r>
+    </w:p>
+    <w:p>
+      <w:pPr>
+        <w:pStyle w:val="HTMLPreformatted"/>
+        <w:rPr>
+          <w:rStyle w:val="HTMLCode"/>
+          <w:rFonts w:eastAsiaTheme="majorEastAsia"/>
+        </w:rPr>
+      </w:pPr>
+      <w:r>
+        <w:rPr>
+          <w:rStyle w:val="HTMLCode"/>
+          <w:rFonts w:eastAsiaTheme="majorEastAsia"/>
+        </w:rPr>
+        <w:t xml:space="preserve">    </w:t>
+      </w:r>
       <w:r>
         <w:rPr>
           <w:rStyle w:val="11"/>
         </w:rPr>
-        <w:t>X_train</w:t>
-      </w:r>
-      <w:proofErr w:type="spellEnd"/>
-      <w:r>
-        <w:rPr>
-          <w:rStyle w:val="HTMLCode"/>
-          <w:rFonts w:eastAsiaTheme="majorEastAsia"/>
-        </w:rPr>
-        <w:t xml:space="preserve">, </w:t>
-      </w:r>
-      <w:proofErr w:type="spellStart"/>
+        <w:t>X</w:t>
+      </w:r>
+      <w:r>
+        <w:rPr>
+          <w:rStyle w:val="HTMLCode"/>
+          <w:rFonts w:eastAsiaTheme="majorEastAsia"/>
+        </w:rPr>
+        <w:t>,</w:t>
+      </w:r>
+    </w:p>
+    <w:p>
+      <w:pPr>
+        <w:pStyle w:val="HTMLPreformatted"/>
+        <w:rPr>
+          <w:rStyle w:val="HTMLCode"/>
+          <w:rFonts w:eastAsiaTheme="majorEastAsia"/>
+        </w:rPr>
+      </w:pPr>
+      <w:r>
+        <w:rPr>
+          <w:rStyle w:val="HTMLCode"/>
+          <w:rFonts w:eastAsiaTheme="majorEastAsia"/>
+        </w:rPr>
+        <w:t xml:space="preserve">    </w:t>
+      </w:r>
       <w:r>
         <w:rPr>
           <w:rStyle w:val="11"/>
         </w:rPr>
-        <w:t>X_test</w:t>
-      </w:r>
-      <w:proofErr w:type="spellEnd"/>
-      <w:r>
-        <w:rPr>
-          <w:rStyle w:val="HTMLCode"/>
-          <w:rFonts w:eastAsiaTheme="majorEastAsia"/>
-        </w:rPr>
-        <w:t xml:space="preserve">, </w:t>
-      </w:r>
-      <w:proofErr w:type="spellStart"/>
+        <w:t>y</w:t>
+      </w:r>
+      <w:r>
+        <w:rPr>
+          <w:rStyle w:val="HTMLCode"/>
+          <w:rFonts w:eastAsiaTheme="majorEastAsia"/>
+        </w:rPr>
+        <w:t>,</w:t>
+      </w:r>
+    </w:p>
+    <w:p>
+      <w:pPr>
+        <w:pStyle w:val="HTMLPreformatted"/>
+        <w:rPr>
+          <w:rStyle w:val="HTMLCode"/>
+          <w:rFonts w:eastAsiaTheme="majorEastAsia"/>
+        </w:rPr>
+      </w:pPr>
+      <w:r>
+        <w:rPr>
+          <w:rStyle w:val="HTMLCode"/>
+          <w:rFonts w:eastAsiaTheme="majorEastAsia"/>
+        </w:rPr>
+        <w:t xml:space="preserve">    </w:t>
+      </w:r>
       <w:r>
         <w:rPr>
           <w:rStyle w:val="11"/>
         </w:rPr>
-        <w:t>y_train</w:t>
-      </w:r>
-      <w:proofErr w:type="spellEnd"/>
-      <w:r>
-        <w:rPr>
-          <w:rStyle w:val="HTMLCode"/>
-          <w:rFonts w:eastAsiaTheme="majorEastAsia"/>
-        </w:rPr>
-        <w:t xml:space="preserve">, </w:t>
-      </w:r>
-      <w:proofErr w:type="spellStart"/>
+        <w:t>test_size</w:t>
+      </w:r>
+      <w:r>
+        <w:rPr>
+          <w:rStyle w:val="v"/>
+        </w:rPr>
+        <w:t>=</w:t>
+      </w:r>
+      <w:r>
+        <w:rPr>
+          <w:rStyle w:val="y"/>
+        </w:rPr>
+        <w:t>0.2</w:t>
+      </w:r>
+      <w:r>
+        <w:rPr>
+          <w:rStyle w:val="HTMLCode"/>
+          <w:rFonts w:eastAsiaTheme="majorEastAsia"/>
+        </w:rPr>
+        <w:t>,</w:t>
+      </w:r>
+    </w:p>
+    <w:p>
+      <w:pPr>
+        <w:pStyle w:val="HTMLPreformatted"/>
+        <w:rPr>
+          <w:rStyle w:val="HTMLCode"/>
+          <w:rFonts w:eastAsiaTheme="majorEastAsia"/>
+        </w:rPr>
+      </w:pPr>
+      <w:r>
+        <w:rPr>
+          <w:rStyle w:val="HTMLCode"/>
+          <w:rFonts w:eastAsiaTheme="majorEastAsia"/>
+        </w:rPr>
+        <w:t xml:space="preserve">    </w:t>
+      </w:r>
       <w:r>
         <w:rPr>
           <w:rStyle w:val="11"/>
         </w:rPr>
-        <w:t>y_test</w:t>
-      </w:r>
-      <w:proofErr w:type="spellEnd"/>
-      <w:r>
-        <w:rPr>
-          <w:rStyle w:val="HTMLCode"/>
-          <w:rFonts w:eastAsiaTheme="majorEastAsia"/>
-        </w:rPr>
-        <w:t xml:space="preserve"> </w:t>
-      </w:r>
-      <w:r>
-        <w:rPr>
-          <w:rStyle w:val="v"/>
-        </w:rPr>
-        <w:t>=</w:t>
-      </w:r>
-      <w:r>
-        <w:rPr>
-          <w:rStyle w:val="HTMLCode"/>
-          <w:rFonts w:eastAsiaTheme="majorEastAsia"/>
-        </w:rPr>
-        <w:t xml:space="preserve"> </w:t>
-      </w:r>
-      <w:proofErr w:type="spellStart"/>
-      <w:r>
-        <w:rPr>
-          <w:rStyle w:val="11"/>
-        </w:rPr>
-        <w:t>train_test_</w:t>
-      </w:r>
-      <w:proofErr w:type="gramStart"/>
-      <w:r>
-        <w:rPr>
-          <w:rStyle w:val="11"/>
-        </w:rPr>
-        <w:t>split</w:t>
-      </w:r>
-      <w:proofErr w:type="spellEnd"/>
-      <w:r>
-        <w:rPr>
-          <w:rStyle w:val="HTMLCode"/>
-          <w:rFonts w:eastAsiaTheme="majorEastAsia"/>
-        </w:rPr>
-        <w:t>(</w:t>
-      </w:r>
-      <w:proofErr w:type="gramEnd"/>
-    </w:p>
-    <w:p>
-      <w:pPr>
-        <w:pStyle w:val="HTMLPreformatted"/>
-        <w:rPr>
-          <w:rStyle w:val="HTMLCode"/>
-          <w:rFonts w:eastAsiaTheme="majorEastAsia"/>
-        </w:rPr>
-      </w:pPr>
-      <w:r>
-        <w:rPr>
-          <w:rStyle w:val="HTMLCode"/>
-          <w:rFonts w:eastAsiaTheme="majorEastAsia"/>
-        </w:rPr>
-        <w:t xml:space="preserve">    </w:t>
-      </w:r>
-      <w:r>
-        <w:rPr>
-          <w:rStyle w:val="11"/>
-        </w:rPr>
-        <w:t>X</w:t>
-      </w:r>
-      <w:r>
-        <w:rPr>
-          <w:rStyle w:val="HTMLCode"/>
-          <w:rFonts w:eastAsiaTheme="majorEastAsia"/>
-        </w:rPr>
-        <w:t>,</w:t>
-      </w:r>
-    </w:p>
-    <w:p>
-      <w:pPr>
-        <w:pStyle w:val="HTMLPreformatted"/>
-        <w:rPr>
-          <w:rStyle w:val="HTMLCode"/>
-          <w:rFonts w:eastAsiaTheme="majorEastAsia"/>
-        </w:rPr>
-      </w:pPr>
-      <w:r>
-        <w:rPr>
-          <w:rStyle w:val="HTMLCode"/>
-          <w:rFonts w:eastAsiaTheme="majorEastAsia"/>
-        </w:rPr>
-        <w:t xml:space="preserve">    </w:t>
-      </w:r>
-      <w:r>
-        <w:rPr>
-          <w:rStyle w:val="11"/>
-        </w:rPr>
-        <w:t>y</w:t>
-      </w:r>
-      <w:r>
-        <w:rPr>
-          <w:rStyle w:val="HTMLCode"/>
-          <w:rFonts w:eastAsiaTheme="majorEastAsia"/>
-        </w:rPr>
-        <w:t>,</w:t>
-      </w:r>
-    </w:p>
-    <w:p>
-      <w:pPr>
-        <w:pStyle w:val="HTMLPreformatted"/>
-        <w:rPr>
-          <w:rStyle w:val="HTMLCode"/>
-          <w:rFonts w:eastAsiaTheme="majorEastAsia"/>
-        </w:rPr>
-      </w:pPr>
-      <w:r>
-        <w:rPr>
-          <w:rStyle w:val="HTMLCode"/>
-          <w:rFonts w:eastAsiaTheme="majorEastAsia"/>
-        </w:rPr>
-        <w:t xml:space="preserve">    </w:t>
-      </w:r>
-      <w:proofErr w:type="spellStart"/>
-      <w:r>
-        <w:rPr>
-          <w:rStyle w:val="11"/>
-        </w:rPr>
-        <w:t>test_size</w:t>
-      </w:r>
-      <w:proofErr w:type="spellEnd"/>
-      <w:r>
-        <w:rPr>
-          <w:rStyle w:val="v"/>
-        </w:rPr>
-        <w:t>=</w:t>
-      </w:r>
-      <w:r>
-        <w:rPr>
-          <w:rStyle w:val="y"/>
-        </w:rPr>
-        <w:t>0.2</w:t>
-      </w:r>
-      <w:r>
-        <w:rPr>
-          <w:rStyle w:val="HTMLCode"/>
-          <w:rFonts w:eastAsiaTheme="majorEastAsia"/>
-        </w:rPr>
-        <w:t>,</w:t>
-      </w:r>
-    </w:p>
-    <w:p>
-      <w:pPr>
-        <w:pStyle w:val="HTMLPreformatted"/>
-        <w:rPr>
-          <w:rStyle w:val="HTMLCode"/>
-          <w:rFonts w:eastAsiaTheme="majorEastAsia"/>
-        </w:rPr>
-      </w:pPr>
-      <w:r>
-        <w:rPr>
-          <w:rStyle w:val="HTMLCode"/>
-          <w:rFonts w:eastAsiaTheme="majorEastAsia"/>
-        </w:rPr>
-        <w:t xml:space="preserve">    </w:t>
-      </w:r>
-      <w:proofErr w:type="spellStart"/>
-      <w:r>
-        <w:rPr>
-          <w:rStyle w:val="11"/>
-        </w:rPr>
         <w:t>random_state</w:t>
       </w:r>
-      <w:proofErr w:type="spellEnd"/>
       <w:r>
         <w:rPr>
           <w:rStyle w:val="v"/>
@@ -6958,29 +6386,18 @@
       <w:pPr>
         <w:pStyle w:val="HTMLPreformatted"/>
       </w:pPr>
-      <w:proofErr w:type="spellStart"/>
-      <w:proofErr w:type="gramStart"/>
       <w:r>
         <w:rPr>
           <w:rStyle w:val="11"/>
         </w:rPr>
         <w:t>LogisticRegression</w:t>
       </w:r>
-      <w:proofErr w:type="spellEnd"/>
-      <w:r>
-        <w:rPr>
-          <w:rStyle w:val="HTMLCode"/>
-          <w:rFonts w:eastAsiaTheme="majorEastAsia"/>
-        </w:rPr>
-        <w:t>(</w:t>
-      </w:r>
-      <w:proofErr w:type="gramEnd"/>
-      <w:r>
-        <w:rPr>
-          <w:rStyle w:val="HTMLCode"/>
-          <w:rFonts w:eastAsiaTheme="majorEastAsia"/>
-        </w:rPr>
-        <w:t>)</w:t>
+      <w:r>
+        <w:rPr>
+          <w:rStyle w:val="HTMLCode"/>
+          <w:rFonts w:eastAsiaTheme="majorEastAsia"/>
+        </w:rPr>
+        <w:t>()</w:t>
       </w:r>
     </w:p>
     <w:p>
@@ -6995,29 +6412,18 @@
       <w:pPr>
         <w:pStyle w:val="HTMLPreformatted"/>
       </w:pPr>
-      <w:proofErr w:type="spellStart"/>
-      <w:proofErr w:type="gramStart"/>
       <w:r>
         <w:rPr>
           <w:rStyle w:val="11"/>
         </w:rPr>
         <w:t>RandomForestClassifier</w:t>
       </w:r>
-      <w:proofErr w:type="spellEnd"/>
-      <w:r>
-        <w:rPr>
-          <w:rStyle w:val="HTMLCode"/>
-          <w:rFonts w:eastAsiaTheme="majorEastAsia"/>
-        </w:rPr>
-        <w:t>(</w:t>
-      </w:r>
-      <w:proofErr w:type="gramEnd"/>
-      <w:r>
-        <w:rPr>
-          <w:rStyle w:val="HTMLCode"/>
-          <w:rFonts w:eastAsiaTheme="majorEastAsia"/>
-        </w:rPr>
-        <w:t>)</w:t>
+      <w:r>
+        <w:rPr>
+          <w:rStyle w:val="HTMLCode"/>
+          <w:rFonts w:eastAsiaTheme="majorEastAsia"/>
+        </w:rPr>
+        <w:t>()</w:t>
       </w:r>
     </w:p>
     <w:p>
@@ -7026,41 +6432,25 @@
       </w:pPr>
       <w:r>
         <w:lastRenderedPageBreak/>
-        <w:t xml:space="preserve">3. </w:t>
-      </w:r>
-      <w:proofErr w:type="spellStart"/>
-      <w:r>
-        <w:t>XGBoost</w:t>
-      </w:r>
-      <w:proofErr w:type="spellEnd"/>
-    </w:p>
-    <w:p>
-      <w:pPr>
-        <w:pStyle w:val="HTMLPreformatted"/>
-      </w:pPr>
-      <w:proofErr w:type="spellStart"/>
-      <w:proofErr w:type="gramStart"/>
+        <w:t>3. XGBoost</w:t>
+      </w:r>
+    </w:p>
+    <w:p>
+      <w:pPr>
+        <w:pStyle w:val="HTMLPreformatted"/>
+      </w:pPr>
       <w:r>
         <w:rPr>
           <w:rStyle w:val="11"/>
         </w:rPr>
         <w:t>XGBClassifier</w:t>
       </w:r>
-      <w:proofErr w:type="spellEnd"/>
-      <w:r>
-        <w:rPr>
-          <w:rStyle w:val="HTMLCode"/>
-          <w:rFonts w:eastAsiaTheme="majorEastAsia"/>
-        </w:rPr>
-        <w:t>(</w:t>
-      </w:r>
-      <w:proofErr w:type="gramEnd"/>
-      <w:r>
-        <w:rPr>
-          <w:rStyle w:val="HTMLCode"/>
-          <w:rFonts w:eastAsiaTheme="majorEastAsia"/>
-        </w:rPr>
-        <w:t>)</w:t>
+      <w:r>
+        <w:rPr>
+          <w:rStyle w:val="HTMLCode"/>
+          <w:rFonts w:eastAsiaTheme="majorEastAsia"/>
+        </w:rPr>
+        <w:t>()</w:t>
       </w:r>
     </w:p>
     <w:p>
@@ -7503,11 +6893,9 @@
                 <w:szCs w:val="24"/>
               </w:rPr>
             </w:pPr>
-            <w:proofErr w:type="spellStart"/>
             <w:r>
               <w:t>XGBoost</w:t>
             </w:r>
-            <w:proofErr w:type="spellEnd"/>
           </w:p>
         </w:tc>
         <w:tc>
@@ -7601,13 +6989,8 @@
         <w:pStyle w:val="Heading1"/>
       </w:pPr>
       <w:r>
-        <w:t xml:space="preserve">Day 9 — Pipeline + </w:t>
-      </w:r>
-      <w:proofErr w:type="spellStart"/>
-      <w:r>
-        <w:t>Joblib</w:t>
-      </w:r>
-      <w:proofErr w:type="spellEnd"/>
+        <w:t>Day 9 — Pipeline + Joblib</w:t>
+      </w:r>
     </w:p>
     <w:p>
       <w:pPr>
@@ -7625,7 +7008,6 @@
           <w:rFonts w:eastAsiaTheme="majorEastAsia"/>
         </w:rPr>
       </w:pPr>
-      <w:proofErr w:type="spellStart"/>
       <w:r>
         <w:rPr>
           <w:rStyle w:val="HTMLCode"/>
@@ -7633,7 +7015,6 @@
         </w:rPr>
         <w:t>Preprocessing</w:t>
       </w:r>
-      <w:proofErr w:type="spellEnd"/>
     </w:p>
     <w:p>
       <w:pPr>
@@ -7675,8 +7056,6 @@
       <w:pPr>
         <w:pStyle w:val="HTMLPreformatted"/>
       </w:pPr>
-      <w:proofErr w:type="spellStart"/>
-      <w:proofErr w:type="gramStart"/>
       <w:r>
         <w:rPr>
           <w:rStyle w:val="11"/>
@@ -7695,25 +7074,14 @@
           <w:rStyle w:val="HTMLCode"/>
           <w:rFonts w:eastAsiaTheme="majorEastAsia"/>
         </w:rPr>
-        <w:t>fit</w:t>
-      </w:r>
-      <w:proofErr w:type="spellEnd"/>
-      <w:r>
-        <w:rPr>
-          <w:rStyle w:val="HTMLCode"/>
-          <w:rFonts w:eastAsiaTheme="majorEastAsia"/>
-        </w:rPr>
-        <w:t>(</w:t>
-      </w:r>
-      <w:proofErr w:type="spellStart"/>
-      <w:proofErr w:type="gramEnd"/>
+        <w:t>fit(</w:t>
+      </w:r>
       <w:r>
         <w:rPr>
           <w:rStyle w:val="11"/>
         </w:rPr>
         <w:t>X_train</w:t>
       </w:r>
-      <w:proofErr w:type="spellEnd"/>
       <w:r>
         <w:rPr>
           <w:rStyle w:val="HTMLCode"/>
@@ -7721,14 +7089,12 @@
         </w:rPr>
         <w:t xml:space="preserve">, </w:t>
       </w:r>
-      <w:proofErr w:type="spellStart"/>
       <w:r>
         <w:rPr>
           <w:rStyle w:val="11"/>
         </w:rPr>
         <w:t>y_train</w:t>
       </w:r>
-      <w:proofErr w:type="spellEnd"/>
       <w:r>
         <w:rPr>
           <w:rStyle w:val="HTMLCode"/>
@@ -7766,34 +7132,30 @@
         </w:rPr>
         <w:t xml:space="preserve"> </w:t>
       </w:r>
-      <w:proofErr w:type="spellStart"/>
       <w:r>
         <w:rPr>
           <w:rStyle w:val="11"/>
         </w:rPr>
         <w:t>joblib</w:t>
       </w:r>
-      <w:proofErr w:type="spellEnd"/>
-    </w:p>
-    <w:p>
-      <w:pPr>
-        <w:pStyle w:val="HTMLPreformatted"/>
-        <w:rPr>
-          <w:rStyle w:val="HTMLCode"/>
-          <w:rFonts w:eastAsiaTheme="majorEastAsia"/>
-        </w:rPr>
-      </w:pPr>
-    </w:p>
-    <w:p>
-      <w:pPr>
-        <w:pStyle w:val="HTMLPreformatted"/>
-        <w:rPr>
-          <w:rStyle w:val="HTMLCode"/>
-          <w:rFonts w:eastAsiaTheme="majorEastAsia"/>
-        </w:rPr>
-      </w:pPr>
-      <w:proofErr w:type="spellStart"/>
-      <w:proofErr w:type="gramStart"/>
+    </w:p>
+    <w:p>
+      <w:pPr>
+        <w:pStyle w:val="HTMLPreformatted"/>
+        <w:rPr>
+          <w:rStyle w:val="HTMLCode"/>
+          <w:rFonts w:eastAsiaTheme="majorEastAsia"/>
+        </w:rPr>
+      </w:pPr>
+    </w:p>
+    <w:p>
+      <w:pPr>
+        <w:pStyle w:val="HTMLPreformatted"/>
+        <w:rPr>
+          <w:rStyle w:val="HTMLCode"/>
+          <w:rFonts w:eastAsiaTheme="majorEastAsia"/>
+        </w:rPr>
+      </w:pPr>
       <w:r>
         <w:rPr>
           <w:rStyle w:val="11"/>
@@ -7811,16 +7173,7 @@
           <w:rStyle w:val="HTMLCode"/>
           <w:rFonts w:eastAsiaTheme="majorEastAsia"/>
         </w:rPr>
-        <w:t>dump</w:t>
-      </w:r>
-      <w:proofErr w:type="spellEnd"/>
-      <w:proofErr w:type="gramEnd"/>
-      <w:r>
-        <w:rPr>
-          <w:rStyle w:val="HTMLCode"/>
-          <w:rFonts w:eastAsiaTheme="majorEastAsia"/>
-        </w:rPr>
-        <w:t>(</w:t>
+        <w:t>dump(</w:t>
       </w:r>
     </w:p>
     <w:p>
@@ -7871,21 +7224,7 @@
         <w:rPr>
           <w:rStyle w:val="z"/>
         </w:rPr>
-        <w:t>"model/</w:t>
-      </w:r>
-      <w:proofErr w:type="spellStart"/>
-      <w:r>
-        <w:rPr>
-          <w:rStyle w:val="z"/>
-        </w:rPr>
-        <w:t>phishing_model.joblib</w:t>
-      </w:r>
-      <w:proofErr w:type="spellEnd"/>
-      <w:r>
-        <w:rPr>
-          <w:rStyle w:val="z"/>
-        </w:rPr>
-        <w:t>"</w:t>
+        <w:t>"model/phishing_model.joblib"</w:t>
       </w:r>
     </w:p>
     <w:p>
@@ -8098,50 +7437,40 @@
         <w:pStyle w:val="Heading1"/>
       </w:pPr>
       <w:r>
-        <w:t xml:space="preserve">Day 11 — </w:t>
-      </w:r>
-      <w:proofErr w:type="spellStart"/>
-      <w:r>
+        <w:t>Day 11 — FastAPI Basics</w:t>
+      </w:r>
+    </w:p>
+    <w:p>
+      <w:pPr>
+        <w:pStyle w:val="NormalWeb"/>
+      </w:pPr>
+      <w:r>
+        <w:t>Now start deployment.</w:t>
+      </w:r>
+    </w:p>
+    <w:p>
+      <w:pPr>
+        <w:pStyle w:val="NormalWeb"/>
+      </w:pPr>
+      <w:r>
+        <w:t>Learn:</w:t>
+      </w:r>
+    </w:p>
+    <w:p>
+      <w:pPr>
+        <w:pStyle w:val="HTMLPreformatted"/>
+        <w:rPr>
+          <w:rStyle w:val="HTMLCode"/>
+          <w:rFonts w:eastAsiaTheme="majorEastAsia"/>
+        </w:rPr>
+      </w:pPr>
+      <w:r>
+        <w:rPr>
+          <w:rStyle w:val="HTMLCode"/>
+          <w:rFonts w:eastAsiaTheme="majorEastAsia"/>
+        </w:rPr>
         <w:t>FastAPI</w:t>
       </w:r>
-      <w:proofErr w:type="spellEnd"/>
-      <w:r>
-        <w:t xml:space="preserve"> Basics</w:t>
-      </w:r>
-    </w:p>
-    <w:p>
-      <w:pPr>
-        <w:pStyle w:val="NormalWeb"/>
-      </w:pPr>
-      <w:r>
-        <w:t>Now start deployment.</w:t>
-      </w:r>
-    </w:p>
-    <w:p>
-      <w:pPr>
-        <w:pStyle w:val="NormalWeb"/>
-      </w:pPr>
-      <w:r>
-        <w:t>Learn:</w:t>
-      </w:r>
-    </w:p>
-    <w:p>
-      <w:pPr>
-        <w:pStyle w:val="HTMLPreformatted"/>
-        <w:rPr>
-          <w:rStyle w:val="HTMLCode"/>
-          <w:rFonts w:eastAsiaTheme="majorEastAsia"/>
-        </w:rPr>
-      </w:pPr>
-      <w:proofErr w:type="spellStart"/>
-      <w:r>
-        <w:rPr>
-          <w:rStyle w:val="HTMLCode"/>
-          <w:rFonts w:eastAsiaTheme="majorEastAsia"/>
-        </w:rPr>
-        <w:t>FastAPI</w:t>
-      </w:r>
-      <w:proofErr w:type="spellEnd"/>
     </w:p>
     <w:p>
       <w:pPr>
@@ -8200,7 +7529,6 @@
           <w:rFonts w:eastAsiaTheme="majorEastAsia"/>
         </w:rPr>
       </w:pPr>
-      <w:proofErr w:type="spellStart"/>
       <w:r>
         <w:rPr>
           <w:rStyle w:val="HTMLCode"/>
@@ -8208,7 +7536,6 @@
         </w:rPr>
         <w:t>Pydantic</w:t>
       </w:r>
-      <w:proofErr w:type="spellEnd"/>
     </w:p>
     <w:p>
       <w:pPr>
@@ -8276,8 +7603,6 @@
         </w:rPr>
         <w:t>@</w:t>
       </w:r>
-      <w:proofErr w:type="spellStart"/>
-      <w:proofErr w:type="gramStart"/>
       <w:r>
         <w:rPr>
           <w:rStyle w:val="11"/>
@@ -8296,7 +7621,6 @@
         </w:rPr>
         <w:t>get</w:t>
       </w:r>
-      <w:proofErr w:type="spellEnd"/>
       <w:r>
         <w:rPr>
           <w:rStyle w:val="HTMLCode"/>
@@ -8304,7 +7628,6 @@
         </w:rPr>
         <w:t>(</w:t>
       </w:r>
-      <w:proofErr w:type="gramEnd"/>
       <w:r>
         <w:rPr>
           <w:rStyle w:val="z"/>
@@ -8340,7 +7663,6 @@
         </w:rPr>
         <w:t xml:space="preserve"> </w:t>
       </w:r>
-      <w:proofErr w:type="gramStart"/>
       <w:r>
         <w:rPr>
           <w:rStyle w:val="11"/>
@@ -8352,157 +7674,146 @@
           <w:rStyle w:val="HTMLCode"/>
           <w:rFonts w:eastAsiaTheme="majorEastAsia"/>
         </w:rPr>
+        <w:t>():</w:t>
+      </w:r>
+    </w:p>
+    <w:p>
+      <w:pPr>
+        <w:pStyle w:val="HTMLPreformatted"/>
+      </w:pPr>
+      <w:r>
+        <w:rPr>
+          <w:rStyle w:val="HTMLCode"/>
+          <w:rFonts w:eastAsiaTheme="majorEastAsia"/>
+        </w:rPr>
+        <w:t xml:space="preserve">    </w:t>
+      </w:r>
+      <w:r>
+        <w:rPr>
+          <w:rStyle w:val="v"/>
+        </w:rPr>
+        <w:t>return</w:t>
+      </w:r>
+      <w:r>
+        <w:rPr>
+          <w:rStyle w:val="HTMLCode"/>
+          <w:rFonts w:eastAsiaTheme="majorEastAsia"/>
+        </w:rPr>
+        <w:t xml:space="preserve"> {</w:t>
+      </w:r>
+      <w:r>
+        <w:rPr>
+          <w:rStyle w:val="z"/>
+        </w:rPr>
+        <w:t>"message"</w:t>
+      </w:r>
+      <w:r>
+        <w:rPr>
+          <w:rStyle w:val="HTMLCode"/>
+          <w:rFonts w:eastAsiaTheme="majorEastAsia"/>
+        </w:rPr>
+        <w:t xml:space="preserve">: </w:t>
+      </w:r>
+      <w:r>
+        <w:rPr>
+          <w:rStyle w:val="z"/>
+        </w:rPr>
+        <w:t>"API running"</w:t>
+      </w:r>
+      <w:r>
+        <w:rPr>
+          <w:rStyle w:val="HTMLCode"/>
+          <w:rFonts w:eastAsiaTheme="majorEastAsia"/>
+        </w:rPr>
+        <w:t>}</w:t>
+      </w:r>
+    </w:p>
+    <w:p>
+      <w:pPr>
+        <w:pStyle w:val="NormalWeb"/>
+      </w:pPr>
+      <w:r>
+        <w:t>Then:</w:t>
+      </w:r>
+    </w:p>
+    <w:p>
+      <w:pPr>
+        <w:pStyle w:val="HTMLPreformatted"/>
+        <w:rPr>
+          <w:rStyle w:val="HTMLCode"/>
+          <w:rFonts w:eastAsiaTheme="majorEastAsia"/>
+        </w:rPr>
+      </w:pPr>
+      <w:r>
+        <w:rPr>
+          <w:rStyle w:val="u"/>
+        </w:rPr>
+        <w:t>@</w:t>
+      </w:r>
+      <w:r>
+        <w:rPr>
+          <w:rStyle w:val="11"/>
+        </w:rPr>
+        <w:t>app</w:t>
+      </w:r>
+      <w:r>
+        <w:rPr>
+          <w:rStyle w:val="v"/>
+        </w:rPr>
+        <w:t>.</w:t>
+      </w:r>
+      <w:r>
+        <w:rPr>
+          <w:rStyle w:val="11"/>
+        </w:rPr>
+        <w:t>get</w:t>
+      </w:r>
+      <w:r>
+        <w:rPr>
+          <w:rStyle w:val="HTMLCode"/>
+          <w:rFonts w:eastAsiaTheme="majorEastAsia"/>
+        </w:rPr>
         <w:t>(</w:t>
       </w:r>
-      <w:proofErr w:type="gramEnd"/>
-      <w:r>
-        <w:rPr>
-          <w:rStyle w:val="HTMLCode"/>
-          <w:rFonts w:eastAsiaTheme="majorEastAsia"/>
-        </w:rPr>
-        <w:t>):</w:t>
-      </w:r>
-    </w:p>
-    <w:p>
-      <w:pPr>
-        <w:pStyle w:val="HTMLPreformatted"/>
-      </w:pPr>
-      <w:r>
-        <w:rPr>
-          <w:rStyle w:val="HTMLCode"/>
-          <w:rFonts w:eastAsiaTheme="majorEastAsia"/>
-        </w:rPr>
-        <w:t xml:space="preserve">    </w:t>
-      </w:r>
+      <w:r>
+        <w:rPr>
+          <w:rStyle w:val="z"/>
+        </w:rPr>
+        <w:t>"/health"</w:t>
+      </w:r>
+      <w:r>
+        <w:rPr>
+          <w:rStyle w:val="HTMLCode"/>
+          <w:rFonts w:eastAsiaTheme="majorEastAsia"/>
+        </w:rPr>
+        <w:t>)</w:t>
+      </w:r>
+    </w:p>
+    <w:p>
+      <w:pPr>
+        <w:pStyle w:val="HTMLPreformatted"/>
+        <w:rPr>
+          <w:rStyle w:val="HTMLCode"/>
+          <w:rFonts w:eastAsiaTheme="majorEastAsia"/>
+        </w:rPr>
+      </w:pPr>
       <w:r>
         <w:rPr>
           <w:rStyle w:val="v"/>
         </w:rPr>
-        <w:t>return</w:t>
-      </w:r>
-      <w:r>
-        <w:rPr>
-          <w:rStyle w:val="HTMLCode"/>
-          <w:rFonts w:eastAsiaTheme="majorEastAsia"/>
-        </w:rPr>
-        <w:t xml:space="preserve"> {</w:t>
-      </w:r>
-      <w:r>
-        <w:rPr>
-          <w:rStyle w:val="z"/>
-        </w:rPr>
-        <w:t>"message"</w:t>
-      </w:r>
-      <w:r>
-        <w:rPr>
-          <w:rStyle w:val="HTMLCode"/>
-          <w:rFonts w:eastAsiaTheme="majorEastAsia"/>
-        </w:rPr>
-        <w:t xml:space="preserve">: </w:t>
-      </w:r>
-      <w:r>
-        <w:rPr>
-          <w:rStyle w:val="z"/>
-        </w:rPr>
-        <w:t>"API running"</w:t>
-      </w:r>
-      <w:r>
-        <w:rPr>
-          <w:rStyle w:val="HTMLCode"/>
-          <w:rFonts w:eastAsiaTheme="majorEastAsia"/>
-        </w:rPr>
-        <w:t>}</w:t>
-      </w:r>
-    </w:p>
-    <w:p>
-      <w:pPr>
-        <w:pStyle w:val="NormalWeb"/>
-      </w:pPr>
-      <w:r>
-        <w:t>Then:</w:t>
-      </w:r>
-    </w:p>
-    <w:p>
-      <w:pPr>
-        <w:pStyle w:val="HTMLPreformatted"/>
-        <w:rPr>
-          <w:rStyle w:val="HTMLCode"/>
-          <w:rFonts w:eastAsiaTheme="majorEastAsia"/>
-        </w:rPr>
-      </w:pPr>
-      <w:r>
-        <w:rPr>
-          <w:rStyle w:val="u"/>
-        </w:rPr>
-        <w:t>@</w:t>
-      </w:r>
-      <w:proofErr w:type="spellStart"/>
+        <w:t>def</w:t>
+      </w:r>
+      <w:r>
+        <w:rPr>
+          <w:rStyle w:val="HTMLCode"/>
+          <w:rFonts w:eastAsiaTheme="majorEastAsia"/>
+        </w:rPr>
+        <w:t xml:space="preserve"> </w:t>
+      </w:r>
       <w:r>
         <w:rPr>
           <w:rStyle w:val="11"/>
         </w:rPr>
-        <w:t>app</w:t>
-      </w:r>
-      <w:r>
-        <w:rPr>
-          <w:rStyle w:val="v"/>
-        </w:rPr>
-        <w:t>.</w:t>
-      </w:r>
-      <w:r>
-        <w:rPr>
-          <w:rStyle w:val="11"/>
-        </w:rPr>
-        <w:t>get</w:t>
-      </w:r>
-      <w:proofErr w:type="spellEnd"/>
-      <w:r>
-        <w:rPr>
-          <w:rStyle w:val="HTMLCode"/>
-          <w:rFonts w:eastAsiaTheme="majorEastAsia"/>
-        </w:rPr>
-        <w:t>(</w:t>
-      </w:r>
-      <w:r>
-        <w:rPr>
-          <w:rStyle w:val="z"/>
-        </w:rPr>
-        <w:t>"/health"</w:t>
-      </w:r>
-      <w:r>
-        <w:rPr>
-          <w:rStyle w:val="HTMLCode"/>
-          <w:rFonts w:eastAsiaTheme="majorEastAsia"/>
-        </w:rPr>
-        <w:t>)</w:t>
-      </w:r>
-    </w:p>
-    <w:p>
-      <w:pPr>
-        <w:pStyle w:val="HTMLPreformatted"/>
-        <w:rPr>
-          <w:rStyle w:val="HTMLCode"/>
-          <w:rFonts w:eastAsiaTheme="majorEastAsia"/>
-        </w:rPr>
-      </w:pPr>
-      <w:r>
-        <w:rPr>
-          <w:rStyle w:val="v"/>
-        </w:rPr>
-        <w:t>def</w:t>
-      </w:r>
-      <w:r>
-        <w:rPr>
-          <w:rStyle w:val="HTMLCode"/>
-          <w:rFonts w:eastAsiaTheme="majorEastAsia"/>
-        </w:rPr>
-        <w:t xml:space="preserve"> </w:t>
-      </w:r>
-      <w:proofErr w:type="gramStart"/>
-      <w:r>
-        <w:rPr>
-          <w:rStyle w:val="11"/>
-        </w:rPr>
         <w:t>health</w:t>
       </w:r>
       <w:r>
@@ -8510,15 +7821,7 @@
           <w:rStyle w:val="HTMLCode"/>
           <w:rFonts w:eastAsiaTheme="majorEastAsia"/>
         </w:rPr>
-        <w:t>(</w:t>
-      </w:r>
-      <w:proofErr w:type="gramEnd"/>
-      <w:r>
-        <w:rPr>
-          <w:rStyle w:val="HTMLCode"/>
-          <w:rFonts w:eastAsiaTheme="majorEastAsia"/>
-        </w:rPr>
-        <w:t>):</w:t>
+        <w:t>():</w:t>
       </w:r>
     </w:p>
     <w:p>
@@ -8604,303 +7907,252 @@
         <w:pStyle w:val="Heading1"/>
       </w:pPr>
       <w:r>
-        <w:t xml:space="preserve">Day 12 — Connect ML + </w:t>
-      </w:r>
-      <w:proofErr w:type="spellStart"/>
-      <w:r>
+        <w:t xml:space="preserve">Day 12 — Connect ML + FastAPI </w:t>
+      </w:r>
+      <w:r>
+        <w:rPr>
+          <w:rFonts w:ascii="Segoe UI Emoji" w:hAnsi="Segoe UI Emoji" w:cs="Segoe UI Emoji"/>
+        </w:rPr>
+        <w:t>⭐⭐⭐</w:t>
+      </w:r>
+    </w:p>
+    <w:p>
+      <w:pPr>
+        <w:pStyle w:val="NormalWeb"/>
+      </w:pPr>
+      <w:r>
+        <w:t>This is the key deployment day.</w:t>
+      </w:r>
+    </w:p>
+    <w:p>
+      <w:pPr>
+        <w:pStyle w:val="NormalWeb"/>
+      </w:pPr>
+      <w:r>
+        <w:t>Load:</w:t>
+      </w:r>
+    </w:p>
+    <w:p>
+      <w:pPr>
+        <w:pStyle w:val="HTMLPreformatted"/>
+        <w:rPr>
+          <w:rStyle w:val="HTMLCode"/>
+          <w:rFonts w:eastAsiaTheme="majorEastAsia"/>
+        </w:rPr>
+      </w:pPr>
+      <w:r>
+        <w:rPr>
+          <w:rStyle w:val="11"/>
+        </w:rPr>
+        <w:t>model</w:t>
+      </w:r>
+      <w:r>
+        <w:rPr>
+          <w:rStyle w:val="HTMLCode"/>
+          <w:rFonts w:eastAsiaTheme="majorEastAsia"/>
+        </w:rPr>
+        <w:t xml:space="preserve"> </w:t>
+      </w:r>
+      <w:r>
+        <w:rPr>
+          <w:rStyle w:val="v"/>
+        </w:rPr>
+        <w:t>=</w:t>
+      </w:r>
+      <w:r>
+        <w:rPr>
+          <w:rStyle w:val="HTMLCode"/>
+          <w:rFonts w:eastAsiaTheme="majorEastAsia"/>
+        </w:rPr>
+        <w:t xml:space="preserve"> </w:t>
+      </w:r>
+      <w:r>
+        <w:rPr>
+          <w:rStyle w:val="11"/>
+        </w:rPr>
+        <w:t>joblib</w:t>
+      </w:r>
+      <w:r>
+        <w:rPr>
+          <w:rStyle w:val="v"/>
+        </w:rPr>
+        <w:t>.</w:t>
+      </w:r>
+      <w:r>
+        <w:rPr>
+          <w:rStyle w:val="HTMLCode"/>
+          <w:rFonts w:eastAsiaTheme="majorEastAsia"/>
+        </w:rPr>
+        <w:t>load(</w:t>
+      </w:r>
+    </w:p>
+    <w:p>
+      <w:pPr>
+        <w:pStyle w:val="HTMLPreformatted"/>
+        <w:rPr>
+          <w:rStyle w:val="HTMLCode"/>
+          <w:rFonts w:eastAsiaTheme="majorEastAsia"/>
+        </w:rPr>
+      </w:pPr>
+      <w:r>
+        <w:rPr>
+          <w:rStyle w:val="HTMLCode"/>
+          <w:rFonts w:eastAsiaTheme="majorEastAsia"/>
+        </w:rPr>
+        <w:t xml:space="preserve">    </w:t>
+      </w:r>
+      <w:r>
+        <w:rPr>
+          <w:rStyle w:val="z"/>
+        </w:rPr>
+        <w:t>"model/phishing_model.joblib"</w:t>
+      </w:r>
+    </w:p>
+    <w:p>
+      <w:pPr>
+        <w:pStyle w:val="HTMLPreformatted"/>
+      </w:pPr>
+      <w:r>
+        <w:rPr>
+          <w:rStyle w:val="HTMLCode"/>
+          <w:rFonts w:eastAsiaTheme="majorEastAsia"/>
+        </w:rPr>
+        <w:t>)</w:t>
+      </w:r>
+    </w:p>
+    <w:p>
+      <w:pPr>
+        <w:pStyle w:val="NormalWeb"/>
+      </w:pPr>
+      <w:r>
+        <w:t>Create:</w:t>
+      </w:r>
+    </w:p>
+    <w:p>
+      <w:pPr>
+        <w:pStyle w:val="HTMLPreformatted"/>
+      </w:pPr>
+      <w:r>
+        <w:rPr>
+          <w:rStyle w:val="HTMLCode"/>
+          <w:rFonts w:eastAsiaTheme="majorEastAsia"/>
+        </w:rPr>
+        <w:t>POST /predict</w:t>
+      </w:r>
+    </w:p>
+    <w:p>
+      <w:pPr>
+        <w:pStyle w:val="NormalWeb"/>
+      </w:pPr>
+      <w:r>
+        <w:t>Input:</w:t>
+      </w:r>
+    </w:p>
+    <w:p>
+      <w:pPr>
+        <w:pStyle w:val="HTMLPreformatted"/>
+        <w:rPr>
+          <w:rStyle w:val="HTMLCode"/>
+          <w:rFonts w:eastAsiaTheme="majorEastAsia"/>
+        </w:rPr>
+      </w:pPr>
+      <w:r>
+        <w:rPr>
+          <w:rStyle w:val="HTMLCode"/>
+          <w:rFonts w:eastAsiaTheme="majorEastAsia"/>
+        </w:rPr>
+        <w:t>{</w:t>
+      </w:r>
+    </w:p>
+    <w:p>
+      <w:pPr>
+        <w:pStyle w:val="HTMLPreformatted"/>
+        <w:rPr>
+          <w:rStyle w:val="HTMLCode"/>
+          <w:rFonts w:eastAsiaTheme="majorEastAsia"/>
+        </w:rPr>
+      </w:pPr>
+      <w:r>
+        <w:rPr>
+          <w:rStyle w:val="HTMLCode"/>
+          <w:rFonts w:eastAsiaTheme="majorEastAsia"/>
+        </w:rPr>
+        <w:t xml:space="preserve">    "url": </w:t>
+      </w:r>
+      <w:r>
+        <w:rPr>
+          <w:rStyle w:val="z"/>
+        </w:rPr>
+        <w:t>"https://example.com"</w:t>
+      </w:r>
+    </w:p>
+    <w:p>
+      <w:pPr>
+        <w:pStyle w:val="HTMLPreformatted"/>
+      </w:pPr>
+      <w:r>
+        <w:rPr>
+          <w:rStyle w:val="HTMLCode"/>
+          <w:rFonts w:eastAsiaTheme="majorEastAsia"/>
+        </w:rPr>
+        <w:t>}</w:t>
+      </w:r>
+    </w:p>
+    <w:p>
+      <w:pPr>
+        <w:pStyle w:val="NormalWeb"/>
+      </w:pPr>
+      <w:r>
+        <w:t>Flow:</w:t>
+      </w:r>
+    </w:p>
+    <w:p>
+      <w:pPr>
+        <w:pStyle w:val="HTMLPreformatted"/>
+        <w:rPr>
+          <w:rStyle w:val="HTMLCode"/>
+          <w:rFonts w:eastAsiaTheme="majorEastAsia"/>
+        </w:rPr>
+      </w:pPr>
+      <w:r>
+        <w:rPr>
+          <w:rStyle w:val="HTMLCode"/>
+          <w:rFonts w:eastAsiaTheme="majorEastAsia"/>
+        </w:rPr>
+        <w:t>URL</w:t>
+      </w:r>
+    </w:p>
+    <w:p>
+      <w:pPr>
+        <w:pStyle w:val="HTMLPreformatted"/>
+        <w:rPr>
+          <w:rStyle w:val="HTMLCode"/>
+          <w:rFonts w:eastAsiaTheme="majorEastAsia"/>
+        </w:rPr>
+      </w:pPr>
+      <w:r>
+        <w:rPr>
+          <w:rStyle w:val="HTMLCode"/>
+          <w:rFonts w:eastAsiaTheme="majorEastAsia"/>
+        </w:rPr>
+        <w:t xml:space="preserve"> ↓</w:t>
+      </w:r>
+    </w:p>
+    <w:p>
+      <w:pPr>
+        <w:pStyle w:val="HTMLPreformatted"/>
+        <w:rPr>
+          <w:rStyle w:val="HTMLCode"/>
+          <w:rFonts w:eastAsiaTheme="majorEastAsia"/>
+        </w:rPr>
+      </w:pPr>
+      <w:r>
+        <w:rPr>
+          <w:rStyle w:val="HTMLCode"/>
+          <w:rFonts w:eastAsiaTheme="majorEastAsia"/>
+        </w:rPr>
         <w:t>FastAPI</w:t>
       </w:r>
-      <w:proofErr w:type="spellEnd"/>
-      <w:r>
-        <w:t xml:space="preserve"> </w:t>
-      </w:r>
-      <w:r>
-        <w:rPr>
-          <w:rFonts w:ascii="Segoe UI Emoji" w:hAnsi="Segoe UI Emoji" w:cs="Segoe UI Emoji"/>
-        </w:rPr>
-        <w:t>⭐⭐⭐</w:t>
-      </w:r>
-    </w:p>
-    <w:p>
-      <w:pPr>
-        <w:pStyle w:val="NormalWeb"/>
-      </w:pPr>
-      <w:r>
-        <w:t>This is the key deployment day.</w:t>
-      </w:r>
-    </w:p>
-    <w:p>
-      <w:pPr>
-        <w:pStyle w:val="NormalWeb"/>
-      </w:pPr>
-      <w:r>
-        <w:t>Load:</w:t>
-      </w:r>
-    </w:p>
-    <w:p>
-      <w:pPr>
-        <w:pStyle w:val="HTMLPreformatted"/>
-        <w:rPr>
-          <w:rStyle w:val="HTMLCode"/>
-          <w:rFonts w:eastAsiaTheme="majorEastAsia"/>
-        </w:rPr>
-      </w:pPr>
-      <w:r>
-        <w:rPr>
-          <w:rStyle w:val="11"/>
-        </w:rPr>
-        <w:t>model</w:t>
-      </w:r>
-      <w:r>
-        <w:rPr>
-          <w:rStyle w:val="HTMLCode"/>
-          <w:rFonts w:eastAsiaTheme="majorEastAsia"/>
-        </w:rPr>
-        <w:t xml:space="preserve"> </w:t>
-      </w:r>
-      <w:r>
-        <w:rPr>
-          <w:rStyle w:val="v"/>
-        </w:rPr>
-        <w:t>=</w:t>
-      </w:r>
-      <w:r>
-        <w:rPr>
-          <w:rStyle w:val="HTMLCode"/>
-          <w:rFonts w:eastAsiaTheme="majorEastAsia"/>
-        </w:rPr>
-        <w:t xml:space="preserve"> </w:t>
-      </w:r>
-      <w:proofErr w:type="spellStart"/>
-      <w:proofErr w:type="gramStart"/>
-      <w:r>
-        <w:rPr>
-          <w:rStyle w:val="11"/>
-        </w:rPr>
-        <w:t>joblib</w:t>
-      </w:r>
-      <w:r>
-        <w:rPr>
-          <w:rStyle w:val="v"/>
-        </w:rPr>
-        <w:t>.</w:t>
-      </w:r>
-      <w:r>
-        <w:rPr>
-          <w:rStyle w:val="HTMLCode"/>
-          <w:rFonts w:eastAsiaTheme="majorEastAsia"/>
-        </w:rPr>
-        <w:t>load</w:t>
-      </w:r>
-      <w:proofErr w:type="spellEnd"/>
-      <w:proofErr w:type="gramEnd"/>
-      <w:r>
-        <w:rPr>
-          <w:rStyle w:val="HTMLCode"/>
-          <w:rFonts w:eastAsiaTheme="majorEastAsia"/>
-        </w:rPr>
-        <w:t>(</w:t>
-      </w:r>
-    </w:p>
-    <w:p>
-      <w:pPr>
-        <w:pStyle w:val="HTMLPreformatted"/>
-        <w:rPr>
-          <w:rStyle w:val="HTMLCode"/>
-          <w:rFonts w:eastAsiaTheme="majorEastAsia"/>
-        </w:rPr>
-      </w:pPr>
-      <w:r>
-        <w:rPr>
-          <w:rStyle w:val="HTMLCode"/>
-          <w:rFonts w:eastAsiaTheme="majorEastAsia"/>
-        </w:rPr>
-        <w:t xml:space="preserve">    </w:t>
-      </w:r>
-      <w:r>
-        <w:rPr>
-          <w:rStyle w:val="z"/>
-        </w:rPr>
-        <w:t>"model/</w:t>
-      </w:r>
-      <w:proofErr w:type="spellStart"/>
-      <w:r>
-        <w:rPr>
-          <w:rStyle w:val="z"/>
-        </w:rPr>
-        <w:t>phishing_model.joblib</w:t>
-      </w:r>
-      <w:proofErr w:type="spellEnd"/>
-      <w:r>
-        <w:rPr>
-          <w:rStyle w:val="z"/>
-        </w:rPr>
-        <w:t>"</w:t>
-      </w:r>
-    </w:p>
-    <w:p>
-      <w:pPr>
-        <w:pStyle w:val="HTMLPreformatted"/>
-      </w:pPr>
-      <w:r>
-        <w:rPr>
-          <w:rStyle w:val="HTMLCode"/>
-          <w:rFonts w:eastAsiaTheme="majorEastAsia"/>
-        </w:rPr>
-        <w:t>)</w:t>
-      </w:r>
-    </w:p>
-    <w:p>
-      <w:pPr>
-        <w:pStyle w:val="NormalWeb"/>
-      </w:pPr>
-      <w:r>
-        <w:t>Create:</w:t>
-      </w:r>
-    </w:p>
-    <w:p>
-      <w:pPr>
-        <w:pStyle w:val="HTMLPreformatted"/>
-      </w:pPr>
-      <w:r>
-        <w:rPr>
-          <w:rStyle w:val="HTMLCode"/>
-          <w:rFonts w:eastAsiaTheme="majorEastAsia"/>
-        </w:rPr>
-        <w:t>POST /predict</w:t>
-      </w:r>
-    </w:p>
-    <w:p>
-      <w:pPr>
-        <w:pStyle w:val="NormalWeb"/>
-      </w:pPr>
-      <w:r>
-        <w:t>Input:</w:t>
-      </w:r>
-    </w:p>
-    <w:p>
-      <w:pPr>
-        <w:pStyle w:val="HTMLPreformatted"/>
-        <w:rPr>
-          <w:rStyle w:val="HTMLCode"/>
-          <w:rFonts w:eastAsiaTheme="majorEastAsia"/>
-        </w:rPr>
-      </w:pPr>
-      <w:r>
-        <w:rPr>
-          <w:rStyle w:val="HTMLCode"/>
-          <w:rFonts w:eastAsiaTheme="majorEastAsia"/>
-        </w:rPr>
-        <w:t>{</w:t>
-      </w:r>
-    </w:p>
-    <w:p>
-      <w:pPr>
-        <w:pStyle w:val="HTMLPreformatted"/>
-        <w:rPr>
-          <w:rStyle w:val="HTMLCode"/>
-          <w:rFonts w:eastAsiaTheme="majorEastAsia"/>
-        </w:rPr>
-      </w:pPr>
-      <w:r>
-        <w:rPr>
-          <w:rStyle w:val="HTMLCode"/>
-          <w:rFonts w:eastAsiaTheme="majorEastAsia"/>
-        </w:rPr>
-        <w:t xml:space="preserve">    "</w:t>
-      </w:r>
-      <w:proofErr w:type="spellStart"/>
-      <w:r>
-        <w:rPr>
-          <w:rStyle w:val="HTMLCode"/>
-          <w:rFonts w:eastAsiaTheme="majorEastAsia"/>
-        </w:rPr>
-        <w:t>url</w:t>
-      </w:r>
-      <w:proofErr w:type="spellEnd"/>
-      <w:r>
-        <w:rPr>
-          <w:rStyle w:val="HTMLCode"/>
-          <w:rFonts w:eastAsiaTheme="majorEastAsia"/>
-        </w:rPr>
-        <w:t xml:space="preserve">": </w:t>
-      </w:r>
-      <w:r>
-        <w:rPr>
-          <w:rStyle w:val="z"/>
-        </w:rPr>
-        <w:t>"https://example.com"</w:t>
-      </w:r>
-    </w:p>
-    <w:p>
-      <w:pPr>
-        <w:pStyle w:val="HTMLPreformatted"/>
-      </w:pPr>
-      <w:r>
-        <w:rPr>
-          <w:rStyle w:val="HTMLCode"/>
-          <w:rFonts w:eastAsiaTheme="majorEastAsia"/>
-        </w:rPr>
-        <w:t>}</w:t>
-      </w:r>
-    </w:p>
-    <w:p>
-      <w:pPr>
-        <w:pStyle w:val="NormalWeb"/>
-      </w:pPr>
-      <w:r>
-        <w:t>Flow:</w:t>
-      </w:r>
-    </w:p>
-    <w:p>
-      <w:pPr>
-        <w:pStyle w:val="HTMLPreformatted"/>
-        <w:rPr>
-          <w:rStyle w:val="HTMLCode"/>
-          <w:rFonts w:eastAsiaTheme="majorEastAsia"/>
-        </w:rPr>
-      </w:pPr>
-      <w:r>
-        <w:rPr>
-          <w:rStyle w:val="HTMLCode"/>
-          <w:rFonts w:eastAsiaTheme="majorEastAsia"/>
-        </w:rPr>
-        <w:t>URL</w:t>
-      </w:r>
-    </w:p>
-    <w:p>
-      <w:pPr>
-        <w:pStyle w:val="HTMLPreformatted"/>
-        <w:rPr>
-          <w:rStyle w:val="HTMLCode"/>
-          <w:rFonts w:eastAsiaTheme="majorEastAsia"/>
-        </w:rPr>
-      </w:pPr>
-      <w:r>
-        <w:rPr>
-          <w:rStyle w:val="HTMLCode"/>
-          <w:rFonts w:eastAsiaTheme="majorEastAsia"/>
-        </w:rPr>
-        <w:t xml:space="preserve"> ↓</w:t>
-      </w:r>
-    </w:p>
-    <w:p>
-      <w:pPr>
-        <w:pStyle w:val="HTMLPreformatted"/>
-        <w:rPr>
-          <w:rStyle w:val="HTMLCode"/>
-          <w:rFonts w:eastAsiaTheme="majorEastAsia"/>
-        </w:rPr>
-      </w:pPr>
-      <w:proofErr w:type="spellStart"/>
-      <w:r>
-        <w:rPr>
-          <w:rStyle w:val="HTMLCode"/>
-          <w:rFonts w:eastAsiaTheme="majorEastAsia"/>
-        </w:rPr>
-        <w:t>FastAPI</w:t>
-      </w:r>
-      <w:proofErr w:type="spellEnd"/>
     </w:p>
     <w:p>
       <w:pPr>
@@ -9339,23 +8591,7 @@
           <w:rStyle w:val="HTMLCode"/>
           <w:rFonts w:eastAsiaTheme="majorEastAsia"/>
         </w:rPr>
-        <w:t xml:space="preserve">│       </w:t>
-      </w:r>
-      <w:proofErr w:type="gramStart"/>
-      <w:r>
-        <w:rPr>
-          <w:rStyle w:val="HTMLCode"/>
-          <w:rFonts w:eastAsiaTheme="majorEastAsia"/>
-        </w:rPr>
-        <w:t xml:space="preserve">   [</w:t>
-      </w:r>
-      <w:proofErr w:type="gramEnd"/>
-      <w:r>
-        <w:rPr>
-          <w:rStyle w:val="HTMLCode"/>
-          <w:rFonts w:eastAsiaTheme="majorEastAsia"/>
-        </w:rPr>
-        <w:t xml:space="preserve"> ANALYZE ]              │</w:t>
+        <w:t>│          [ ANALYZE ]              │</w:t>
       </w:r>
     </w:p>
     <w:p>
@@ -9569,15 +8805,7 @@
         <w:pStyle w:val="NormalWeb"/>
       </w:pPr>
       <w:r>
-        <w:t xml:space="preserve">to </w:t>
-      </w:r>
-      <w:proofErr w:type="spellStart"/>
-      <w:r>
-        <w:t>FastAPI</w:t>
-      </w:r>
-      <w:proofErr w:type="spellEnd"/>
-      <w:r>
-        <w:t>.</w:t>
+        <w:t>to FastAPI.</w:t>
       </w:r>
     </w:p>
     <w:p>
@@ -9621,7 +8849,6 @@
       <w:pPr>
         <w:pStyle w:val="HTMLPreformatted"/>
       </w:pPr>
-      <w:proofErr w:type="spellStart"/>
       <w:r>
         <w:rPr>
           <w:rStyle w:val="HTMLCode"/>
@@ -9630,7 +8857,6 @@
         <w:lastRenderedPageBreak/>
         <w:t>Dockerfile</w:t>
       </w:r>
-      <w:proofErr w:type="spellEnd"/>
     </w:p>
     <w:p>
       <w:pPr>
@@ -9648,7 +8874,6 @@
           <w:rFonts w:eastAsiaTheme="majorEastAsia"/>
         </w:rPr>
       </w:pPr>
-      <w:proofErr w:type="spellStart"/>
       <w:r>
         <w:rPr>
           <w:rStyle w:val="HTMLCode"/>
@@ -9656,7 +8881,6 @@
         </w:rPr>
         <w:t>Dockerfile</w:t>
       </w:r>
-      <w:proofErr w:type="spellEnd"/>
     </w:p>
     <w:p>
       <w:pPr>
@@ -9742,21 +8966,12 @@
       <w:pPr>
         <w:pStyle w:val="HTMLPreformatted"/>
       </w:pPr>
-      <w:proofErr w:type="spellStart"/>
-      <w:r>
-        <w:rPr>
-          <w:rStyle w:val="HTMLCode"/>
-          <w:rFonts w:eastAsiaTheme="majorEastAsia"/>
-        </w:rPr>
-        <w:t>FastAPI</w:t>
-      </w:r>
-      <w:proofErr w:type="spellEnd"/>
-      <w:r>
-        <w:rPr>
-          <w:rStyle w:val="HTMLCode"/>
-          <w:rFonts w:eastAsiaTheme="majorEastAsia"/>
-        </w:rPr>
-        <w:t xml:space="preserve"> + ML Model</w:t>
+      <w:r>
+        <w:rPr>
+          <w:rStyle w:val="HTMLCode"/>
+          <w:rFonts w:eastAsiaTheme="majorEastAsia"/>
+        </w:rPr>
+        <w:t>FastAPI + ML Model</w:t>
       </w:r>
     </w:p>
     <w:p>
@@ -9788,23 +9003,7 @@
           <w:rStyle w:val="HTMLCode"/>
           <w:rFonts w:eastAsiaTheme="majorEastAsia"/>
         </w:rPr>
-        <w:t>phishing-</w:t>
-      </w:r>
-      <w:proofErr w:type="spellStart"/>
-      <w:r>
-        <w:rPr>
-          <w:rStyle w:val="HTMLCode"/>
-          <w:rFonts w:eastAsiaTheme="majorEastAsia"/>
-        </w:rPr>
-        <w:t>url</w:t>
-      </w:r>
-      <w:proofErr w:type="spellEnd"/>
-      <w:r>
-        <w:rPr>
-          <w:rStyle w:val="HTMLCode"/>
-          <w:rFonts w:eastAsiaTheme="majorEastAsia"/>
-        </w:rPr>
-        <w:t>-detector/</w:t>
+        <w:t>phishing-url-detector/</w:t>
       </w:r>
     </w:p>
     <w:p>
@@ -9868,23 +9067,7 @@
           <w:rStyle w:val="HTMLCode"/>
           <w:rFonts w:eastAsiaTheme="majorEastAsia"/>
         </w:rPr>
-        <w:t xml:space="preserve">├── </w:t>
-      </w:r>
-      <w:proofErr w:type="spellStart"/>
-      <w:r>
-        <w:rPr>
-          <w:rStyle w:val="HTMLCode"/>
-          <w:rFonts w:eastAsiaTheme="majorEastAsia"/>
-        </w:rPr>
-        <w:t>src</w:t>
-      </w:r>
-      <w:proofErr w:type="spellEnd"/>
-      <w:r>
-        <w:rPr>
-          <w:rStyle w:val="HTMLCode"/>
-          <w:rFonts w:eastAsiaTheme="majorEastAsia"/>
-        </w:rPr>
-        <w:t>/</w:t>
+        <w:t>├── src/</w:t>
       </w:r>
     </w:p>
     <w:p>
@@ -9980,26 +9163,8 @@
           <w:rStyle w:val="HTMLCode"/>
           <w:rFonts w:eastAsiaTheme="majorEastAsia"/>
         </w:rPr>
-        <w:t xml:space="preserve">│   └── </w:t>
-      </w:r>
-      <w:proofErr w:type="spellStart"/>
-      <w:r>
-        <w:rPr>
-          <w:rStyle w:val="HTMLCode"/>
-          <w:rFonts w:eastAsiaTheme="majorEastAsia"/>
-        </w:rPr>
-        <w:t>phishing_</w:t>
-      </w:r>
-      <w:proofErr w:type="gramStart"/>
-      <w:r>
-        <w:rPr>
-          <w:rStyle w:val="HTMLCode"/>
-          <w:rFonts w:eastAsiaTheme="majorEastAsia"/>
-        </w:rPr>
-        <w:t>model.joblib</w:t>
-      </w:r>
-      <w:proofErr w:type="spellEnd"/>
-      <w:proofErr w:type="gramEnd"/>
+        <w:t>│   └── phishing_model.joblib</w:t>
+      </w:r>
     </w:p>
     <w:p>
       <w:pPr>
@@ -10030,23 +9195,7 @@
           <w:rStyle w:val="HTMLCode"/>
           <w:rFonts w:eastAsiaTheme="majorEastAsia"/>
         </w:rPr>
-        <w:t xml:space="preserve">├── </w:t>
-      </w:r>
-      <w:proofErr w:type="spellStart"/>
-      <w:r>
-        <w:rPr>
-          <w:rStyle w:val="HTMLCode"/>
-          <w:rFonts w:eastAsiaTheme="majorEastAsia"/>
-        </w:rPr>
-        <w:t>api</w:t>
-      </w:r>
-      <w:proofErr w:type="spellEnd"/>
-      <w:r>
-        <w:rPr>
-          <w:rStyle w:val="HTMLCode"/>
-          <w:rFonts w:eastAsiaTheme="majorEastAsia"/>
-        </w:rPr>
-        <w:t>/</w:t>
+        <w:t>├── api/</w:t>
       </w:r>
     </w:p>
     <w:p>
@@ -10190,17 +9339,8 @@
           <w:rStyle w:val="HTMLCode"/>
           <w:rFonts w:eastAsiaTheme="majorEastAsia"/>
         </w:rPr>
-        <w:t xml:space="preserve">├── </w:t>
-      </w:r>
-      <w:proofErr w:type="spellStart"/>
-      <w:r>
-        <w:rPr>
-          <w:rStyle w:val="HTMLCode"/>
-          <w:rFonts w:eastAsiaTheme="majorEastAsia"/>
-        </w:rPr>
-        <w:t>Dockerfile</w:t>
-      </w:r>
-      <w:proofErr w:type="spellEnd"/>
+        <w:t>├── Dockerfile</w:t>
+      </w:r>
     </w:p>
     <w:p>
       <w:pPr>
@@ -10322,39 +9462,34 @@
           <w:rStyle w:val="HTMLCode"/>
         </w:rPr>
       </w:pPr>
-      <w:proofErr w:type="spellStart"/>
       <w:r>
         <w:rPr>
           <w:rStyle w:val="HTMLCode"/>
         </w:rPr>
         <w:t>URLLength</w:t>
       </w:r>
-      <w:proofErr w:type="spellEnd"/>
-    </w:p>
-    <w:p>
-      <w:pPr>
-        <w:pStyle w:val="HTMLPreformatted"/>
-        <w:rPr>
-          <w:rStyle w:val="HTMLCode"/>
-        </w:rPr>
-      </w:pPr>
-      <w:proofErr w:type="spellStart"/>
+    </w:p>
+    <w:p>
+      <w:pPr>
+        <w:pStyle w:val="HTMLPreformatted"/>
+        <w:rPr>
+          <w:rStyle w:val="HTMLCode"/>
+        </w:rPr>
+      </w:pPr>
       <w:r>
         <w:rPr>
           <w:rStyle w:val="HTMLCode"/>
         </w:rPr>
         <w:t>DomainLength</w:t>
       </w:r>
-      <w:proofErr w:type="spellEnd"/>
-    </w:p>
-    <w:p>
-      <w:pPr>
-        <w:pStyle w:val="HTMLPreformatted"/>
-        <w:rPr>
-          <w:rStyle w:val="HTMLCode"/>
-        </w:rPr>
-      </w:pPr>
-      <w:proofErr w:type="spellStart"/>
+    </w:p>
+    <w:p>
+      <w:pPr>
+        <w:pStyle w:val="HTMLPreformatted"/>
+        <w:rPr>
+          <w:rStyle w:val="HTMLCode"/>
+        </w:rPr>
+      </w:pPr>
       <w:r>
         <w:rPr>
           <w:rStyle w:val="HTMLCode"/>
@@ -10362,116 +9497,101 @@
         <w:lastRenderedPageBreak/>
         <w:t>IsDomainIP</w:t>
       </w:r>
-      <w:proofErr w:type="spellEnd"/>
-    </w:p>
-    <w:p>
-      <w:pPr>
-        <w:pStyle w:val="HTMLPreformatted"/>
-        <w:rPr>
-          <w:rStyle w:val="HTMLCode"/>
-        </w:rPr>
-      </w:pPr>
-      <w:proofErr w:type="spellStart"/>
+    </w:p>
+    <w:p>
+      <w:pPr>
+        <w:pStyle w:val="HTMLPreformatted"/>
+        <w:rPr>
+          <w:rStyle w:val="HTMLCode"/>
+        </w:rPr>
+      </w:pPr>
       <w:r>
         <w:rPr>
           <w:rStyle w:val="HTMLCode"/>
         </w:rPr>
         <w:t>NoOfSubDomain</w:t>
       </w:r>
-      <w:proofErr w:type="spellEnd"/>
-    </w:p>
-    <w:p>
-      <w:pPr>
-        <w:pStyle w:val="HTMLPreformatted"/>
-        <w:rPr>
-          <w:rStyle w:val="HTMLCode"/>
-        </w:rPr>
-      </w:pPr>
-      <w:proofErr w:type="spellStart"/>
+    </w:p>
+    <w:p>
+      <w:pPr>
+        <w:pStyle w:val="HTMLPreformatted"/>
+        <w:rPr>
+          <w:rStyle w:val="HTMLCode"/>
+        </w:rPr>
+      </w:pPr>
       <w:r>
         <w:rPr>
           <w:rStyle w:val="HTMLCode"/>
         </w:rPr>
         <w:t>NoOfLettersInURL</w:t>
       </w:r>
-      <w:proofErr w:type="spellEnd"/>
-    </w:p>
-    <w:p>
-      <w:pPr>
-        <w:pStyle w:val="HTMLPreformatted"/>
-        <w:rPr>
-          <w:rStyle w:val="HTMLCode"/>
-        </w:rPr>
-      </w:pPr>
-      <w:proofErr w:type="spellStart"/>
+    </w:p>
+    <w:p>
+      <w:pPr>
+        <w:pStyle w:val="HTMLPreformatted"/>
+        <w:rPr>
+          <w:rStyle w:val="HTMLCode"/>
+        </w:rPr>
+      </w:pPr>
       <w:r>
         <w:rPr>
           <w:rStyle w:val="HTMLCode"/>
         </w:rPr>
         <w:t>NoOfDegitsInURL</w:t>
       </w:r>
-      <w:proofErr w:type="spellEnd"/>
-    </w:p>
-    <w:p>
-      <w:pPr>
-        <w:pStyle w:val="HTMLPreformatted"/>
-        <w:rPr>
-          <w:rStyle w:val="HTMLCode"/>
-        </w:rPr>
-      </w:pPr>
-      <w:proofErr w:type="spellStart"/>
+    </w:p>
+    <w:p>
+      <w:pPr>
+        <w:pStyle w:val="HTMLPreformatted"/>
+        <w:rPr>
+          <w:rStyle w:val="HTMLCode"/>
+        </w:rPr>
+      </w:pPr>
       <w:r>
         <w:rPr>
           <w:rStyle w:val="HTMLCode"/>
         </w:rPr>
         <w:t>NoOfEqualsInURL</w:t>
       </w:r>
-      <w:proofErr w:type="spellEnd"/>
-    </w:p>
-    <w:p>
-      <w:pPr>
-        <w:pStyle w:val="HTMLPreformatted"/>
-        <w:rPr>
-          <w:rStyle w:val="HTMLCode"/>
-        </w:rPr>
-      </w:pPr>
-      <w:proofErr w:type="spellStart"/>
+    </w:p>
+    <w:p>
+      <w:pPr>
+        <w:pStyle w:val="HTMLPreformatted"/>
+        <w:rPr>
+          <w:rStyle w:val="HTMLCode"/>
+        </w:rPr>
+      </w:pPr>
       <w:r>
         <w:rPr>
           <w:rStyle w:val="HTMLCode"/>
         </w:rPr>
         <w:t>NoOfQMarkInURL</w:t>
       </w:r>
-      <w:proofErr w:type="spellEnd"/>
-    </w:p>
-    <w:p>
-      <w:pPr>
-        <w:pStyle w:val="HTMLPreformatted"/>
-        <w:rPr>
-          <w:rStyle w:val="HTMLCode"/>
-        </w:rPr>
-      </w:pPr>
-      <w:proofErr w:type="spellStart"/>
+    </w:p>
+    <w:p>
+      <w:pPr>
+        <w:pStyle w:val="HTMLPreformatted"/>
+        <w:rPr>
+          <w:rStyle w:val="HTMLCode"/>
+        </w:rPr>
+      </w:pPr>
       <w:r>
         <w:rPr>
           <w:rStyle w:val="HTMLCode"/>
         </w:rPr>
         <w:t>NoOfAmpersandInURL</w:t>
       </w:r>
-      <w:proofErr w:type="spellEnd"/>
-    </w:p>
-    <w:p>
-      <w:pPr>
-        <w:pStyle w:val="HTMLPreformatted"/>
-      </w:pPr>
-      <w:proofErr w:type="spellStart"/>
+    </w:p>
+    <w:p>
+      <w:pPr>
+        <w:pStyle w:val="HTMLPreformatted"/>
+      </w:pPr>
       <w:r>
         <w:rPr>
           <w:rStyle w:val="HTMLCode"/>
         </w:rPr>
         <w:t>NoOfOtherSpecialCharsInURL</w:t>
       </w:r>
-      <w:proofErr w:type="spellEnd"/>
     </w:p>
     <w:p>
       <w:pPr>
@@ -10524,43 +9644,37 @@
           <w:rStyle w:val="HTMLCode"/>
         </w:rPr>
       </w:pPr>
-      <w:proofErr w:type="spellStart"/>
       <w:r>
         <w:rPr>
           <w:rStyle w:val="HTMLCode"/>
         </w:rPr>
         <w:t>HasObfuscation</w:t>
       </w:r>
-      <w:proofErr w:type="spellEnd"/>
-    </w:p>
-    <w:p>
-      <w:pPr>
-        <w:pStyle w:val="HTMLPreformatted"/>
-        <w:rPr>
-          <w:rStyle w:val="HTMLCode"/>
-        </w:rPr>
-      </w:pPr>
-      <w:proofErr w:type="spellStart"/>
+    </w:p>
+    <w:p>
+      <w:pPr>
+        <w:pStyle w:val="HTMLPreformatted"/>
+        <w:rPr>
+          <w:rStyle w:val="HTMLCode"/>
+        </w:rPr>
+      </w:pPr>
       <w:r>
         <w:rPr>
           <w:rStyle w:val="HTMLCode"/>
         </w:rPr>
         <w:t>NoOfObfuscatedChar</w:t>
       </w:r>
-      <w:proofErr w:type="spellEnd"/>
-    </w:p>
-    <w:p>
-      <w:pPr>
-        <w:pStyle w:val="HTMLPreformatted"/>
-      </w:pPr>
-      <w:proofErr w:type="spellStart"/>
+    </w:p>
+    <w:p>
+      <w:pPr>
+        <w:pStyle w:val="HTMLPreformatted"/>
+      </w:pPr>
       <w:r>
         <w:rPr>
           <w:rStyle w:val="HTMLCode"/>
         </w:rPr>
         <w:t>ObfuscationRatio</w:t>
       </w:r>
-      <w:proofErr w:type="spellEnd"/>
     </w:p>
     <w:p>
       <w:pPr>
@@ -10585,59 +9699,51 @@
           <w:rStyle w:val="HTMLCode"/>
         </w:rPr>
       </w:pPr>
-      <w:proofErr w:type="spellStart"/>
       <w:r>
         <w:rPr>
           <w:rStyle w:val="HTMLCode"/>
         </w:rPr>
         <w:t>URLSimilarityIndex</w:t>
       </w:r>
-      <w:proofErr w:type="spellEnd"/>
-    </w:p>
-    <w:p>
-      <w:pPr>
-        <w:pStyle w:val="HTMLPreformatted"/>
-        <w:rPr>
-          <w:rStyle w:val="HTMLCode"/>
-        </w:rPr>
-      </w:pPr>
-      <w:proofErr w:type="spellStart"/>
+    </w:p>
+    <w:p>
+      <w:pPr>
+        <w:pStyle w:val="HTMLPreformatted"/>
+        <w:rPr>
+          <w:rStyle w:val="HTMLCode"/>
+        </w:rPr>
+      </w:pPr>
       <w:r>
         <w:rPr>
           <w:rStyle w:val="HTMLCode"/>
         </w:rPr>
         <w:t>CharContinuationRate</w:t>
       </w:r>
-      <w:proofErr w:type="spellEnd"/>
-    </w:p>
-    <w:p>
-      <w:pPr>
-        <w:pStyle w:val="HTMLPreformatted"/>
-        <w:rPr>
-          <w:rStyle w:val="HTMLCode"/>
-        </w:rPr>
-      </w:pPr>
-      <w:proofErr w:type="spellStart"/>
+    </w:p>
+    <w:p>
+      <w:pPr>
+        <w:pStyle w:val="HTMLPreformatted"/>
+        <w:rPr>
+          <w:rStyle w:val="HTMLCode"/>
+        </w:rPr>
+      </w:pPr>
       <w:r>
         <w:rPr>
           <w:rStyle w:val="HTMLCode"/>
         </w:rPr>
         <w:t>TLDLegitimateProb</w:t>
       </w:r>
-      <w:proofErr w:type="spellEnd"/>
-    </w:p>
-    <w:p>
-      <w:pPr>
-        <w:pStyle w:val="HTMLPreformatted"/>
-      </w:pPr>
-      <w:proofErr w:type="spellStart"/>
+    </w:p>
+    <w:p>
+      <w:pPr>
+        <w:pStyle w:val="HTMLPreformatted"/>
+      </w:pPr>
       <w:r>
         <w:rPr>
           <w:rStyle w:val="HTMLCode"/>
         </w:rPr>
         <w:t>URLCharProb</w:t>
       </w:r>
-      <w:proofErr w:type="spellEnd"/>
     </w:p>
     <w:p>
       <w:pPr>
@@ -10670,59 +9776,51 @@
           <w:rStyle w:val="HTMLCode"/>
         </w:rPr>
       </w:pPr>
-      <w:proofErr w:type="spellStart"/>
       <w:r>
         <w:rPr>
           <w:rStyle w:val="HTMLCode"/>
         </w:rPr>
         <w:t>NoOfJS</w:t>
       </w:r>
-      <w:proofErr w:type="spellEnd"/>
-    </w:p>
-    <w:p>
-      <w:pPr>
-        <w:pStyle w:val="HTMLPreformatted"/>
-        <w:rPr>
-          <w:rStyle w:val="HTMLCode"/>
-        </w:rPr>
-      </w:pPr>
-      <w:proofErr w:type="spellStart"/>
+    </w:p>
+    <w:p>
+      <w:pPr>
+        <w:pStyle w:val="HTMLPreformatted"/>
+        <w:rPr>
+          <w:rStyle w:val="HTMLCode"/>
+        </w:rPr>
+      </w:pPr>
       <w:r>
         <w:rPr>
           <w:rStyle w:val="HTMLCode"/>
         </w:rPr>
         <w:t>NoOfSelfRef</w:t>
       </w:r>
-      <w:proofErr w:type="spellEnd"/>
-    </w:p>
-    <w:p>
-      <w:pPr>
-        <w:pStyle w:val="HTMLPreformatted"/>
-        <w:rPr>
-          <w:rStyle w:val="HTMLCode"/>
-        </w:rPr>
-      </w:pPr>
-      <w:proofErr w:type="spellStart"/>
+    </w:p>
+    <w:p>
+      <w:pPr>
+        <w:pStyle w:val="HTMLPreformatted"/>
+        <w:rPr>
+          <w:rStyle w:val="HTMLCode"/>
+        </w:rPr>
+      </w:pPr>
       <w:r>
         <w:rPr>
           <w:rStyle w:val="HTMLCode"/>
         </w:rPr>
         <w:t>NoOfEmptyRef</w:t>
       </w:r>
-      <w:proofErr w:type="spellEnd"/>
-    </w:p>
-    <w:p>
-      <w:pPr>
-        <w:pStyle w:val="HTMLPreformatted"/>
-      </w:pPr>
-      <w:proofErr w:type="spellStart"/>
+    </w:p>
+    <w:p>
+      <w:pPr>
+        <w:pStyle w:val="HTMLPreformatted"/>
+      </w:pPr>
       <w:r>
         <w:rPr>
           <w:rStyle w:val="HTMLCode"/>
         </w:rPr>
         <w:t>NoOfExternalRef</w:t>
       </w:r>
-      <w:proofErr w:type="spellEnd"/>
     </w:p>
     <w:p>
       <w:pPr>
@@ -10741,15 +9839,7 @@
     </w:p>
     <w:p>
       <w:r>
-        <w:t xml:space="preserve">Dataset: </w:t>
-      </w:r>
-      <w:proofErr w:type="spellStart"/>
-      <w:r>
-        <w:t>PhiUSIIL</w:t>
-      </w:r>
-      <w:proofErr w:type="spellEnd"/>
-      <w:r>
-        <w:t xml:space="preserve"> Phishing URL Dataset</w:t>
+        <w:t>Dataset: PhiUSIIL Phishing URL Dataset</w:t>
       </w:r>
     </w:p>
     <w:p/>
@@ -10957,7 +10047,6 @@
                 <w:lang w:eastAsia="en-GB"/>
               </w:rPr>
             </w:pPr>
-            <w:proofErr w:type="spellStart"/>
             <w:r>
               <w:rPr>
                 <w:rFonts w:ascii="Courier New" w:eastAsia="Times New Roman" w:hAnsi="Courier New" w:cs="Courier New"/>
@@ -10967,7 +10056,6 @@
               </w:rPr>
               <w:t>URLSimilarityIndex</w:t>
             </w:r>
-            <w:proofErr w:type="spellEnd"/>
           </w:p>
         </w:tc>
         <w:tc>
@@ -11048,7 +10136,6 @@
                 <w:lang w:eastAsia="en-GB"/>
               </w:rPr>
             </w:pPr>
-            <w:proofErr w:type="spellStart"/>
             <w:r>
               <w:rPr>
                 <w:rFonts w:ascii="Courier New" w:eastAsia="Times New Roman" w:hAnsi="Courier New" w:cs="Courier New"/>
@@ -11058,7 +10145,6 @@
               </w:rPr>
               <w:t>HasSocialNet</w:t>
             </w:r>
-            <w:proofErr w:type="spellEnd"/>
           </w:p>
         </w:tc>
         <w:tc>
@@ -11139,7 +10225,6 @@
                 <w:lang w:eastAsia="en-GB"/>
               </w:rPr>
             </w:pPr>
-            <w:proofErr w:type="spellStart"/>
             <w:r>
               <w:rPr>
                 <w:rFonts w:ascii="Courier New" w:eastAsia="Times New Roman" w:hAnsi="Courier New" w:cs="Courier New"/>
@@ -11149,7 +10234,6 @@
               </w:rPr>
               <w:t>HasCopyrightInfo</w:t>
             </w:r>
-            <w:proofErr w:type="spellEnd"/>
           </w:p>
         </w:tc>
         <w:tc>
@@ -11230,7 +10314,6 @@
                 <w:lang w:eastAsia="en-GB"/>
               </w:rPr>
             </w:pPr>
-            <w:proofErr w:type="spellStart"/>
             <w:r>
               <w:rPr>
                 <w:rFonts w:ascii="Courier New" w:eastAsia="Times New Roman" w:hAnsi="Courier New" w:cs="Courier New"/>
@@ -11240,7 +10323,6 @@
               </w:rPr>
               <w:t>HasDescription</w:t>
             </w:r>
-            <w:proofErr w:type="spellEnd"/>
           </w:p>
         </w:tc>
         <w:tc>
@@ -11321,7 +10403,6 @@
                 <w:lang w:eastAsia="en-GB"/>
               </w:rPr>
             </w:pPr>
-            <w:proofErr w:type="spellStart"/>
             <w:r>
               <w:rPr>
                 <w:rFonts w:ascii="Courier New" w:eastAsia="Times New Roman" w:hAnsi="Courier New" w:cs="Courier New"/>
@@ -11331,7 +10412,6 @@
               </w:rPr>
               <w:t>IsHTTPS</w:t>
             </w:r>
-            <w:proofErr w:type="spellEnd"/>
           </w:p>
         </w:tc>
         <w:tc>
@@ -11412,7 +10492,6 @@
                 <w:lang w:eastAsia="en-GB"/>
               </w:rPr>
             </w:pPr>
-            <w:proofErr w:type="spellStart"/>
             <w:r>
               <w:rPr>
                 <w:rFonts w:ascii="Courier New" w:eastAsia="Times New Roman" w:hAnsi="Courier New" w:cs="Courier New"/>
@@ -11422,7 +10501,6 @@
               </w:rPr>
               <w:t>DomainTitleMatchScore</w:t>
             </w:r>
-            <w:proofErr w:type="spellEnd"/>
           </w:p>
         </w:tc>
         <w:tc>
@@ -11503,7 +10581,6 @@
                 <w:lang w:eastAsia="en-GB"/>
               </w:rPr>
             </w:pPr>
-            <w:proofErr w:type="spellStart"/>
             <w:r>
               <w:rPr>
                 <w:rFonts w:ascii="Courier New" w:eastAsia="Times New Roman" w:hAnsi="Courier New" w:cs="Courier New"/>
@@ -11513,7 +10590,6 @@
               </w:rPr>
               <w:t>HasSubmitButton</w:t>
             </w:r>
-            <w:proofErr w:type="spellEnd"/>
           </w:p>
         </w:tc>
         <w:tc>
@@ -11594,7 +10670,6 @@
                 <w:lang w:eastAsia="en-GB"/>
               </w:rPr>
             </w:pPr>
-            <w:proofErr w:type="spellStart"/>
             <w:r>
               <w:rPr>
                 <w:rFonts w:ascii="Courier New" w:eastAsia="Times New Roman" w:hAnsi="Courier New" w:cs="Courier New"/>
@@ -11604,7 +10679,6 @@
               </w:rPr>
               <w:t>IsResponsive</w:t>
             </w:r>
-            <w:proofErr w:type="spellEnd"/>
           </w:p>
         </w:tc>
         <w:tc>
@@ -11685,7 +10759,6 @@
                 <w:lang w:eastAsia="en-GB"/>
               </w:rPr>
             </w:pPr>
-            <w:proofErr w:type="spellStart"/>
             <w:r>
               <w:rPr>
                 <w:rFonts w:ascii="Courier New" w:eastAsia="Times New Roman" w:hAnsi="Courier New" w:cs="Courier New"/>
@@ -11695,7 +10768,6 @@
               </w:rPr>
               <w:t>URLTitleMatchScore</w:t>
             </w:r>
-            <w:proofErr w:type="spellEnd"/>
           </w:p>
         </w:tc>
         <w:tc>
@@ -11776,7 +10848,6 @@
                 <w:lang w:eastAsia="en-GB"/>
               </w:rPr>
             </w:pPr>
-            <w:proofErr w:type="spellStart"/>
             <w:r>
               <w:rPr>
                 <w:rFonts w:ascii="Courier New" w:eastAsia="Times New Roman" w:hAnsi="Courier New" w:cs="Courier New"/>
@@ -11786,7 +10857,6 @@
               </w:rPr>
               <w:t>SpacialCharRatioInURL</w:t>
             </w:r>
-            <w:proofErr w:type="spellEnd"/>
           </w:p>
         </w:tc>
         <w:tc>
@@ -11867,7 +10937,6 @@
                 <w:lang w:eastAsia="en-GB"/>
               </w:rPr>
             </w:pPr>
-            <w:proofErr w:type="spellStart"/>
             <w:r>
               <w:rPr>
                 <w:rFonts w:ascii="Courier New" w:eastAsia="Times New Roman" w:hAnsi="Courier New" w:cs="Courier New"/>
@@ -11877,7 +10946,6 @@
               </w:rPr>
               <w:t>URLLength</w:t>
             </w:r>
-            <w:proofErr w:type="spellEnd"/>
           </w:p>
         </w:tc>
         <w:tc>
@@ -11942,6 +11010,11 @@
     <w:p>
       <w:r>
         <w:t>"I investigated unusually high model performance, identified highly class-separating features, performed leakage/separability analysis, and compared models with and without potentially target-proxy features."</w:t>
+      </w:r>
+    </w:p>
+    <w:p>
+      <w:r>
+        <w:t>s</w:t>
       </w:r>
       <w:bookmarkStart w:id="0" w:name="_GoBack"/>
       <w:bookmarkEnd w:id="0"/>
